--- a/Documents/CS_723_Mang_Khong_Day_Nang_Cao.docx
+++ b/Documents/CS_723_Mang_Khong_Day_Nang_Cao.docx
@@ -57,7 +57,7 @@
                     <a:blip r:embed="rId8" cstate="print">
                       <a:extLst>
                         <a:ext uri="{28A0092B-C50C-407E-A947-70E740481C1C}">
-                          <a14:useLocalDpi xmlns:a14="http://schemas.microsoft.com/office/drawing/2010/main" xmlns:wps="http://schemas.microsoft.com/office/word/2010/wordprocessingShape" xmlns:wpi="http://schemas.microsoft.com/office/word/2010/wordprocessingInk" xmlns:wpg="http://schemas.microsoft.com/office/word/2010/wordprocessingGroup" xmlns:w16se="http://schemas.microsoft.com/office/word/2015/wordml/symex" xmlns:w15="http://schemas.microsoft.com/office/word/2012/wordml" xmlns:w14="http://schemas.microsoft.com/office/word/2010/wordml" xmlns:w="http://schemas.openxmlformats.org/wordprocessingml/2006/main" xmlns:w10="urn:schemas-microsoft-com:office:word" xmlns:wp14="http://schemas.microsoft.com/office/word/2010/wordprocessingDrawing" xmlns:v="urn:schemas-microsoft-com:vml" xmlns:o="urn:schemas-microsoft-com:office:office" xmlns:mc="http://schemas.openxmlformats.org/markup-compatibility/2006" xmlns:cx="http://schemas.microsoft.com/office/drawing/2014/chartex" xmlns:wpc="http://schemas.microsoft.com/office/word/2010/wordprocessingCanvas" xmlns="" val="0"/>
+                          <a14:useLocalDpi xmlns="" xmlns:wpc="http://schemas.microsoft.com/office/word/2010/wordprocessingCanvas" xmlns:cx="http://schemas.microsoft.com/office/drawing/2014/chartex" xmlns:mc="http://schemas.openxmlformats.org/markup-compatibility/2006" xmlns:o="urn:schemas-microsoft-com:office:office" xmlns:v="urn:schemas-microsoft-com:vml" xmlns:wp14="http://schemas.microsoft.com/office/word/2010/wordprocessingDrawing" xmlns:w10="urn:schemas-microsoft-com:office:word" xmlns:w="http://schemas.openxmlformats.org/wordprocessingml/2006/main" xmlns:w14="http://schemas.microsoft.com/office/word/2010/wordml" xmlns:w15="http://schemas.microsoft.com/office/word/2012/wordml" xmlns:w16se="http://schemas.microsoft.com/office/word/2015/wordml/symex" xmlns:wpg="http://schemas.microsoft.com/office/word/2010/wordprocessingGroup" xmlns:wpi="http://schemas.microsoft.com/office/word/2010/wordprocessingInk" xmlns:wps="http://schemas.microsoft.com/office/word/2010/wordprocessingShape" xmlns:a14="http://schemas.microsoft.com/office/drawing/2010/main" val="0"/>
                         </a:ext>
                       </a:extLst>
                     </a:blip>
@@ -267,7 +267,7 @@
                     <a:blip r:embed="rId9" cstate="print">
                       <a:extLst>
                         <a:ext uri="{28A0092B-C50C-407E-A947-70E740481C1C}">
-                          <a14:useLocalDpi xmlns:a14="http://schemas.microsoft.com/office/drawing/2010/main" xmlns:wps="http://schemas.microsoft.com/office/word/2010/wordprocessingShape" xmlns:wpi="http://schemas.microsoft.com/office/word/2010/wordprocessingInk" xmlns:wpg="http://schemas.microsoft.com/office/word/2010/wordprocessingGroup" xmlns:w16se="http://schemas.microsoft.com/office/word/2015/wordml/symex" xmlns:w15="http://schemas.microsoft.com/office/word/2012/wordml" xmlns:w14="http://schemas.microsoft.com/office/word/2010/wordml" xmlns:w="http://schemas.openxmlformats.org/wordprocessingml/2006/main" xmlns:w10="urn:schemas-microsoft-com:office:word" xmlns:wp14="http://schemas.microsoft.com/office/word/2010/wordprocessingDrawing" xmlns:v="urn:schemas-microsoft-com:vml" xmlns:o="urn:schemas-microsoft-com:office:office" xmlns:mc="http://schemas.openxmlformats.org/markup-compatibility/2006" xmlns:cx="http://schemas.microsoft.com/office/drawing/2014/chartex" xmlns:wpc="http://schemas.microsoft.com/office/word/2010/wordprocessingCanvas" xmlns="" val="0"/>
+                          <a14:useLocalDpi xmlns="" xmlns:wpc="http://schemas.microsoft.com/office/word/2010/wordprocessingCanvas" xmlns:cx="http://schemas.microsoft.com/office/drawing/2014/chartex" xmlns:mc="http://schemas.openxmlformats.org/markup-compatibility/2006" xmlns:o="urn:schemas-microsoft-com:office:office" xmlns:v="urn:schemas-microsoft-com:vml" xmlns:wp14="http://schemas.microsoft.com/office/word/2010/wordprocessingDrawing" xmlns:w10="urn:schemas-microsoft-com:office:word" xmlns:w="http://schemas.openxmlformats.org/wordprocessingml/2006/main" xmlns:w14="http://schemas.microsoft.com/office/word/2010/wordml" xmlns:w15="http://schemas.microsoft.com/office/word/2012/wordml" xmlns:w16se="http://schemas.microsoft.com/office/word/2015/wordml/symex" xmlns:wpg="http://schemas.microsoft.com/office/word/2010/wordprocessingGroup" xmlns:wpi="http://schemas.microsoft.com/office/word/2010/wordprocessingInk" xmlns:wps="http://schemas.microsoft.com/office/word/2010/wordprocessingShape" xmlns:a14="http://schemas.microsoft.com/office/drawing/2010/main" val="0"/>
                         </a:ext>
                       </a:extLst>
                     </a:blip>
@@ -1256,7 +1256,7 @@
                     <a:blip r:embed="rId9" cstate="print">
                       <a:extLst>
                         <a:ext uri="{28A0092B-C50C-407E-A947-70E740481C1C}">
-                          <a14:useLocalDpi xmlns:a14="http://schemas.microsoft.com/office/drawing/2010/main" xmlns:wps="http://schemas.microsoft.com/office/word/2010/wordprocessingShape" xmlns:wpi="http://schemas.microsoft.com/office/word/2010/wordprocessingInk" xmlns:wpg="http://schemas.microsoft.com/office/word/2010/wordprocessingGroup" xmlns:w16se="http://schemas.microsoft.com/office/word/2015/wordml/symex" xmlns:w15="http://schemas.microsoft.com/office/word/2012/wordml" xmlns:w14="http://schemas.microsoft.com/office/word/2010/wordml" xmlns:w="http://schemas.openxmlformats.org/wordprocessingml/2006/main" xmlns:w10="urn:schemas-microsoft-com:office:word" xmlns:wp14="http://schemas.microsoft.com/office/word/2010/wordprocessingDrawing" xmlns:v="urn:schemas-microsoft-com:vml" xmlns:o="urn:schemas-microsoft-com:office:office" xmlns:mc="http://schemas.openxmlformats.org/markup-compatibility/2006" xmlns:cx="http://schemas.microsoft.com/office/drawing/2014/chartex" xmlns:wpc="http://schemas.microsoft.com/office/word/2010/wordprocessingCanvas" xmlns="" val="0"/>
+                          <a14:useLocalDpi xmlns="" xmlns:wpc="http://schemas.microsoft.com/office/word/2010/wordprocessingCanvas" xmlns:cx="http://schemas.microsoft.com/office/drawing/2014/chartex" xmlns:mc="http://schemas.openxmlformats.org/markup-compatibility/2006" xmlns:o="urn:schemas-microsoft-com:office:office" xmlns:v="urn:schemas-microsoft-com:vml" xmlns:wp14="http://schemas.microsoft.com/office/word/2010/wordprocessingDrawing" xmlns:w10="urn:schemas-microsoft-com:office:word" xmlns:w="http://schemas.openxmlformats.org/wordprocessingml/2006/main" xmlns:w14="http://schemas.microsoft.com/office/word/2010/wordml" xmlns:w15="http://schemas.microsoft.com/office/word/2012/wordml" xmlns:w16se="http://schemas.microsoft.com/office/word/2015/wordml/symex" xmlns:wpg="http://schemas.microsoft.com/office/word/2010/wordprocessingGroup" xmlns:wpi="http://schemas.microsoft.com/office/word/2010/wordprocessingInk" xmlns:wps="http://schemas.microsoft.com/office/word/2010/wordprocessingShape" xmlns:a14="http://schemas.microsoft.com/office/drawing/2010/main" val="0"/>
                         </a:ext>
                       </a:extLst>
                     </a:blip>
@@ -2017,29 +2017,32 @@
     </w:p>
     <w:sdt>
       <w:sdtPr>
+        <w:rPr>
+          <w:rFonts w:ascii="Times New Roman" w:eastAsia="Times New Roman" w:hAnsi="Times New Roman" w:cs="Times New Roman"/>
+          <w:color w:val="auto"/>
+          <w:sz w:val="26"/>
+          <w:szCs w:val="26"/>
+          <w:lang w:val="vi-VN" w:eastAsia="vi-VN"/>
+        </w:rPr>
         <w:id w:val="57728143"/>
         <w:docPartObj>
           <w:docPartGallery w:val="Table of Contents"/>
           <w:docPartUnique/>
         </w:docPartObj>
       </w:sdtPr>
-      <w:sdtEndPr>
-        <w:rPr>
-          <w:rFonts w:ascii="Times New Roman" w:eastAsia="Times New Roman" w:hAnsi="Times New Roman" w:cs="Times New Roman"/>
-          <w:color w:val="auto"/>
-          <w:sz w:val="26"/>
-          <w:szCs w:val="26"/>
-          <w:lang w:val="vi-VN" w:eastAsia="vi-VN"/>
-        </w:rPr>
-      </w:sdtEndPr>
       <w:sdtContent>
         <w:p>
           <w:pPr>
             <w:pStyle w:val="TOCHeading"/>
             <w:jc w:val="center"/>
+            <w:rPr>
+              <w:rFonts w:ascii="Times New Roman" w:hAnsi="Times New Roman" w:cs="Times New Roman"/>
+            </w:rPr>
           </w:pPr>
           <w:r>
             <w:rPr>
+              <w:rFonts w:ascii="Times New Roman" w:hAnsi="Times New Roman" w:cs="Times New Roman"/>
+              <w:b/>
               <w:color w:val="auto"/>
             </w:rPr>
             <w:t>MỤC LỤC</w:t>
@@ -2052,7 +2055,7 @@
               <w:tab w:val="right" w:leader="dot" w:pos="8656"/>
             </w:tabs>
             <w:rPr>
-              <w:rFonts w:asciiTheme="minorHAnsi" w:eastAsiaTheme="minorEastAsia" w:hAnsiTheme="minorHAnsi" w:cstheme="minorBidi"/>
+              <w:rFonts w:eastAsiaTheme="minorEastAsia"/>
               <w:noProof/>
               <w:sz w:val="22"/>
               <w:szCs w:val="22"/>
@@ -2068,7 +2071,7 @@
           <w:r>
             <w:fldChar w:fldCharType="separate"/>
           </w:r>
-          <w:hyperlink w:anchor="_Toc229857065" w:history="1">
+          <w:hyperlink w:anchor="_Toc229918183" w:history="1">
             <w:r>
               <w:rPr>
                 <w:rStyle w:val="Hyperlink"/>
@@ -2096,7 +2099,7 @@
                 <w:noProof/>
                 <w:webHidden/>
               </w:rPr>
-              <w:instrText xml:space="preserve"> PAGEREF _Toc229857065 \h </w:instrText>
+              <w:instrText xml:space="preserve"> PAGEREF _Toc229918183 \h </w:instrText>
             </w:r>
             <w:r>
               <w:rPr>
@@ -2116,7 +2119,7 @@
                 <w:noProof/>
                 <w:webHidden/>
               </w:rPr>
-              <w:t>5</w:t>
+              <w:t>4</w:t>
             </w:r>
             <w:r>
               <w:rPr>
@@ -2134,14 +2137,14 @@
               <w:tab w:val="right" w:leader="dot" w:pos="8656"/>
             </w:tabs>
             <w:rPr>
-              <w:rFonts w:asciiTheme="minorHAnsi" w:eastAsiaTheme="minorEastAsia" w:hAnsiTheme="minorHAnsi" w:cstheme="minorBidi"/>
+              <w:rFonts w:eastAsiaTheme="minorEastAsia"/>
               <w:noProof/>
               <w:sz w:val="22"/>
               <w:szCs w:val="22"/>
               <w:lang w:val="en-US" w:eastAsia="en-US"/>
             </w:rPr>
           </w:pPr>
-          <w:hyperlink w:anchor="_Toc229857066" w:history="1">
+          <w:hyperlink w:anchor="_Toc229918184" w:history="1">
             <w:r>
               <w:rPr>
                 <w:rStyle w:val="Hyperlink"/>
@@ -2169,7 +2172,7 @@
                 <w:noProof/>
                 <w:webHidden/>
               </w:rPr>
-              <w:instrText xml:space="preserve"> PAGEREF _Toc229857066 \h </w:instrText>
+              <w:instrText xml:space="preserve"> PAGEREF _Toc229918184 \h </w:instrText>
             </w:r>
             <w:r>
               <w:rPr>
@@ -2189,7 +2192,7 @@
                 <w:noProof/>
                 <w:webHidden/>
               </w:rPr>
-              <w:t>7</w:t>
+              <w:t>6</w:t>
             </w:r>
             <w:r>
               <w:rPr>
@@ -2207,14 +2210,14 @@
               <w:tab w:val="right" w:leader="dot" w:pos="8656"/>
             </w:tabs>
             <w:rPr>
-              <w:rFonts w:asciiTheme="minorHAnsi" w:eastAsiaTheme="minorEastAsia" w:hAnsiTheme="minorHAnsi" w:cstheme="minorBidi"/>
+              <w:rFonts w:eastAsiaTheme="minorEastAsia"/>
               <w:noProof/>
               <w:sz w:val="22"/>
               <w:szCs w:val="22"/>
               <w:lang w:val="en-US" w:eastAsia="en-US"/>
             </w:rPr>
           </w:pPr>
-          <w:hyperlink w:anchor="_Toc229857067" w:history="1">
+          <w:hyperlink w:anchor="_Toc229918185" w:history="1">
             <w:r>
               <w:rPr>
                 <w:rStyle w:val="Hyperlink"/>
@@ -2241,7 +2244,7 @@
                 <w:noProof/>
                 <w:webHidden/>
               </w:rPr>
-              <w:instrText xml:space="preserve"> PAGEREF _Toc229857067 \h </w:instrText>
+              <w:instrText xml:space="preserve"> PAGEREF _Toc229918185 \h </w:instrText>
             </w:r>
             <w:r>
               <w:rPr>
@@ -2261,7 +2264,7 @@
                 <w:noProof/>
                 <w:webHidden/>
               </w:rPr>
-              <w:t>7</w:t>
+              <w:t>6</w:t>
             </w:r>
             <w:r>
               <w:rPr>
@@ -2279,14 +2282,14 @@
               <w:tab w:val="right" w:leader="dot" w:pos="8656"/>
             </w:tabs>
             <w:rPr>
-              <w:rFonts w:asciiTheme="minorHAnsi" w:eastAsiaTheme="minorEastAsia" w:hAnsiTheme="minorHAnsi" w:cstheme="minorBidi"/>
+              <w:rFonts w:eastAsiaTheme="minorEastAsia"/>
               <w:noProof/>
               <w:sz w:val="22"/>
               <w:szCs w:val="22"/>
               <w:lang w:val="en-US" w:eastAsia="en-US"/>
             </w:rPr>
           </w:pPr>
-          <w:hyperlink w:anchor="_Toc229857068" w:history="1">
+          <w:hyperlink w:anchor="_Toc229918186" w:history="1">
             <w:r>
               <w:rPr>
                 <w:rStyle w:val="Hyperlink"/>
@@ -2313,7 +2316,7 @@
                 <w:noProof/>
                 <w:webHidden/>
               </w:rPr>
-              <w:instrText xml:space="preserve"> PAGEREF _Toc229857068 \h </w:instrText>
+              <w:instrText xml:space="preserve"> PAGEREF _Toc229918186 \h </w:instrText>
             </w:r>
             <w:r>
               <w:rPr>
@@ -2333,7 +2336,7 @@
                 <w:noProof/>
                 <w:webHidden/>
               </w:rPr>
-              <w:t>7</w:t>
+              <w:t>6</w:t>
             </w:r>
             <w:r>
               <w:rPr>
@@ -2351,14 +2354,14 @@
               <w:tab w:val="right" w:leader="dot" w:pos="8656"/>
             </w:tabs>
             <w:rPr>
-              <w:rFonts w:asciiTheme="minorHAnsi" w:eastAsiaTheme="minorEastAsia" w:hAnsiTheme="minorHAnsi" w:cstheme="minorBidi"/>
+              <w:rFonts w:eastAsiaTheme="minorEastAsia"/>
               <w:noProof/>
               <w:sz w:val="22"/>
               <w:szCs w:val="22"/>
               <w:lang w:val="en-US" w:eastAsia="en-US"/>
             </w:rPr>
           </w:pPr>
-          <w:hyperlink w:anchor="_Toc229857069" w:history="1">
+          <w:hyperlink w:anchor="_Toc229918187" w:history="1">
             <w:r>
               <w:rPr>
                 <w:rStyle w:val="Hyperlink"/>
@@ -2385,7 +2388,7 @@
                 <w:noProof/>
                 <w:webHidden/>
               </w:rPr>
-              <w:instrText xml:space="preserve"> PAGEREF _Toc229857069 \h </w:instrText>
+              <w:instrText xml:space="preserve"> PAGEREF _Toc229918187 \h </w:instrText>
             </w:r>
             <w:r>
               <w:rPr>
@@ -2405,7 +2408,7 @@
                 <w:noProof/>
                 <w:webHidden/>
               </w:rPr>
-              <w:t>7</w:t>
+              <w:t>6</w:t>
             </w:r>
             <w:r>
               <w:rPr>
@@ -2423,14 +2426,14 @@
               <w:tab w:val="right" w:leader="dot" w:pos="8656"/>
             </w:tabs>
             <w:rPr>
-              <w:rFonts w:asciiTheme="minorHAnsi" w:eastAsiaTheme="minorEastAsia" w:hAnsiTheme="minorHAnsi" w:cstheme="minorBidi"/>
+              <w:rFonts w:eastAsiaTheme="minorEastAsia"/>
               <w:noProof/>
               <w:sz w:val="22"/>
               <w:szCs w:val="22"/>
               <w:lang w:val="en-US" w:eastAsia="en-US"/>
             </w:rPr>
           </w:pPr>
-          <w:hyperlink w:anchor="_Toc229857070" w:history="1">
+          <w:hyperlink w:anchor="_Toc229918188" w:history="1">
             <w:r>
               <w:rPr>
                 <w:rStyle w:val="Hyperlink"/>
@@ -2457,7 +2460,7 @@
                 <w:noProof/>
                 <w:webHidden/>
               </w:rPr>
-              <w:instrText xml:space="preserve"> PAGEREF _Toc229857070 \h </w:instrText>
+              <w:instrText xml:space="preserve"> PAGEREF _Toc229918188 \h </w:instrText>
             </w:r>
             <w:r>
               <w:rPr>
@@ -2477,7 +2480,7 @@
                 <w:noProof/>
                 <w:webHidden/>
               </w:rPr>
-              <w:t>8</w:t>
+              <w:t>7</w:t>
             </w:r>
             <w:r>
               <w:rPr>
@@ -2495,14 +2498,14 @@
               <w:tab w:val="right" w:leader="dot" w:pos="8656"/>
             </w:tabs>
             <w:rPr>
-              <w:rFonts w:asciiTheme="minorHAnsi" w:eastAsiaTheme="minorEastAsia" w:hAnsiTheme="minorHAnsi" w:cstheme="minorBidi"/>
+              <w:rFonts w:eastAsiaTheme="minorEastAsia"/>
               <w:noProof/>
               <w:sz w:val="22"/>
               <w:szCs w:val="22"/>
               <w:lang w:val="en-US" w:eastAsia="en-US"/>
             </w:rPr>
           </w:pPr>
-          <w:hyperlink w:anchor="_Toc229857071" w:history="1">
+          <w:hyperlink w:anchor="_Toc229918189" w:history="1">
             <w:r>
               <w:rPr>
                 <w:rStyle w:val="Hyperlink"/>
@@ -2529,7 +2532,7 @@
                 <w:noProof/>
                 <w:webHidden/>
               </w:rPr>
-              <w:instrText xml:space="preserve"> PAGEREF _Toc229857071 \h </w:instrText>
+              <w:instrText xml:space="preserve"> PAGEREF _Toc229918189 \h </w:instrText>
             </w:r>
             <w:r>
               <w:rPr>
@@ -2549,7 +2552,7 @@
                 <w:noProof/>
                 <w:webHidden/>
               </w:rPr>
-              <w:t>9</w:t>
+              <w:t>8</w:t>
             </w:r>
             <w:r>
               <w:rPr>
@@ -2567,14 +2570,14 @@
               <w:tab w:val="right" w:leader="dot" w:pos="8656"/>
             </w:tabs>
             <w:rPr>
-              <w:rFonts w:asciiTheme="minorHAnsi" w:eastAsiaTheme="minorEastAsia" w:hAnsiTheme="minorHAnsi" w:cstheme="minorBidi"/>
+              <w:rFonts w:eastAsiaTheme="minorEastAsia"/>
               <w:noProof/>
               <w:sz w:val="22"/>
               <w:szCs w:val="22"/>
               <w:lang w:val="en-US" w:eastAsia="en-US"/>
             </w:rPr>
           </w:pPr>
-          <w:hyperlink w:anchor="_Toc229857072" w:history="1">
+          <w:hyperlink w:anchor="_Toc229918190" w:history="1">
             <w:r>
               <w:rPr>
                 <w:rStyle w:val="Hyperlink"/>
@@ -2601,7 +2604,7 @@
                 <w:noProof/>
                 <w:webHidden/>
               </w:rPr>
-              <w:instrText xml:space="preserve"> PAGEREF _Toc229857072 \h </w:instrText>
+              <w:instrText xml:space="preserve"> PAGEREF _Toc229918190 \h </w:instrText>
             </w:r>
             <w:r>
               <w:rPr>
@@ -2621,7 +2624,7 @@
                 <w:noProof/>
                 <w:webHidden/>
               </w:rPr>
-              <w:t>9</w:t>
+              <w:t>8</w:t>
             </w:r>
             <w:r>
               <w:rPr>
@@ -2639,14 +2642,14 @@
               <w:tab w:val="right" w:leader="dot" w:pos="8656"/>
             </w:tabs>
             <w:rPr>
-              <w:rFonts w:asciiTheme="minorHAnsi" w:eastAsiaTheme="minorEastAsia" w:hAnsiTheme="minorHAnsi" w:cstheme="minorBidi"/>
+              <w:rFonts w:eastAsiaTheme="minorEastAsia"/>
               <w:noProof/>
               <w:sz w:val="22"/>
               <w:szCs w:val="22"/>
               <w:lang w:val="en-US" w:eastAsia="en-US"/>
             </w:rPr>
           </w:pPr>
-          <w:hyperlink w:anchor="_Toc229857073" w:history="1">
+          <w:hyperlink w:anchor="_Toc229918191" w:history="1">
             <w:r>
               <w:rPr>
                 <w:rStyle w:val="Hyperlink"/>
@@ -2673,7 +2676,7 @@
                 <w:noProof/>
                 <w:webHidden/>
               </w:rPr>
-              <w:instrText xml:space="preserve"> PAGEREF _Toc229857073 \h </w:instrText>
+              <w:instrText xml:space="preserve"> PAGEREF _Toc229918191 \h </w:instrText>
             </w:r>
             <w:r>
               <w:rPr>
@@ -2693,7 +2696,7 @@
                 <w:noProof/>
                 <w:webHidden/>
               </w:rPr>
-              <w:t>10</w:t>
+              <w:t>9</w:t>
             </w:r>
             <w:r>
               <w:rPr>
@@ -2711,14 +2714,14 @@
               <w:tab w:val="right" w:leader="dot" w:pos="8656"/>
             </w:tabs>
             <w:rPr>
-              <w:rFonts w:asciiTheme="minorHAnsi" w:eastAsiaTheme="minorEastAsia" w:hAnsiTheme="minorHAnsi" w:cstheme="minorBidi"/>
+              <w:rFonts w:eastAsiaTheme="minorEastAsia"/>
               <w:noProof/>
               <w:sz w:val="22"/>
               <w:szCs w:val="22"/>
               <w:lang w:val="en-US" w:eastAsia="en-US"/>
             </w:rPr>
           </w:pPr>
-          <w:hyperlink w:anchor="_Toc229857074" w:history="1">
+          <w:hyperlink w:anchor="_Toc229918192" w:history="1">
             <w:r>
               <w:rPr>
                 <w:rStyle w:val="Hyperlink"/>
@@ -2745,7 +2748,7 @@
                 <w:noProof/>
                 <w:webHidden/>
               </w:rPr>
-              <w:instrText xml:space="preserve"> PAGEREF _Toc229857074 \h </w:instrText>
+              <w:instrText xml:space="preserve"> PAGEREF _Toc229918192 \h </w:instrText>
             </w:r>
             <w:r>
               <w:rPr>
@@ -2765,7 +2768,7 @@
                 <w:noProof/>
                 <w:webHidden/>
               </w:rPr>
-              <w:t>10</w:t>
+              <w:t>9</w:t>
             </w:r>
             <w:r>
               <w:rPr>
@@ -2783,14 +2786,14 @@
               <w:tab w:val="right" w:leader="dot" w:pos="8656"/>
             </w:tabs>
             <w:rPr>
-              <w:rFonts w:asciiTheme="minorHAnsi" w:eastAsiaTheme="minorEastAsia" w:hAnsiTheme="minorHAnsi" w:cstheme="minorBidi"/>
+              <w:rFonts w:eastAsiaTheme="minorEastAsia"/>
               <w:noProof/>
               <w:sz w:val="22"/>
               <w:szCs w:val="22"/>
               <w:lang w:val="en-US" w:eastAsia="en-US"/>
             </w:rPr>
           </w:pPr>
-          <w:hyperlink w:anchor="_Toc229857075" w:history="1">
+          <w:hyperlink w:anchor="_Toc229918193" w:history="1">
             <w:r>
               <w:rPr>
                 <w:rStyle w:val="Hyperlink"/>
@@ -2818,7 +2821,7 @@
                 <w:noProof/>
                 <w:webHidden/>
               </w:rPr>
-              <w:instrText xml:space="preserve"> PAGEREF _Toc229857075 \h </w:instrText>
+              <w:instrText xml:space="preserve"> PAGEREF _Toc229918193 \h </w:instrText>
             </w:r>
             <w:r>
               <w:rPr>
@@ -2838,7 +2841,7 @@
                 <w:noProof/>
                 <w:webHidden/>
               </w:rPr>
-              <w:t>11</w:t>
+              <w:t>10</w:t>
             </w:r>
             <w:r>
               <w:rPr>
@@ -2856,14 +2859,14 @@
               <w:tab w:val="right" w:leader="dot" w:pos="8656"/>
             </w:tabs>
             <w:rPr>
-              <w:rFonts w:asciiTheme="minorHAnsi" w:eastAsiaTheme="minorEastAsia" w:hAnsiTheme="minorHAnsi" w:cstheme="minorBidi"/>
+              <w:rFonts w:eastAsiaTheme="minorEastAsia"/>
               <w:noProof/>
               <w:sz w:val="22"/>
               <w:szCs w:val="22"/>
               <w:lang w:val="en-US" w:eastAsia="en-US"/>
             </w:rPr>
           </w:pPr>
-          <w:hyperlink w:anchor="_Toc229857076" w:history="1">
+          <w:hyperlink w:anchor="_Toc229918194" w:history="1">
             <w:r>
               <w:rPr>
                 <w:rStyle w:val="Hyperlink"/>
@@ -2891,7 +2894,7 @@
                 <w:noProof/>
                 <w:webHidden/>
               </w:rPr>
-              <w:instrText xml:space="preserve"> PAGEREF _Toc229857076 \h </w:instrText>
+              <w:instrText xml:space="preserve"> PAGEREF _Toc229918194 \h </w:instrText>
             </w:r>
             <w:r>
               <w:rPr>
@@ -2911,7 +2914,7 @@
                 <w:noProof/>
                 <w:webHidden/>
               </w:rPr>
-              <w:t>11</w:t>
+              <w:t>10</w:t>
             </w:r>
             <w:r>
               <w:rPr>
@@ -2929,14 +2932,14 @@
               <w:tab w:val="right" w:leader="dot" w:pos="8656"/>
             </w:tabs>
             <w:rPr>
-              <w:rFonts w:asciiTheme="minorHAnsi" w:eastAsiaTheme="minorEastAsia" w:hAnsiTheme="minorHAnsi" w:cstheme="minorBidi"/>
+              <w:rFonts w:eastAsiaTheme="minorEastAsia"/>
               <w:noProof/>
               <w:sz w:val="22"/>
               <w:szCs w:val="22"/>
               <w:lang w:val="en-US" w:eastAsia="en-US"/>
             </w:rPr>
           </w:pPr>
-          <w:hyperlink w:anchor="_Toc229857077" w:history="1">
+          <w:hyperlink w:anchor="_Toc229918195" w:history="1">
             <w:r>
               <w:rPr>
                 <w:rStyle w:val="Hyperlink"/>
@@ -2964,7 +2967,7 @@
                 <w:noProof/>
                 <w:webHidden/>
               </w:rPr>
-              <w:instrText xml:space="preserve"> PAGEREF _Toc229857077 \h </w:instrText>
+              <w:instrText xml:space="preserve"> PAGEREF _Toc229918195 \h </w:instrText>
             </w:r>
             <w:r>
               <w:rPr>
@@ -2984,7 +2987,7 @@
                 <w:noProof/>
                 <w:webHidden/>
               </w:rPr>
-              <w:t>11</w:t>
+              <w:t>10</w:t>
             </w:r>
             <w:r>
               <w:rPr>
@@ -3002,14 +3005,14 @@
               <w:tab w:val="right" w:leader="dot" w:pos="8656"/>
             </w:tabs>
             <w:rPr>
-              <w:rFonts w:asciiTheme="minorHAnsi" w:eastAsiaTheme="minorEastAsia" w:hAnsiTheme="minorHAnsi" w:cstheme="minorBidi"/>
+              <w:rFonts w:eastAsiaTheme="minorEastAsia"/>
               <w:noProof/>
               <w:sz w:val="22"/>
               <w:szCs w:val="22"/>
               <w:lang w:val="en-US" w:eastAsia="en-US"/>
             </w:rPr>
           </w:pPr>
-          <w:hyperlink w:anchor="_Toc229857078" w:history="1">
+          <w:hyperlink w:anchor="_Toc229918196" w:history="1">
             <w:r>
               <w:rPr>
                 <w:rStyle w:val="Hyperlink"/>
@@ -3037,7 +3040,7 @@
                 <w:noProof/>
                 <w:webHidden/>
               </w:rPr>
-              <w:instrText xml:space="preserve"> PAGEREF _Toc229857078 \h </w:instrText>
+              <w:instrText xml:space="preserve"> PAGEREF _Toc229918196 \h </w:instrText>
             </w:r>
             <w:r>
               <w:rPr>
@@ -3057,7 +3060,7 @@
                 <w:noProof/>
                 <w:webHidden/>
               </w:rPr>
-              <w:t>11</w:t>
+              <w:t>10</w:t>
             </w:r>
             <w:r>
               <w:rPr>
@@ -3075,14 +3078,14 @@
               <w:tab w:val="right" w:leader="dot" w:pos="8656"/>
             </w:tabs>
             <w:rPr>
-              <w:rFonts w:asciiTheme="minorHAnsi" w:eastAsiaTheme="minorEastAsia" w:hAnsiTheme="minorHAnsi" w:cstheme="minorBidi"/>
+              <w:rFonts w:eastAsiaTheme="minorEastAsia"/>
               <w:noProof/>
               <w:sz w:val="22"/>
               <w:szCs w:val="22"/>
               <w:lang w:val="en-US" w:eastAsia="en-US"/>
             </w:rPr>
           </w:pPr>
-          <w:hyperlink w:anchor="_Toc229857079" w:history="1">
+          <w:hyperlink w:anchor="_Toc229918197" w:history="1">
             <w:r>
               <w:rPr>
                 <w:rStyle w:val="Hyperlink"/>
@@ -3110,7 +3113,7 @@
                 <w:noProof/>
                 <w:webHidden/>
               </w:rPr>
-              <w:instrText xml:space="preserve"> PAGEREF _Toc229857079 \h </w:instrText>
+              <w:instrText xml:space="preserve"> PAGEREF _Toc229918197 \h </w:instrText>
             </w:r>
             <w:r>
               <w:rPr>
@@ -3130,7 +3133,7 @@
                 <w:noProof/>
                 <w:webHidden/>
               </w:rPr>
-              <w:t>11</w:t>
+              <w:t>10</w:t>
             </w:r>
             <w:r>
               <w:rPr>
@@ -3148,14 +3151,14 @@
               <w:tab w:val="right" w:leader="dot" w:pos="8656"/>
             </w:tabs>
             <w:rPr>
-              <w:rFonts w:asciiTheme="minorHAnsi" w:eastAsiaTheme="minorEastAsia" w:hAnsiTheme="minorHAnsi" w:cstheme="minorBidi"/>
+              <w:rFonts w:eastAsiaTheme="minorEastAsia"/>
               <w:noProof/>
               <w:sz w:val="22"/>
               <w:szCs w:val="22"/>
               <w:lang w:val="en-US" w:eastAsia="en-US"/>
             </w:rPr>
           </w:pPr>
-          <w:hyperlink w:anchor="_Toc229857080" w:history="1">
+          <w:hyperlink w:anchor="_Toc229918198" w:history="1">
             <w:r>
               <w:rPr>
                 <w:rStyle w:val="Hyperlink"/>
@@ -3183,7 +3186,7 @@
                 <w:noProof/>
                 <w:webHidden/>
               </w:rPr>
-              <w:instrText xml:space="preserve"> PAGEREF _Toc229857080 \h </w:instrText>
+              <w:instrText xml:space="preserve"> PAGEREF _Toc229918198 \h </w:instrText>
             </w:r>
             <w:r>
               <w:rPr>
@@ -3203,7 +3206,7 @@
                 <w:noProof/>
                 <w:webHidden/>
               </w:rPr>
-              <w:t>12</w:t>
+              <w:t>11</w:t>
             </w:r>
             <w:r>
               <w:rPr>
@@ -3221,14 +3224,14 @@
               <w:tab w:val="right" w:leader="dot" w:pos="8656"/>
             </w:tabs>
             <w:rPr>
-              <w:rFonts w:asciiTheme="minorHAnsi" w:eastAsiaTheme="minorEastAsia" w:hAnsiTheme="minorHAnsi" w:cstheme="minorBidi"/>
+              <w:rFonts w:eastAsiaTheme="minorEastAsia"/>
               <w:noProof/>
               <w:sz w:val="22"/>
               <w:szCs w:val="22"/>
               <w:lang w:val="en-US" w:eastAsia="en-US"/>
             </w:rPr>
           </w:pPr>
-          <w:hyperlink w:anchor="_Toc229857081" w:history="1">
+          <w:hyperlink w:anchor="_Toc229918199" w:history="1">
             <w:r>
               <w:rPr>
                 <w:rStyle w:val="Hyperlink"/>
@@ -3256,7 +3259,7 @@
                 <w:noProof/>
                 <w:webHidden/>
               </w:rPr>
-              <w:instrText xml:space="preserve"> PAGEREF _Toc229857081 \h </w:instrText>
+              <w:instrText xml:space="preserve"> PAGEREF _Toc229918199 \h </w:instrText>
             </w:r>
             <w:r>
               <w:rPr>
@@ -3276,7 +3279,7 @@
                 <w:noProof/>
                 <w:webHidden/>
               </w:rPr>
-              <w:t>12</w:t>
+              <w:t>11</w:t>
             </w:r>
             <w:r>
               <w:rPr>
@@ -3294,14 +3297,14 @@
               <w:tab w:val="right" w:leader="dot" w:pos="8656"/>
             </w:tabs>
             <w:rPr>
-              <w:rFonts w:asciiTheme="minorHAnsi" w:eastAsiaTheme="minorEastAsia" w:hAnsiTheme="minorHAnsi" w:cstheme="minorBidi"/>
+              <w:rFonts w:eastAsiaTheme="minorEastAsia"/>
               <w:noProof/>
               <w:sz w:val="22"/>
               <w:szCs w:val="22"/>
               <w:lang w:val="en-US" w:eastAsia="en-US"/>
             </w:rPr>
           </w:pPr>
-          <w:hyperlink w:anchor="_Toc229857082" w:history="1">
+          <w:hyperlink w:anchor="_Toc229918200" w:history="1">
             <w:r>
               <w:rPr>
                 <w:rStyle w:val="Hyperlink"/>
@@ -3329,7 +3332,7 @@
                 <w:noProof/>
                 <w:webHidden/>
               </w:rPr>
-              <w:instrText xml:space="preserve"> PAGEREF _Toc229857082 \h </w:instrText>
+              <w:instrText xml:space="preserve"> PAGEREF _Toc229918200 \h </w:instrText>
             </w:r>
             <w:r>
               <w:rPr>
@@ -3349,7 +3352,7 @@
                 <w:noProof/>
                 <w:webHidden/>
               </w:rPr>
-              <w:t>12</w:t>
+              <w:t>11</w:t>
             </w:r>
             <w:r>
               <w:rPr>
@@ -3367,14 +3370,14 @@
               <w:tab w:val="right" w:leader="dot" w:pos="8656"/>
             </w:tabs>
             <w:rPr>
-              <w:rFonts w:asciiTheme="minorHAnsi" w:eastAsiaTheme="minorEastAsia" w:hAnsiTheme="minorHAnsi" w:cstheme="minorBidi"/>
+              <w:rFonts w:eastAsiaTheme="minorEastAsia"/>
               <w:noProof/>
               <w:sz w:val="22"/>
               <w:szCs w:val="22"/>
               <w:lang w:val="en-US" w:eastAsia="en-US"/>
             </w:rPr>
           </w:pPr>
-          <w:hyperlink w:anchor="_Toc229857083" w:history="1">
+          <w:hyperlink w:anchor="_Toc229918201" w:history="1">
             <w:r>
               <w:rPr>
                 <w:rStyle w:val="Hyperlink"/>
@@ -3402,7 +3405,7 @@
                 <w:noProof/>
                 <w:webHidden/>
               </w:rPr>
-              <w:instrText xml:space="preserve"> PAGEREF _Toc229857083 \h </w:instrText>
+              <w:instrText xml:space="preserve"> PAGEREF _Toc229918201 \h </w:instrText>
             </w:r>
             <w:r>
               <w:rPr>
@@ -3422,7 +3425,7 @@
                 <w:noProof/>
                 <w:webHidden/>
               </w:rPr>
-              <w:t>13</w:t>
+              <w:t>12</w:t>
             </w:r>
             <w:r>
               <w:rPr>
@@ -3440,14 +3443,14 @@
               <w:tab w:val="right" w:leader="dot" w:pos="8656"/>
             </w:tabs>
             <w:rPr>
-              <w:rFonts w:asciiTheme="minorHAnsi" w:eastAsiaTheme="minorEastAsia" w:hAnsiTheme="minorHAnsi" w:cstheme="minorBidi"/>
+              <w:rFonts w:eastAsiaTheme="minorEastAsia"/>
               <w:noProof/>
               <w:sz w:val="22"/>
               <w:szCs w:val="22"/>
               <w:lang w:val="en-US" w:eastAsia="en-US"/>
             </w:rPr>
           </w:pPr>
-          <w:hyperlink w:anchor="_Toc229857084" w:history="1">
+          <w:hyperlink w:anchor="_Toc229918202" w:history="1">
             <w:r>
               <w:rPr>
                 <w:rStyle w:val="Hyperlink"/>
@@ -3475,7 +3478,7 @@
                 <w:noProof/>
                 <w:webHidden/>
               </w:rPr>
-              <w:instrText xml:space="preserve"> PAGEREF _Toc229857084 \h </w:instrText>
+              <w:instrText xml:space="preserve"> PAGEREF _Toc229918202 \h </w:instrText>
             </w:r>
             <w:r>
               <w:rPr>
@@ -3495,7 +3498,7 @@
                 <w:noProof/>
                 <w:webHidden/>
               </w:rPr>
-              <w:t>13</w:t>
+              <w:t>12</w:t>
             </w:r>
             <w:r>
               <w:rPr>
@@ -3513,14 +3516,14 @@
               <w:tab w:val="right" w:leader="dot" w:pos="8656"/>
             </w:tabs>
             <w:rPr>
-              <w:rFonts w:asciiTheme="minorHAnsi" w:eastAsiaTheme="minorEastAsia" w:hAnsiTheme="minorHAnsi" w:cstheme="minorBidi"/>
+              <w:rFonts w:eastAsiaTheme="minorEastAsia"/>
               <w:noProof/>
               <w:sz w:val="22"/>
               <w:szCs w:val="22"/>
               <w:lang w:val="en-US" w:eastAsia="en-US"/>
             </w:rPr>
           </w:pPr>
-          <w:hyperlink w:anchor="_Toc229857085" w:history="1">
+          <w:hyperlink w:anchor="_Toc229918203" w:history="1">
             <w:r>
               <w:rPr>
                 <w:rStyle w:val="Hyperlink"/>
@@ -3548,7 +3551,7 @@
                 <w:noProof/>
                 <w:webHidden/>
               </w:rPr>
-              <w:instrText xml:space="preserve"> PAGEREF _Toc229857085 \h </w:instrText>
+              <w:instrText xml:space="preserve"> PAGEREF _Toc229918203 \h </w:instrText>
             </w:r>
             <w:r>
               <w:rPr>
@@ -3568,7 +3571,7 @@
                 <w:noProof/>
                 <w:webHidden/>
               </w:rPr>
-              <w:t>13</w:t>
+              <w:t>12</w:t>
             </w:r>
             <w:r>
               <w:rPr>
@@ -3586,14 +3589,14 @@
               <w:tab w:val="right" w:leader="dot" w:pos="8656"/>
             </w:tabs>
             <w:rPr>
-              <w:rFonts w:asciiTheme="minorHAnsi" w:eastAsiaTheme="minorEastAsia" w:hAnsiTheme="minorHAnsi" w:cstheme="minorBidi"/>
+              <w:rFonts w:eastAsiaTheme="minorEastAsia"/>
               <w:noProof/>
               <w:sz w:val="22"/>
               <w:szCs w:val="22"/>
               <w:lang w:val="en-US" w:eastAsia="en-US"/>
             </w:rPr>
           </w:pPr>
-          <w:hyperlink w:anchor="_Toc229857086" w:history="1">
+          <w:hyperlink w:anchor="_Toc229918204" w:history="1">
             <w:r>
               <w:rPr>
                 <w:rStyle w:val="Hyperlink"/>
@@ -3621,7 +3624,7 @@
                 <w:noProof/>
                 <w:webHidden/>
               </w:rPr>
-              <w:instrText xml:space="preserve"> PAGEREF _Toc229857086 \h </w:instrText>
+              <w:instrText xml:space="preserve"> PAGEREF _Toc229918204 \h </w:instrText>
             </w:r>
             <w:r>
               <w:rPr>
@@ -3641,7 +3644,7 @@
                 <w:noProof/>
                 <w:webHidden/>
               </w:rPr>
-              <w:t>13</w:t>
+              <w:t>12</w:t>
             </w:r>
             <w:r>
               <w:rPr>
@@ -3659,14 +3662,14 @@
               <w:tab w:val="right" w:leader="dot" w:pos="8656"/>
             </w:tabs>
             <w:rPr>
-              <w:rFonts w:asciiTheme="minorHAnsi" w:eastAsiaTheme="minorEastAsia" w:hAnsiTheme="minorHAnsi" w:cstheme="minorBidi"/>
+              <w:rFonts w:eastAsiaTheme="minorEastAsia"/>
               <w:noProof/>
               <w:sz w:val="22"/>
               <w:szCs w:val="22"/>
               <w:lang w:val="en-US" w:eastAsia="en-US"/>
             </w:rPr>
           </w:pPr>
-          <w:hyperlink w:anchor="_Toc229857087" w:history="1">
+          <w:hyperlink w:anchor="_Toc229918205" w:history="1">
             <w:r>
               <w:rPr>
                 <w:rStyle w:val="Hyperlink"/>
@@ -3694,7 +3697,7 @@
                 <w:noProof/>
                 <w:webHidden/>
               </w:rPr>
-              <w:instrText xml:space="preserve"> PAGEREF _Toc229857087 \h </w:instrText>
+              <w:instrText xml:space="preserve"> PAGEREF _Toc229918205 \h </w:instrText>
             </w:r>
             <w:r>
               <w:rPr>
@@ -3714,7 +3717,7 @@
                 <w:noProof/>
                 <w:webHidden/>
               </w:rPr>
-              <w:t>14</w:t>
+              <w:t>13</w:t>
             </w:r>
             <w:r>
               <w:rPr>
@@ -3732,14 +3735,14 @@
               <w:tab w:val="right" w:leader="dot" w:pos="8656"/>
             </w:tabs>
             <w:rPr>
-              <w:rFonts w:asciiTheme="minorHAnsi" w:eastAsiaTheme="minorEastAsia" w:hAnsiTheme="minorHAnsi" w:cstheme="minorBidi"/>
+              <w:rFonts w:eastAsiaTheme="minorEastAsia"/>
               <w:noProof/>
               <w:sz w:val="22"/>
               <w:szCs w:val="22"/>
               <w:lang w:val="en-US" w:eastAsia="en-US"/>
             </w:rPr>
           </w:pPr>
-          <w:hyperlink w:anchor="_Toc229857088" w:history="1">
+          <w:hyperlink w:anchor="_Toc229918206" w:history="1">
             <w:r>
               <w:rPr>
                 <w:rStyle w:val="Hyperlink"/>
@@ -3767,7 +3770,7 @@
                 <w:noProof/>
                 <w:webHidden/>
               </w:rPr>
-              <w:instrText xml:space="preserve"> PAGEREF _Toc229857088 \h </w:instrText>
+              <w:instrText xml:space="preserve"> PAGEREF _Toc229918206 \h </w:instrText>
             </w:r>
             <w:r>
               <w:rPr>
@@ -3787,7 +3790,7 @@
                 <w:noProof/>
                 <w:webHidden/>
               </w:rPr>
-              <w:t>14</w:t>
+              <w:t>13</w:t>
             </w:r>
             <w:r>
               <w:rPr>
@@ -3805,14 +3808,14 @@
               <w:tab w:val="right" w:leader="dot" w:pos="8656"/>
             </w:tabs>
             <w:rPr>
-              <w:rFonts w:asciiTheme="minorHAnsi" w:eastAsiaTheme="minorEastAsia" w:hAnsiTheme="minorHAnsi" w:cstheme="minorBidi"/>
+              <w:rFonts w:eastAsiaTheme="minorEastAsia"/>
               <w:noProof/>
               <w:sz w:val="22"/>
               <w:szCs w:val="22"/>
               <w:lang w:val="en-US" w:eastAsia="en-US"/>
             </w:rPr>
           </w:pPr>
-          <w:hyperlink w:anchor="_Toc229857089" w:history="1">
+          <w:hyperlink w:anchor="_Toc229918207" w:history="1">
             <w:r>
               <w:rPr>
                 <w:rStyle w:val="Hyperlink"/>
@@ -3840,7 +3843,7 @@
                 <w:noProof/>
                 <w:webHidden/>
               </w:rPr>
-              <w:instrText xml:space="preserve"> PAGEREF _Toc229857089 \h </w:instrText>
+              <w:instrText xml:space="preserve"> PAGEREF _Toc229918207 \h </w:instrText>
             </w:r>
             <w:r>
               <w:rPr>
@@ -3860,7 +3863,7 @@
                 <w:noProof/>
                 <w:webHidden/>
               </w:rPr>
-              <w:t>15</w:t>
+              <w:t>13</w:t>
             </w:r>
             <w:r>
               <w:rPr>
@@ -3878,14 +3881,14 @@
               <w:tab w:val="right" w:leader="dot" w:pos="8656"/>
             </w:tabs>
             <w:rPr>
-              <w:rFonts w:asciiTheme="minorHAnsi" w:eastAsiaTheme="minorEastAsia" w:hAnsiTheme="minorHAnsi" w:cstheme="minorBidi"/>
+              <w:rFonts w:eastAsiaTheme="minorEastAsia"/>
               <w:noProof/>
               <w:sz w:val="22"/>
               <w:szCs w:val="22"/>
               <w:lang w:val="en-US" w:eastAsia="en-US"/>
             </w:rPr>
           </w:pPr>
-          <w:hyperlink w:anchor="_Toc229857090" w:history="1">
+          <w:hyperlink w:anchor="_Toc229918208" w:history="1">
             <w:r>
               <w:rPr>
                 <w:rStyle w:val="Hyperlink"/>
@@ -3913,7 +3916,7 @@
                 <w:noProof/>
                 <w:webHidden/>
               </w:rPr>
-              <w:instrText xml:space="preserve"> PAGEREF _Toc229857090 \h </w:instrText>
+              <w:instrText xml:space="preserve"> PAGEREF _Toc229918208 \h </w:instrText>
             </w:r>
             <w:r>
               <w:rPr>
@@ -3933,7 +3936,7 @@
                 <w:noProof/>
                 <w:webHidden/>
               </w:rPr>
-              <w:t>17</w:t>
+              <w:t>16</w:t>
             </w:r>
             <w:r>
               <w:rPr>
@@ -3951,14 +3954,14 @@
               <w:tab w:val="right" w:leader="dot" w:pos="8656"/>
             </w:tabs>
             <w:rPr>
-              <w:rFonts w:asciiTheme="minorHAnsi" w:eastAsiaTheme="minorEastAsia" w:hAnsiTheme="minorHAnsi" w:cstheme="minorBidi"/>
+              <w:rFonts w:eastAsiaTheme="minorEastAsia"/>
               <w:noProof/>
               <w:sz w:val="22"/>
               <w:szCs w:val="22"/>
               <w:lang w:val="en-US" w:eastAsia="en-US"/>
             </w:rPr>
           </w:pPr>
-          <w:hyperlink w:anchor="_Toc229857091" w:history="1">
+          <w:hyperlink w:anchor="_Toc229918209" w:history="1">
             <w:r>
               <w:rPr>
                 <w:rStyle w:val="Hyperlink"/>
@@ -3985,7 +3988,7 @@
                 <w:noProof/>
                 <w:webHidden/>
               </w:rPr>
-              <w:instrText xml:space="preserve"> PAGEREF _Toc229857091 \h </w:instrText>
+              <w:instrText xml:space="preserve"> PAGEREF _Toc229918209 \h </w:instrText>
             </w:r>
             <w:r>
               <w:rPr>
@@ -4005,7 +4008,7 @@
                 <w:noProof/>
                 <w:webHidden/>
               </w:rPr>
-              <w:t>18</w:t>
+              <w:t>17</w:t>
             </w:r>
             <w:r>
               <w:rPr>
@@ -4023,14 +4026,14 @@
               <w:tab w:val="right" w:leader="dot" w:pos="8656"/>
             </w:tabs>
             <w:rPr>
-              <w:rFonts w:asciiTheme="minorHAnsi" w:eastAsiaTheme="minorEastAsia" w:hAnsiTheme="minorHAnsi" w:cstheme="minorBidi"/>
+              <w:rFonts w:eastAsiaTheme="minorEastAsia"/>
               <w:noProof/>
               <w:sz w:val="22"/>
               <w:szCs w:val="22"/>
               <w:lang w:val="en-US" w:eastAsia="en-US"/>
             </w:rPr>
           </w:pPr>
-          <w:hyperlink w:anchor="_Toc229857092" w:history="1">
+          <w:hyperlink w:anchor="_Toc229918210" w:history="1">
             <w:r>
               <w:rPr>
                 <w:rStyle w:val="Hyperlink"/>
@@ -4057,7 +4060,7 @@
                 <w:noProof/>
                 <w:webHidden/>
               </w:rPr>
-              <w:instrText xml:space="preserve"> PAGEREF _Toc229857092 \h </w:instrText>
+              <w:instrText xml:space="preserve"> PAGEREF _Toc229918210 \h </w:instrText>
             </w:r>
             <w:r>
               <w:rPr>
@@ -4077,7 +4080,7 @@
                 <w:noProof/>
                 <w:webHidden/>
               </w:rPr>
-              <w:t>18</w:t>
+              <w:t>17</w:t>
             </w:r>
             <w:r>
               <w:rPr>
@@ -4095,14 +4098,14 @@
               <w:tab w:val="right" w:leader="dot" w:pos="8656"/>
             </w:tabs>
             <w:rPr>
-              <w:rFonts w:asciiTheme="minorHAnsi" w:eastAsiaTheme="minorEastAsia" w:hAnsiTheme="minorHAnsi" w:cstheme="minorBidi"/>
+              <w:rFonts w:eastAsiaTheme="minorEastAsia"/>
               <w:noProof/>
               <w:sz w:val="22"/>
               <w:szCs w:val="22"/>
               <w:lang w:val="en-US" w:eastAsia="en-US"/>
             </w:rPr>
           </w:pPr>
-          <w:hyperlink w:anchor="_Toc229857093" w:history="1">
+          <w:hyperlink w:anchor="_Toc229918211" w:history="1">
             <w:r>
               <w:rPr>
                 <w:rStyle w:val="Hyperlink"/>
@@ -4129,7 +4132,7 @@
                 <w:noProof/>
                 <w:webHidden/>
               </w:rPr>
-              <w:instrText xml:space="preserve"> PAGEREF _Toc229857093 \h </w:instrText>
+              <w:instrText xml:space="preserve"> PAGEREF _Toc229918211 \h </w:instrText>
             </w:r>
             <w:r>
               <w:rPr>
@@ -4149,7 +4152,80 @@
                 <w:noProof/>
                 <w:webHidden/>
               </w:rPr>
-              <w:t>19</w:t>
+              <w:t>18</w:t>
+            </w:r>
+            <w:r>
+              <w:rPr>
+                <w:noProof/>
+                <w:webHidden/>
+              </w:rPr>
+              <w:fldChar w:fldCharType="end"/>
+            </w:r>
+          </w:hyperlink>
+        </w:p>
+        <w:p>
+          <w:pPr>
+            <w:pStyle w:val="TOC1"/>
+            <w:tabs>
+              <w:tab w:val="right" w:leader="dot" w:pos="8656"/>
+            </w:tabs>
+            <w:rPr>
+              <w:rFonts w:eastAsiaTheme="minorEastAsia"/>
+              <w:noProof/>
+              <w:sz w:val="22"/>
+              <w:szCs w:val="22"/>
+              <w:lang w:val="en-US" w:eastAsia="en-US"/>
+            </w:rPr>
+          </w:pPr>
+          <w:hyperlink w:anchor="_Toc229918212" w:history="1">
+            <w:r>
+              <w:rPr>
+                <w:rStyle w:val="Hyperlink"/>
+                <w:noProof/>
+                <w:lang w:val="en-US"/>
+              </w:rPr>
+              <w:t>TÀI LIỆU THAM KHẢO</w:t>
+            </w:r>
+            <w:r>
+              <w:rPr>
+                <w:noProof/>
+                <w:webHidden/>
+              </w:rPr>
+              <w:tab/>
+            </w:r>
+            <w:r>
+              <w:rPr>
+                <w:noProof/>
+                <w:webHidden/>
+              </w:rPr>
+              <w:fldChar w:fldCharType="begin"/>
+            </w:r>
+            <w:r>
+              <w:rPr>
+                <w:noProof/>
+                <w:webHidden/>
+              </w:rPr>
+              <w:instrText xml:space="preserve"> PAGEREF _Toc229918212 \h </w:instrText>
+            </w:r>
+            <w:r>
+              <w:rPr>
+                <w:noProof/>
+                <w:webHidden/>
+              </w:rPr>
+            </w:r>
+            <w:r>
+              <w:rPr>
+                <w:noProof/>
+                <w:webHidden/>
+              </w:rPr>
+              <w:fldChar w:fldCharType="separate"/>
+            </w:r>
+            <w:r>
+              <w:rPr>
+                <w:noProof/>
+                <w:webHidden/>
+              </w:rPr>
+              <w:t>20</w:t>
             </w:r>
             <w:r>
               <w:rPr>
@@ -4162,6 +4238,7 @@
         </w:p>
         <w:p>
           <w:r>
+            <w:lastRenderedPageBreak/>
             <w:fldChar w:fldCharType="end"/>
           </w:r>
         </w:p>
@@ -4175,63 +4252,56 @@
           <w:lang w:val="en-US"/>
         </w:rPr>
       </w:pPr>
-      <w:bookmarkStart w:id="1" w:name="_Toc229857065"/>
+      <w:bookmarkStart w:id="1" w:name="_Toc229918183"/>
       <w:r>
         <w:rPr>
           <w:lang w:val="en-US"/>
         </w:rPr>
+        <w:t>LỜI MỞ ĐẦU</w:t>
+      </w:r>
+      <w:bookmarkEnd w:id="1"/>
+    </w:p>
+    <w:p>
+      <w:pPr>
+        <w:spacing w:before="100" w:beforeAutospacing="1" w:after="100" w:afterAutospacing="1" w:line="360" w:lineRule="auto"/>
+        <w:rPr>
+          <w:lang w:val="en-US" w:eastAsia="en-US"/>
+        </w:rPr>
+      </w:pPr>
+      <w:r>
+        <w:rPr>
+          <w:lang w:val="en-US" w:eastAsia="en-US"/>
+        </w:rPr>
+        <w:t>Trong những năm gần đây, sự bùng nổ của các dịch vụ dữ liệu di động, mạng lưới internet vạn vật (IoT) và các ứng dụng tương tác thời gian thực đòi hỏi thế hệ mạng không dây tiếp theo – mạng di động thế hệ thứ sáu (6G) – phải chuyển mình mạnh mẽ. Không còn dừng lại ở việc tối ưu hóa tốc độ truyền tải hay độ trễ như các thế hệ mạng tiền nhiệm, tầm nhìn cốt lõi của mạng 6G hướng tới một hạ tầng kết nối thông minh toàn cầu, toàn diện và không giới hạn (Ubiquitous Connectivity). Để hiện thực hóa mục tiêu này, kiến trúc mạng 6G đòi hỏi sự dịch chuyển từ mô hình mạng mặt đất thuần túy sang mô hình mạng tích hợp Không gian - Không trung - Mặt đất (Space-Air-Ground Integrated Network - SAGIN). Trong xu thế đó, việc ứng dụng các thiết bị bay không người lái (UAV) đóng vai trò như các Trạm gốc trên không (Aerial Base Stations - UAV-BS) đã trở thành một giải pháp đột phá, mang lại sự linh hoạt tối đa cho cấu trúc mạng vô tuyến thế hệ mới.</w:t>
+      </w:r>
+    </w:p>
+    <w:p>
+      <w:pPr>
+        <w:spacing w:before="100" w:beforeAutospacing="1" w:after="100" w:afterAutospacing="1" w:line="360" w:lineRule="auto"/>
+        <w:rPr>
+          <w:lang w:val="en-US" w:eastAsia="en-US"/>
+        </w:rPr>
+      </w:pPr>
+      <w:r>
+        <w:rPr>
+          <w:lang w:val="en-US" w:eastAsia="en-US"/>
+        </w:rPr>
+        <w:t>Tuy nhiên, hạ tầng mạng viễn thông mặt đất truyền thống luôn đối mặt với những giới hạn vật lý và tính dễ bị tổn thương cao. Khi xảy ra các kịch bản khẩn cấp như thiên tai, bão lũ, động đất, hoặc khi diễn ra các sự kiện quy mô lớn tập trung mật độ người dùng cực cao (lễ hội, trận thi đấu thể thao lớn), mạng lưới mặt đất thường rơi vào tình trạng bị phá hủy hoàn toàn hoặc tắc nghẽn cục bộ nghiêm trọng. Việc triển khai các giải pháp cứu trợ truyền thống như xe phát sóng lưu động mặt đất gặp rất nhiều rào cản về mặt địa hình, thời gian di chuyển và vùng phủ sóng bị hạn chế do vật cản che khuất. Trong bối cảnh đó, giải pháp sử dụng UAV làm trạm phát sóng di động nổi lên như một phương án tối ưu nhờ các ưu thế vượt trội: khả năng triển khai thần tốc, linh hoạt cơ động trong không gian ba chiều (3D), và đặc biệt là khả năng thiết lập các kênh truyền nhìn thẳng (Line-of-Sight - LoS) chất lượng cao với người dùng mặt đất, giúp tái thiết lập liên kết thông tin cứu nạn kịp thời hoặc giảm tải hiệu quả cho hệ thống mạng vô tuyến.</w:t>
+      </w:r>
+    </w:p>
+    <w:p>
+      <w:pPr>
+        <w:spacing w:before="100" w:beforeAutospacing="1" w:after="100" w:afterAutospacing="1" w:line="360" w:lineRule="auto"/>
+        <w:rPr>
+          <w:lang w:val="en-US" w:eastAsia="en-US"/>
+        </w:rPr>
+      </w:pPr>
+      <w:r>
+        <w:rPr>
+          <w:lang w:val="en-US" w:eastAsia="en-US"/>
+        </w:rPr>
         <w:lastRenderedPageBreak/>
-        <w:t>LỜI MỞ ĐẦU</w:t>
-      </w:r>
-      <w:bookmarkEnd w:id="1"/>
-    </w:p>
-    <w:p>
-      <w:pPr>
-        <w:spacing w:before="100" w:beforeAutospacing="1" w:after="100" w:afterAutospacing="1" w:line="360" w:lineRule="auto"/>
-        <w:rPr>
-          <w:lang w:val="en-US" w:eastAsia="en-US"/>
-        </w:rPr>
-      </w:pPr>
-      <w:r>
-        <w:rPr>
-          <w:lang w:val="en-US" w:eastAsia="en-US"/>
-        </w:rPr>
-        <w:t>Trong những năm gần đây, sự bùng nổ của các dịch vụ dữ liệu di động, mạng lưới internet vạn vật (IoT) và các ứng dụng tương tác thời gian thực đòi hỏi thế hệ mạng không dây tiếp theo – mạng di động thế hệ thứ sáu (6G) – phải chuyển mình mạnh mẽ. Không còn dừng lại ở việc tối ưu hóa tốc độ truyền tải hay độ trễ như các thế hệ mạng tiền nhiệm, tầm nhìn cốt lõi của mạng 6G hướng tới một hạ tầng kết nối thông minh toàn cầu, toàn diện và không giới hạn (Ubiquitous Connectivity). Để hiện thực hóa mục tiêu này, kiến trúc mạng 6G đòi hỏi sự dịch chuyển từ mô hình mạng mặt đất thuần túy sang mô hình mạng tích hợp Không gian - Không trung - Mặt đất (Space-Air-Ground Integrated Network - SAGIN). Trong xu thế đó, việc ứng dụng các thiết bị bay không người lái (UAV) đóng vai trò như các Trạm gốc trên không (Aerial Base Stations - UAV-BS) đã trở thành một giải pháp đột phá, mang lại sự linh hoạt tối đa cho cấu trúc mạng vô tuyến thế hệ mới.</w:t>
-      </w:r>
-    </w:p>
-    <w:p>
-      <w:pPr>
-        <w:spacing w:before="100" w:beforeAutospacing="1" w:after="100" w:afterAutospacing="1" w:line="360" w:lineRule="auto"/>
-        <w:rPr>
-          <w:lang w:val="en-US" w:eastAsia="en-US"/>
-        </w:rPr>
-      </w:pPr>
-      <w:r>
-        <w:rPr>
-          <w:lang w:val="en-US" w:eastAsia="en-US"/>
-        </w:rPr>
-        <w:t>Tuy nhiên, hạ tầng mạng viễn thông mặt đất truyền thống luôn đối mặt với những giới hạn vật lý và tính dễ bị tổn thương cao. Khi xảy ra các kịch bản khẩn cấp như thiên tai, bão lũ, động đất, hoặc khi diễn ra các sự kiện quy mô lớn tập trung mật độ người dùng cực cao (lễ hội, trận thi đấu thể thao lớn), mạng lưới mặt đất thường rơi vào tình trạng bị phá hủy hoàn toàn hoặc tắc nghẽn cục bộ nghiêm trọng. Việc triển khai các giải pháp cứu trợ truyền thống như xe phát sóng lưu động mặt đất gặp rất nhiều rào cản về mặt địa hình, thời gian di chuyển và vùng phủ sóng bị hạn chế do vật cản che khuất. Trong bối cảnh đó, giải pháp sử dụng UAV làm trạm phát sóng di động nổi lên như một phương án tối ưu nhờ các ưu thế vượt trội: khả năng triển khai thần tốc, linh hoạt cơ động trong không gian ba chiều (3D), và đặc biệt là khả năng thiết lập các kênh truyền nhìn thẳng (Line-of-Sight - LoS) chất lượng cao với người dùng mặt đất, giúp tái thiết lập liên kết thông tin cứu nạn kịp thời hoặc giảm tải hiệu quả cho hệ thống mạng vô tuyến.</w:t>
-      </w:r>
-    </w:p>
-    <w:p>
-      <w:pPr>
-        <w:spacing w:before="100" w:beforeAutospacing="1" w:after="100" w:afterAutospacing="1" w:line="360" w:lineRule="auto"/>
-        <w:rPr>
-          <w:lang w:val="en-US" w:eastAsia="en-US"/>
-        </w:rPr>
-      </w:pPr>
-      <w:r>
-        <w:rPr>
-          <w:lang w:val="en-US" w:eastAsia="en-US"/>
-        </w:rPr>
-        <w:t xml:space="preserve">Mặc dù sở hữu nhiều tiềm năng to lớn, việc vận hành hệ thống UAV-BS trong băng tần milimét (mmWave) của mạng 6G cũng đặt ra những thách thức kỹ thuật </w:t>
-      </w:r>
-      <w:r>
-        <w:rPr>
-          <w:lang w:val="en-US" w:eastAsia="en-US"/>
-        </w:rPr>
-        <w:lastRenderedPageBreak/>
-        <w:t>không nhỏ về mặt tối ưu hóa tài nguyên. Tính cơ động của UAV kết hợp với sự phân bổ không đều và di động của người dùng mặt đất đòi hỏi phải có các chiến lược điều khiển vị trí và quỹ đạo bay chính xác theo thời gian thực. Nếu UAV định vị không hợp lý, hiện tượng suy hao đường truyền mmWave đặc thù theo khoảng cách sẽ làm sụt giảm nghiêm trọng tổng dung lượng hệ thống.</w:t>
+        <w:t>Mặc dù sở hữu nhiều tiềm năng to lớn, việc vận hành hệ thống UAV-BS trong băng tần milimét (mmWave) của mạng 6G cũng đặt ra những thách thức kỹ thuật không nhỏ về mặt tối ưu hóa tài nguyên. Tính cơ động của UAV kết hợp với sự phân bổ không đều và di động của người dùng mặt đất đòi hỏi phải có các chiến lược điều khiển vị trí và quỹ đạo bay chính xác theo thời gian thực. Nếu UAV định vị không hợp lý, hiện tượng suy hao đường truyền mmWave đặc thù theo khoảng cách sẽ làm sụt giảm nghiêm trọng tổng dung lượng hệ thống.</w:t>
       </w:r>
     </w:p>
     <w:p>
@@ -4404,7 +4474,7 @@
           <w:lang w:val="en-US"/>
         </w:rPr>
       </w:pPr>
-      <w:bookmarkStart w:id="2" w:name="_Toc229857066"/>
+      <w:bookmarkStart w:id="2" w:name="_Toc229918184"/>
       <w:r>
         <w:rPr>
           <w:lang w:val="en-US"/>
@@ -4424,7 +4494,7 @@
       <w:pPr>
         <w:pStyle w:val="Heading2"/>
       </w:pPr>
-      <w:bookmarkStart w:id="3" w:name="_Toc229857067"/>
+      <w:bookmarkStart w:id="3" w:name="_Toc229918185"/>
       <w:r>
         <w:t>1.1. Vai trò của UAV trong mạng vô tuyến thế hệ mới (6G)</w:t>
       </w:r>
@@ -4436,14 +4506,12 @@
         <w:spacing w:line="360" w:lineRule="auto"/>
         <w:jc w:val="both"/>
         <w:rPr>
-          <w:rFonts w:asciiTheme="majorHAnsi" w:hAnsiTheme="majorHAnsi" w:cstheme="majorHAnsi"/>
-          <w:sz w:val="26"/>
-          <w:szCs w:val="26"/>
-        </w:rPr>
-      </w:pPr>
-      <w:r>
-        <w:rPr>
-          <w:rFonts w:asciiTheme="majorHAnsi" w:hAnsiTheme="majorHAnsi" w:cstheme="majorHAnsi"/>
+          <w:sz w:val="26"/>
+          <w:szCs w:val="26"/>
+        </w:rPr>
+      </w:pPr>
+      <w:r>
+        <w:rPr>
           <w:sz w:val="26"/>
           <w:szCs w:val="26"/>
         </w:rPr>
@@ -4454,7 +4522,7 @@
       <w:pPr>
         <w:pStyle w:val="Heading3"/>
       </w:pPr>
-      <w:bookmarkStart w:id="4" w:name="_Toc229857068"/>
+      <w:bookmarkStart w:id="4" w:name="_Toc229918186"/>
       <w:r>
         <w:t>a) UAV đóng vai trò Trạm gốc trên không (UAV as Aerial Base Station - Aerial BS):</w:t>
       </w:r>
@@ -4466,14 +4534,12 @@
         <w:spacing w:line="360" w:lineRule="auto"/>
         <w:jc w:val="both"/>
         <w:rPr>
-          <w:rFonts w:asciiTheme="majorHAnsi" w:hAnsiTheme="majorHAnsi" w:cstheme="majorHAnsi"/>
-          <w:sz w:val="26"/>
-          <w:szCs w:val="26"/>
-        </w:rPr>
-      </w:pPr>
-      <w:r>
-        <w:rPr>
-          <w:rFonts w:asciiTheme="majorHAnsi" w:hAnsiTheme="majorHAnsi" w:cstheme="majorHAnsi"/>
+          <w:sz w:val="26"/>
+          <w:szCs w:val="26"/>
+        </w:rPr>
+      </w:pPr>
+      <w:r>
+        <w:rPr>
           <w:sz w:val="26"/>
           <w:szCs w:val="26"/>
         </w:rPr>
@@ -4484,7 +4550,7 @@
       <w:pPr>
         <w:pStyle w:val="Heading3"/>
       </w:pPr>
-      <w:bookmarkStart w:id="5" w:name="_Toc229857069"/>
+      <w:bookmarkStart w:id="5" w:name="_Toc229918187"/>
       <w:r>
         <w:t>b) UAV đóng vai trò Trạm chuyển tiếp trên không (UAV as Aerial Relay):</w:t>
       </w:r>
@@ -4496,14 +4562,12 @@
         <w:spacing w:line="360" w:lineRule="auto"/>
         <w:jc w:val="both"/>
         <w:rPr>
-          <w:rFonts w:asciiTheme="majorHAnsi" w:hAnsiTheme="majorHAnsi" w:cstheme="majorHAnsi"/>
-          <w:sz w:val="26"/>
-          <w:szCs w:val="26"/>
-        </w:rPr>
-      </w:pPr>
-      <w:r>
-        <w:rPr>
-          <w:rFonts w:asciiTheme="majorHAnsi" w:hAnsiTheme="majorHAnsi" w:cstheme="majorHAnsi"/>
+          <w:sz w:val="26"/>
+          <w:szCs w:val="26"/>
+        </w:rPr>
+      </w:pPr>
+      <w:r>
+        <w:rPr>
           <w:sz w:val="26"/>
           <w:szCs w:val="26"/>
         </w:rPr>
@@ -4511,7 +4575,6 @@
       </w:r>
       <w:r>
         <w:rPr>
-          <w:rFonts w:asciiTheme="majorHAnsi" w:hAnsiTheme="majorHAnsi" w:cstheme="majorHAnsi"/>
           <w:sz w:val="26"/>
           <w:szCs w:val="26"/>
         </w:rPr>
@@ -4523,7 +4586,7 @@
       <w:pPr>
         <w:pStyle w:val="Heading3"/>
       </w:pPr>
-      <w:bookmarkStart w:id="6" w:name="_Toc229857070"/>
+      <w:bookmarkStart w:id="6" w:name="_Toc229918188"/>
       <w:r>
         <w:t>c) UAV đóng vai trò Thiết bị thu phát trên không (UAV as Aerial Transceiver / Aerial UE):</w:t>
       </w:r>
@@ -4535,14 +4598,12 @@
         <w:spacing w:line="360" w:lineRule="auto"/>
         <w:jc w:val="both"/>
         <w:rPr>
-          <w:rFonts w:asciiTheme="majorHAnsi" w:hAnsiTheme="majorHAnsi" w:cstheme="majorHAnsi"/>
-          <w:sz w:val="26"/>
-          <w:szCs w:val="26"/>
-        </w:rPr>
-      </w:pPr>
-      <w:r>
-        <w:rPr>
-          <w:rFonts w:asciiTheme="majorHAnsi" w:hAnsiTheme="majorHAnsi" w:cstheme="majorHAnsi"/>
+          <w:sz w:val="26"/>
+          <w:szCs w:val="26"/>
+        </w:rPr>
+      </w:pPr>
+      <w:r>
+        <w:rPr>
           <w:sz w:val="26"/>
           <w:szCs w:val="26"/>
         </w:rPr>
@@ -4555,14 +4616,12 @@
         <w:spacing w:line="360" w:lineRule="auto"/>
         <w:jc w:val="both"/>
         <w:rPr>
-          <w:rFonts w:asciiTheme="majorHAnsi" w:hAnsiTheme="majorHAnsi" w:cstheme="majorHAnsi"/>
-          <w:sz w:val="26"/>
-          <w:szCs w:val="26"/>
-        </w:rPr>
-      </w:pPr>
-      <w:r>
-        <w:rPr>
-          <w:rFonts w:asciiTheme="majorHAnsi" w:hAnsiTheme="majorHAnsi" w:cstheme="majorHAnsi"/>
+          <w:sz w:val="26"/>
+          <w:szCs w:val="26"/>
+        </w:rPr>
+      </w:pPr>
+      <w:r>
+        <w:rPr>
           <w:b/>
           <w:bCs/>
           <w:sz w:val="26"/>
@@ -4577,7 +4636,6 @@
         <w:spacing w:after="225" w:line="360" w:lineRule="auto"/>
         <w:jc w:val="both"/>
         <w:rPr>
-          <w:rFonts w:asciiTheme="majorHAnsi" w:hAnsiTheme="majorHAnsi" w:cstheme="majorHAnsi"/>
           <w:sz w:val="26"/>
           <w:szCs w:val="26"/>
           <w:lang w:val="en-US"/>
@@ -4585,7 +4643,6 @@
       </w:pPr>
       <w:r>
         <w:rPr>
-          <w:rFonts w:asciiTheme="majorHAnsi" w:hAnsiTheme="majorHAnsi" w:cstheme="majorHAnsi"/>
           <w:sz w:val="26"/>
           <w:szCs w:val="26"/>
         </w:rPr>
@@ -4593,7 +4650,6 @@
       </w:r>
       <w:r>
         <w:rPr>
-          <w:rFonts w:asciiTheme="majorHAnsi" w:hAnsiTheme="majorHAnsi" w:cstheme="majorHAnsi"/>
           <w:b/>
           <w:bCs/>
           <w:sz w:val="26"/>
@@ -4603,7 +4659,6 @@
       </w:r>
       <w:r>
         <w:rPr>
-          <w:rFonts w:asciiTheme="majorHAnsi" w:hAnsiTheme="majorHAnsi" w:cstheme="majorHAnsi"/>
           <w:sz w:val="26"/>
           <w:szCs w:val="26"/>
         </w:rPr>
@@ -4616,7 +4671,6 @@
         <w:spacing w:after="225" w:line="360" w:lineRule="auto"/>
         <w:jc w:val="both"/>
         <w:rPr>
-          <w:rFonts w:asciiTheme="majorHAnsi" w:hAnsiTheme="majorHAnsi" w:cstheme="majorHAnsi"/>
           <w:sz w:val="26"/>
           <w:szCs w:val="26"/>
           <w:lang w:val="en-US"/>
@@ -4629,7 +4683,6 @@
         <w:spacing w:after="225" w:line="360" w:lineRule="auto"/>
         <w:jc w:val="both"/>
         <w:rPr>
-          <w:rFonts w:asciiTheme="majorHAnsi" w:hAnsiTheme="majorHAnsi" w:cstheme="majorHAnsi"/>
           <w:sz w:val="26"/>
           <w:szCs w:val="26"/>
           <w:lang w:val="en-US"/>
@@ -4642,7 +4695,6 @@
         <w:spacing w:after="225" w:line="360" w:lineRule="auto"/>
         <w:jc w:val="both"/>
         <w:rPr>
-          <w:rFonts w:asciiTheme="majorHAnsi" w:hAnsiTheme="majorHAnsi" w:cstheme="majorHAnsi"/>
           <w:sz w:val="26"/>
           <w:szCs w:val="26"/>
           <w:lang w:val="en-US"/>
@@ -4655,7 +4707,6 @@
         <w:spacing w:after="225" w:line="360" w:lineRule="auto"/>
         <w:jc w:val="both"/>
         <w:rPr>
-          <w:rFonts w:asciiTheme="majorHAnsi" w:hAnsiTheme="majorHAnsi" w:cstheme="majorHAnsi"/>
           <w:sz w:val="26"/>
           <w:szCs w:val="26"/>
           <w:lang w:val="en-US"/>
@@ -4668,7 +4719,6 @@
         <w:spacing w:after="225" w:line="360" w:lineRule="auto"/>
         <w:jc w:val="both"/>
         <w:rPr>
-          <w:rFonts w:asciiTheme="majorHAnsi" w:hAnsiTheme="majorHAnsi" w:cstheme="majorHAnsi"/>
           <w:sz w:val="26"/>
           <w:szCs w:val="26"/>
           <w:lang w:val="en-US"/>
@@ -4719,7 +4769,6 @@
               <w:spacing w:before="150" w:after="150" w:line="360" w:lineRule="auto"/>
               <w:jc w:val="center"/>
               <w:rPr>
-                <w:rFonts w:asciiTheme="majorHAnsi" w:hAnsiTheme="majorHAnsi" w:cstheme="majorHAnsi"/>
                 <w:b/>
                 <w:bCs/>
                 <w:sz w:val="26"/>
@@ -4728,7 +4777,6 @@
             </w:pPr>
             <w:r>
               <w:rPr>
-                <w:rFonts w:asciiTheme="majorHAnsi" w:hAnsiTheme="majorHAnsi" w:cstheme="majorHAnsi"/>
                 <w:b/>
                 <w:bCs/>
                 <w:sz w:val="26"/>
@@ -4763,7 +4811,6 @@
               <w:spacing w:before="150" w:after="150" w:line="360" w:lineRule="auto"/>
               <w:jc w:val="center"/>
               <w:rPr>
-                <w:rFonts w:asciiTheme="majorHAnsi" w:hAnsiTheme="majorHAnsi" w:cstheme="majorHAnsi"/>
                 <w:b/>
                 <w:bCs/>
                 <w:sz w:val="26"/>
@@ -4772,7 +4819,6 @@
             </w:pPr>
             <w:r>
               <w:rPr>
-                <w:rFonts w:asciiTheme="majorHAnsi" w:hAnsiTheme="majorHAnsi" w:cstheme="majorHAnsi"/>
                 <w:b/>
                 <w:bCs/>
                 <w:sz w:val="26"/>
@@ -4806,7 +4852,6 @@
               <w:spacing w:before="150" w:after="150" w:line="360" w:lineRule="auto"/>
               <w:jc w:val="center"/>
               <w:rPr>
-                <w:rFonts w:asciiTheme="majorHAnsi" w:hAnsiTheme="majorHAnsi" w:cstheme="majorHAnsi"/>
                 <w:b/>
                 <w:bCs/>
                 <w:sz w:val="26"/>
@@ -4815,7 +4860,6 @@
             </w:pPr>
             <w:r>
               <w:rPr>
-                <w:rFonts w:asciiTheme="majorHAnsi" w:hAnsiTheme="majorHAnsi" w:cstheme="majorHAnsi"/>
                 <w:b/>
                 <w:bCs/>
                 <w:sz w:val="26"/>
@@ -4830,7 +4874,6 @@
               <w:spacing w:line="360" w:lineRule="auto"/>
               <w:jc w:val="center"/>
               <w:rPr>
-                <w:rFonts w:asciiTheme="majorHAnsi" w:hAnsiTheme="majorHAnsi" w:cstheme="majorHAnsi"/>
                 <w:b/>
                 <w:bCs/>
                 <w:sz w:val="26"/>
@@ -4839,7 +4882,6 @@
             </w:pPr>
             <w:r>
               <w:rPr>
-                <w:rFonts w:asciiTheme="majorHAnsi" w:hAnsiTheme="majorHAnsi" w:cstheme="majorHAnsi"/>
                 <w:sz w:val="26"/>
                 <w:szCs w:val="26"/>
               </w:rPr>
@@ -4871,14 +4913,12 @@
               <w:pStyle w:val="NormalWeb"/>
               <w:spacing w:before="120" w:after="120" w:line="360" w:lineRule="auto"/>
               <w:rPr>
-                <w:rFonts w:asciiTheme="majorHAnsi" w:hAnsiTheme="majorHAnsi" w:cstheme="majorHAnsi"/>
                 <w:sz w:val="26"/>
                 <w:szCs w:val="26"/>
               </w:rPr>
             </w:pPr>
             <w:r>
               <w:rPr>
-                <w:rFonts w:asciiTheme="majorHAnsi" w:hAnsiTheme="majorHAnsi" w:cstheme="majorHAnsi"/>
                 <w:b/>
                 <w:bCs/>
                 <w:sz w:val="26"/>
@@ -4910,14 +4950,12 @@
               <w:pStyle w:val="NormalWeb"/>
               <w:spacing w:before="120" w:after="120" w:line="360" w:lineRule="auto"/>
               <w:rPr>
-                <w:rFonts w:asciiTheme="majorHAnsi" w:hAnsiTheme="majorHAnsi" w:cstheme="majorHAnsi"/>
                 <w:sz w:val="26"/>
                 <w:szCs w:val="26"/>
               </w:rPr>
             </w:pPr>
             <w:r>
               <w:rPr>
-                <w:rFonts w:asciiTheme="majorHAnsi" w:hAnsiTheme="majorHAnsi" w:cstheme="majorHAnsi"/>
                 <w:sz w:val="26"/>
                 <w:szCs w:val="26"/>
               </w:rPr>
@@ -4947,14 +4985,12 @@
               <w:pStyle w:val="NormalWeb"/>
               <w:spacing w:before="120" w:after="120" w:line="360" w:lineRule="auto"/>
               <w:rPr>
-                <w:rFonts w:asciiTheme="majorHAnsi" w:hAnsiTheme="majorHAnsi" w:cstheme="majorHAnsi"/>
                 <w:sz w:val="26"/>
                 <w:szCs w:val="26"/>
               </w:rPr>
             </w:pPr>
             <w:r>
               <w:rPr>
-                <w:rFonts w:asciiTheme="majorHAnsi" w:hAnsiTheme="majorHAnsi" w:cstheme="majorHAnsi"/>
                 <w:sz w:val="26"/>
                 <w:szCs w:val="26"/>
               </w:rPr>
@@ -4987,14 +5023,12 @@
               <w:pStyle w:val="NormalWeb"/>
               <w:spacing w:before="120" w:after="120" w:line="360" w:lineRule="auto"/>
               <w:rPr>
-                <w:rFonts w:asciiTheme="majorHAnsi" w:hAnsiTheme="majorHAnsi" w:cstheme="majorHAnsi"/>
                 <w:sz w:val="26"/>
                 <w:szCs w:val="26"/>
               </w:rPr>
             </w:pPr>
             <w:r>
               <w:rPr>
-                <w:rFonts w:asciiTheme="majorHAnsi" w:hAnsiTheme="majorHAnsi" w:cstheme="majorHAnsi"/>
                 <w:b/>
                 <w:bCs/>
                 <w:sz w:val="26"/>
@@ -5027,14 +5061,12 @@
               <w:pStyle w:val="NormalWeb"/>
               <w:spacing w:before="120" w:after="120" w:line="360" w:lineRule="auto"/>
               <w:rPr>
-                <w:rFonts w:asciiTheme="majorHAnsi" w:hAnsiTheme="majorHAnsi" w:cstheme="majorHAnsi"/>
                 <w:sz w:val="26"/>
                 <w:szCs w:val="26"/>
               </w:rPr>
             </w:pPr>
             <w:r>
               <w:rPr>
-                <w:rFonts w:asciiTheme="majorHAnsi" w:hAnsiTheme="majorHAnsi" w:cstheme="majorHAnsi"/>
                 <w:sz w:val="26"/>
                 <w:szCs w:val="26"/>
               </w:rPr>
@@ -5065,14 +5097,12 @@
               <w:pStyle w:val="NormalWeb"/>
               <w:spacing w:before="120" w:after="120" w:line="360" w:lineRule="auto"/>
               <w:rPr>
-                <w:rFonts w:asciiTheme="majorHAnsi" w:hAnsiTheme="majorHAnsi" w:cstheme="majorHAnsi"/>
                 <w:sz w:val="26"/>
                 <w:szCs w:val="26"/>
               </w:rPr>
             </w:pPr>
             <w:r>
               <w:rPr>
-                <w:rFonts w:asciiTheme="majorHAnsi" w:hAnsiTheme="majorHAnsi" w:cstheme="majorHAnsi"/>
                 <w:sz w:val="26"/>
                 <w:szCs w:val="26"/>
               </w:rPr>
@@ -5104,14 +5134,12 @@
               <w:pStyle w:val="NormalWeb"/>
               <w:spacing w:before="120" w:after="120" w:line="360" w:lineRule="auto"/>
               <w:rPr>
-                <w:rFonts w:asciiTheme="majorHAnsi" w:hAnsiTheme="majorHAnsi" w:cstheme="majorHAnsi"/>
                 <w:sz w:val="26"/>
                 <w:szCs w:val="26"/>
               </w:rPr>
             </w:pPr>
             <w:r>
               <w:rPr>
-                <w:rFonts w:asciiTheme="majorHAnsi" w:hAnsiTheme="majorHAnsi" w:cstheme="majorHAnsi"/>
                 <w:b/>
                 <w:bCs/>
                 <w:sz w:val="26"/>
@@ -5143,14 +5171,12 @@
               <w:pStyle w:val="NormalWeb"/>
               <w:spacing w:before="120" w:after="120" w:line="360" w:lineRule="auto"/>
               <w:rPr>
-                <w:rFonts w:asciiTheme="majorHAnsi" w:hAnsiTheme="majorHAnsi" w:cstheme="majorHAnsi"/>
                 <w:sz w:val="26"/>
                 <w:szCs w:val="26"/>
               </w:rPr>
             </w:pPr>
             <w:r>
               <w:rPr>
-                <w:rFonts w:asciiTheme="majorHAnsi" w:hAnsiTheme="majorHAnsi" w:cstheme="majorHAnsi"/>
                 <w:sz w:val="26"/>
                 <w:szCs w:val="26"/>
               </w:rPr>
@@ -5180,14 +5206,12 @@
               <w:pStyle w:val="NormalWeb"/>
               <w:spacing w:before="120" w:after="120" w:line="360" w:lineRule="auto"/>
               <w:rPr>
-                <w:rFonts w:asciiTheme="majorHAnsi" w:hAnsiTheme="majorHAnsi" w:cstheme="majorHAnsi"/>
                 <w:sz w:val="26"/>
                 <w:szCs w:val="26"/>
               </w:rPr>
             </w:pPr>
             <w:r>
               <w:rPr>
-                <w:rFonts w:asciiTheme="majorHAnsi" w:hAnsiTheme="majorHAnsi" w:cstheme="majorHAnsi"/>
                 <w:sz w:val="26"/>
                 <w:szCs w:val="26"/>
               </w:rPr>
@@ -5201,7 +5225,7 @@
       <w:pPr>
         <w:pStyle w:val="Heading2"/>
       </w:pPr>
-      <w:bookmarkStart w:id="7" w:name="_Toc229857071"/>
+      <w:bookmarkStart w:id="7" w:name="_Toc229918189"/>
       <w:r>
         <w:t>1.2. Thách thức về mặt tài nguyên hệ thống mạng vô tuyến UAV</w:t>
       </w:r>
@@ -5213,14 +5237,12 @@
         <w:spacing w:line="360" w:lineRule="auto"/>
         <w:jc w:val="both"/>
         <w:rPr>
-          <w:rFonts w:asciiTheme="majorHAnsi" w:hAnsiTheme="majorHAnsi" w:cstheme="majorHAnsi"/>
-          <w:sz w:val="26"/>
-          <w:szCs w:val="26"/>
-        </w:rPr>
-      </w:pPr>
-      <w:r>
-        <w:rPr>
-          <w:rFonts w:asciiTheme="majorHAnsi" w:hAnsiTheme="majorHAnsi" w:cstheme="majorHAnsi"/>
+          <w:sz w:val="26"/>
+          <w:szCs w:val="26"/>
+        </w:rPr>
+      </w:pPr>
+      <w:r>
+        <w:rPr>
           <w:sz w:val="26"/>
           <w:szCs w:val="26"/>
         </w:rPr>
@@ -5231,7 +5253,7 @@
       <w:pPr>
         <w:pStyle w:val="Heading3"/>
       </w:pPr>
-      <w:bookmarkStart w:id="8" w:name="_Toc229857072"/>
+      <w:bookmarkStart w:id="8" w:name="_Toc229918190"/>
       <w:r>
         <w:t>a) Giới hạn khắt khe về mặt Năng lượng (SWaP Constraints):</w:t>
       </w:r>
@@ -5243,7 +5265,6 @@
         <w:spacing w:line="360" w:lineRule="auto"/>
         <w:jc w:val="both"/>
         <w:rPr>
-          <w:rFonts w:asciiTheme="majorHAnsi" w:hAnsiTheme="majorHAnsi" w:cstheme="majorHAnsi"/>
           <w:sz w:val="26"/>
           <w:szCs w:val="26"/>
           <w:lang w:val="en-US"/>
@@ -5251,12 +5272,30 @@
       </w:pPr>
       <w:r>
         <w:rPr>
-          <w:rFonts w:asciiTheme="majorHAnsi" w:hAnsiTheme="majorHAnsi" w:cstheme="majorHAnsi"/>
           <w:sz w:val="26"/>
           <w:szCs w:val="26"/>
         </w:rPr>
         <w:t>Do cấu trúc UAV hoạt động phụ thuộc hoàn toàn vào nguồn pin tích hợp giới hạn, bài toán quản lý năng lượng trở thành yếu tố sống còn. Tổng công suất tiêu thụ của UAV bao gồm công suất phát vô tuyến phục vụ truyền thông (communication power) và công suất cơ học phục vụ di chuyển, duy trì trạng thái bay trên không (propulsion power). Ràng buộc này đòi hỏi thiết kế hệ thống phải có các thuật toán tối ưu hóa công suất và quỹ đạo bay chặt chẽ, đảm bảo tiết kiệm tối đa năng lượng cơ học mà không làm tổn hại đến chất lượng dịch vụ chất lượng kết nối (QoS) của mạng lưới.</w:t>
       </w:r>
+    </w:p>
+    <w:p>
+      <w:pPr>
+        <w:pStyle w:val="Heading3"/>
+        <w:rPr>
+          <w:lang w:val="en-US"/>
+        </w:rPr>
+      </w:pPr>
+      <w:bookmarkStart w:id="9" w:name="_Toc229918191"/>
+    </w:p>
+    <w:p>
+      <w:pPr>
+        <w:pStyle w:val="Heading3"/>
+      </w:pPr>
+      <w:r>
+        <w:lastRenderedPageBreak/>
+        <w:t>b) Kịch bản Nhiễu tín hiệu phức tạp:</w:t>
+      </w:r>
+      <w:bookmarkEnd w:id="9"/>
     </w:p>
     <w:p>
       <w:pPr>
@@ -5264,23 +5303,27 @@
         <w:spacing w:line="360" w:lineRule="auto"/>
         <w:jc w:val="both"/>
         <w:rPr>
-          <w:rFonts w:asciiTheme="majorHAnsi" w:hAnsiTheme="majorHAnsi" w:cstheme="majorHAnsi"/>
-          <w:sz w:val="26"/>
-          <w:szCs w:val="26"/>
-          <w:lang w:val="en-US"/>
-        </w:rPr>
-      </w:pPr>
+          <w:sz w:val="26"/>
+          <w:szCs w:val="26"/>
+        </w:rPr>
+      </w:pPr>
+      <w:r>
+        <w:rPr>
+          <w:sz w:val="26"/>
+          <w:szCs w:val="26"/>
+        </w:rPr>
+        <w:t>Sự hiện diện của các kênh truyền tầm nhìn thẳng (LoS) trên không độ lợi cao mang lại tín hiệu mạnh nhưng đồng thời cũng vô tình tạo ra các kịch bản nhiễu đồng kênh phức tạp. UAV-BS dễ gây nhiễu chéo cho các trạm gốc mặt đất hiện hữu hoặc chịu nhiễu nghiêm trọng từ các UAV lân cận vận hành cùng dải tần trong các mô hình đa UAV (Multi-UAV networks). Điều này đặt ra yêu cầu cấp bách về việc nghiên cứu các kỹ thuật quản lý định hình búp sóng (Beamforming) và phân bổ tài nguyên tần số - thời gian một cách tối ưu.</w:t>
+      </w:r>
     </w:p>
     <w:p>
       <w:pPr>
         <w:pStyle w:val="Heading3"/>
       </w:pPr>
-      <w:bookmarkStart w:id="9" w:name="_Toc229857073"/>
-      <w:r>
-        <w:lastRenderedPageBreak/>
-        <w:t>b) Kịch bản Nhiễu tín hiệu phức tạp:</w:t>
-      </w:r>
-      <w:bookmarkEnd w:id="9"/>
+      <w:bookmarkStart w:id="10" w:name="_Toc229918192"/>
+      <w:r>
+        <w:t>c) Biến động Kênh truyền liên tục và Hiệu ứng Rung lắc (UAV Jittering Effect):</w:t>
+      </w:r>
+      <w:bookmarkEnd w:id="10"/>
     </w:p>
     <w:p>
       <w:pPr>
@@ -5288,44 +5331,12 @@
         <w:spacing w:line="360" w:lineRule="auto"/>
         <w:jc w:val="both"/>
         <w:rPr>
-          <w:rFonts w:asciiTheme="majorHAnsi" w:hAnsiTheme="majorHAnsi" w:cstheme="majorHAnsi"/>
-          <w:sz w:val="26"/>
-          <w:szCs w:val="26"/>
-        </w:rPr>
-      </w:pPr>
-      <w:r>
-        <w:rPr>
-          <w:rFonts w:asciiTheme="majorHAnsi" w:hAnsiTheme="majorHAnsi" w:cstheme="majorHAnsi"/>
-          <w:sz w:val="26"/>
-          <w:szCs w:val="26"/>
-        </w:rPr>
-        <w:t>Sự hiện diện của các kênh truyền tầm nhìn thẳng (LoS) trên không độ lợi cao mang lại tín hiệu mạnh nhưng đồng thời cũng vô tình tạo ra các kịch bản nhiễu đồng kênh phức tạp. UAV-BS dễ gây nhiễu chéo cho các trạm gốc mặt đất hiện hữu hoặc chịu nhiễu nghiêm trọng từ các UAV lân cận vận hành cùng dải tần trong các mô hình đa UAV (Multi-UAV networks). Điều này đặt ra yêu cầu cấp bách về việc nghiên cứu các kỹ thuật quản lý định hình búp sóng (Beamforming) và phân bổ tài nguyên tần số - thời gian một cách tối ưu.</w:t>
-      </w:r>
-    </w:p>
-    <w:p>
-      <w:pPr>
-        <w:pStyle w:val="Heading3"/>
-      </w:pPr>
-      <w:bookmarkStart w:id="10" w:name="_Toc229857074"/>
-      <w:r>
-        <w:t>c) Biến động Kênh truyền liên tục và Hiệu ứng Rung lắc (UAV Jittering Effect):</w:t>
-      </w:r>
-      <w:bookmarkEnd w:id="10"/>
-    </w:p>
-    <w:p>
-      <w:pPr>
-        <w:pStyle w:val="NormalWeb"/>
-        <w:spacing w:line="360" w:lineRule="auto"/>
-        <w:jc w:val="both"/>
-        <w:rPr>
-          <w:rFonts w:asciiTheme="majorHAnsi" w:hAnsiTheme="majorHAnsi" w:cstheme="majorHAnsi"/>
-          <w:sz w:val="26"/>
-          <w:szCs w:val="26"/>
-        </w:rPr>
-      </w:pPr>
-      <w:r>
-        <w:rPr>
-          <w:rFonts w:asciiTheme="majorHAnsi" w:hAnsiTheme="majorHAnsi" w:cstheme="majorHAnsi"/>
+          <w:sz w:val="26"/>
+          <w:szCs w:val="26"/>
+        </w:rPr>
+      </w:pPr>
+      <w:r>
+        <w:rPr>
           <w:sz w:val="26"/>
           <w:szCs w:val="26"/>
         </w:rPr>
@@ -5379,7 +5390,7 @@
       <w:pPr>
         <w:pStyle w:val="Heading1"/>
       </w:pPr>
-      <w:bookmarkStart w:id="11" w:name="_Toc229857075"/>
+      <w:bookmarkStart w:id="11" w:name="_Toc229918193"/>
       <w:r>
         <w:rPr>
           <w:rFonts w:eastAsia="Arial"/>
@@ -5393,7 +5404,7 @@
       <w:pPr>
         <w:pStyle w:val="Heading2"/>
       </w:pPr>
-      <w:bookmarkStart w:id="12" w:name="_Toc229857076"/>
+      <w:bookmarkStart w:id="12" w:name="_Toc229918194"/>
       <w:r>
         <w:rPr>
           <w:rFonts w:eastAsia="Arial"/>
@@ -5415,14 +5426,14 @@
         <w:spacing w:after="225" w:line="360" w:lineRule="auto"/>
         <w:jc w:val="both"/>
         <w:rPr>
-          <w:rFonts w:asciiTheme="majorHAnsi" w:hAnsiTheme="majorHAnsi" w:cstheme="majorHAnsi"/>
-          <w:sz w:val="26"/>
-          <w:szCs w:val="26"/>
-        </w:rPr>
-      </w:pPr>
-      <w:r>
-        <w:rPr>
-          <w:rFonts w:asciiTheme="majorHAnsi" w:hAnsiTheme="majorHAnsi" w:cstheme="majorHAnsi"/>
+          <w:rFonts w:ascii="Times New Roman" w:hAnsi="Times New Roman" w:cs="Times New Roman"/>
+          <w:sz w:val="26"/>
+          <w:szCs w:val="26"/>
+        </w:rPr>
+      </w:pPr>
+      <w:r>
+        <w:rPr>
+          <w:rFonts w:ascii="Times New Roman" w:hAnsi="Times New Roman" w:cs="Times New Roman"/>
           <w:sz w:val="26"/>
           <w:szCs w:val="26"/>
         </w:rPr>
@@ -5430,7 +5441,7 @@
       </w:r>
       <w:r>
         <w:rPr>
-          <w:rFonts w:asciiTheme="majorHAnsi" w:hAnsiTheme="majorHAnsi" w:cstheme="majorHAnsi"/>
+          <w:rFonts w:ascii="Times New Roman" w:hAnsi="Times New Roman" w:cs="Times New Roman"/>
           <w:i/>
           <w:iCs/>
           <w:sz w:val="26"/>
@@ -5440,7 +5451,7 @@
       </w:r>
       <w:r>
         <w:rPr>
-          <w:rFonts w:asciiTheme="majorHAnsi" w:hAnsiTheme="majorHAnsi" w:cstheme="majorHAnsi"/>
+          <w:rFonts w:ascii="Times New Roman" w:hAnsi="Times New Roman" w:cs="Times New Roman"/>
           <w:sz w:val="26"/>
           <w:szCs w:val="26"/>
         </w:rPr>
@@ -5448,7 +5459,7 @@
       </w:r>
       <w:r>
         <w:rPr>
-          <w:rFonts w:asciiTheme="majorHAnsi" w:hAnsiTheme="majorHAnsi" w:cstheme="majorHAnsi"/>
+          <w:rFonts w:ascii="Times New Roman" w:hAnsi="Times New Roman" w:cs="Times New Roman"/>
           <w:i/>
           <w:iCs/>
           <w:sz w:val="26"/>
@@ -5458,7 +5469,7 @@
       </w:r>
       <w:r>
         <w:rPr>
-          <w:rFonts w:asciiTheme="majorHAnsi" w:hAnsiTheme="majorHAnsi" w:cstheme="majorHAnsi"/>
+          <w:rFonts w:ascii="Times New Roman" w:hAnsi="Times New Roman" w:cs="Times New Roman"/>
           <w:sz w:val="26"/>
           <w:szCs w:val="26"/>
         </w:rPr>
@@ -5469,7 +5480,7 @@
       <w:pPr>
         <w:pStyle w:val="Heading2"/>
       </w:pPr>
-      <w:bookmarkStart w:id="13" w:name="_Toc229857077"/>
+      <w:bookmarkStart w:id="13" w:name="_Toc229918195"/>
       <w:r>
         <w:rPr>
           <w:rFonts w:eastAsia="Arial"/>
@@ -5491,14 +5502,14 @@
         <w:spacing w:line="360" w:lineRule="auto"/>
         <w:jc w:val="both"/>
         <w:rPr>
-          <w:rFonts w:asciiTheme="majorHAnsi" w:hAnsiTheme="majorHAnsi" w:cstheme="majorHAnsi"/>
-          <w:sz w:val="26"/>
-          <w:szCs w:val="26"/>
-        </w:rPr>
-      </w:pPr>
-      <w:r>
-        <w:rPr>
-          <w:rFonts w:asciiTheme="majorHAnsi" w:hAnsiTheme="majorHAnsi" w:cstheme="majorHAnsi"/>
+          <w:rFonts w:ascii="Times New Roman" w:hAnsi="Times New Roman" w:cs="Times New Roman"/>
+          <w:sz w:val="26"/>
+          <w:szCs w:val="26"/>
+        </w:rPr>
+      </w:pPr>
+      <w:r>
+        <w:rPr>
+          <w:rFonts w:ascii="Times New Roman" w:hAnsi="Times New Roman" w:cs="Times New Roman"/>
           <w:sz w:val="26"/>
           <w:szCs w:val="26"/>
         </w:rPr>
@@ -5509,7 +5520,7 @@
       <w:pPr>
         <w:pStyle w:val="Heading3"/>
       </w:pPr>
-      <w:bookmarkStart w:id="14" w:name="_Toc229857078"/>
+      <w:bookmarkStart w:id="14" w:name="_Toc229918196"/>
       <w:r>
         <w:rPr>
           <w:rFonts w:eastAsia="Arial"/>
@@ -5531,14 +5542,14 @@
         <w:spacing w:after="150" w:line="360" w:lineRule="auto"/>
         <w:jc w:val="both"/>
         <w:rPr>
-          <w:rFonts w:asciiTheme="majorHAnsi" w:hAnsiTheme="majorHAnsi" w:cstheme="majorHAnsi"/>
-          <w:sz w:val="26"/>
-          <w:szCs w:val="26"/>
-        </w:rPr>
-      </w:pPr>
-      <w:r>
-        <w:rPr>
-          <w:rFonts w:asciiTheme="majorHAnsi" w:hAnsiTheme="majorHAnsi" w:cstheme="majorHAnsi"/>
+          <w:rFonts w:ascii="Times New Roman" w:hAnsi="Times New Roman" w:cs="Times New Roman"/>
+          <w:sz w:val="26"/>
+          <w:szCs w:val="26"/>
+        </w:rPr>
+      </w:pPr>
+      <w:r>
+        <w:rPr>
+          <w:rFonts w:ascii="Times New Roman" w:hAnsi="Times New Roman" w:cs="Times New Roman"/>
           <w:sz w:val="26"/>
           <w:szCs w:val="26"/>
         </w:rPr>
@@ -5546,7 +5557,7 @@
       </w:r>
       <w:r>
         <w:rPr>
-          <w:rFonts w:asciiTheme="majorHAnsi" w:hAnsiTheme="majorHAnsi" w:cstheme="majorHAnsi"/>
+          <w:rFonts w:ascii="Times New Roman" w:hAnsi="Times New Roman" w:cs="Times New Roman"/>
           <w:i/>
           <w:iCs/>
           <w:sz w:val="26"/>
@@ -5556,7 +5567,7 @@
       </w:r>
       <w:r>
         <w:rPr>
-          <w:rFonts w:asciiTheme="majorHAnsi" w:hAnsiTheme="majorHAnsi" w:cstheme="majorHAnsi"/>
+          <w:rFonts w:ascii="Times New Roman" w:hAnsi="Times New Roman" w:cs="Times New Roman"/>
           <w:i/>
           <w:iCs/>
           <w:sz w:val="26"/>
@@ -5567,7 +5578,7 @@
       </w:r>
       <w:r>
         <w:rPr>
-          <w:rFonts w:asciiTheme="majorHAnsi" w:hAnsiTheme="majorHAnsi" w:cstheme="majorHAnsi"/>
+          <w:rFonts w:ascii="Times New Roman" w:hAnsi="Times New Roman" w:cs="Times New Roman"/>
           <w:sz w:val="26"/>
           <w:szCs w:val="26"/>
         </w:rPr>
@@ -5575,7 +5586,7 @@
       </w:r>
       <w:r>
         <w:rPr>
-          <w:rFonts w:asciiTheme="majorHAnsi" w:hAnsiTheme="majorHAnsi" w:cstheme="majorHAnsi"/>
+          <w:rFonts w:ascii="Times New Roman" w:hAnsi="Times New Roman" w:cs="Times New Roman"/>
           <w:i/>
           <w:iCs/>
           <w:sz w:val="26"/>
@@ -5585,7 +5596,7 @@
       </w:r>
       <w:r>
         <w:rPr>
-          <w:rFonts w:asciiTheme="majorHAnsi" w:hAnsiTheme="majorHAnsi" w:cstheme="majorHAnsi"/>
+          <w:rFonts w:ascii="Times New Roman" w:hAnsi="Times New Roman" w:cs="Times New Roman"/>
           <w:sz w:val="26"/>
           <w:szCs w:val="26"/>
         </w:rPr>
@@ -5593,7 +5604,7 @@
       </w:r>
       <w:r>
         <w:rPr>
-          <w:rFonts w:asciiTheme="majorHAnsi" w:hAnsiTheme="majorHAnsi" w:cstheme="majorHAnsi"/>
+          <w:rFonts w:ascii="Times New Roman" w:hAnsi="Times New Roman" w:cs="Times New Roman"/>
           <w:i/>
           <w:iCs/>
           <w:sz w:val="26"/>
@@ -5603,7 +5614,7 @@
       </w:r>
       <w:r>
         <w:rPr>
-          <w:rFonts w:asciiTheme="majorHAnsi" w:hAnsiTheme="majorHAnsi" w:cstheme="majorHAnsi"/>
+          <w:rFonts w:ascii="Times New Roman" w:hAnsi="Times New Roman" w:cs="Times New Roman"/>
           <w:sz w:val="26"/>
           <w:szCs w:val="26"/>
         </w:rPr>
@@ -5611,7 +5622,7 @@
       </w:r>
       <w:r>
         <w:rPr>
-          <w:rFonts w:asciiTheme="majorHAnsi" w:hAnsiTheme="majorHAnsi" w:cstheme="majorHAnsi"/>
+          <w:rFonts w:ascii="Times New Roman" w:hAnsi="Times New Roman" w:cs="Times New Roman"/>
           <w:i/>
           <w:iCs/>
           <w:sz w:val="26"/>
@@ -5621,7 +5632,7 @@
       </w:r>
       <w:r>
         <w:rPr>
-          <w:rFonts w:asciiTheme="majorHAnsi" w:hAnsiTheme="majorHAnsi" w:cstheme="majorHAnsi"/>
+          <w:rFonts w:ascii="Times New Roman" w:hAnsi="Times New Roman" w:cs="Times New Roman"/>
           <w:sz w:val="26"/>
           <w:szCs w:val="26"/>
         </w:rPr>
@@ -5629,7 +5640,7 @@
       </w:r>
       <w:r>
         <w:rPr>
-          <w:rFonts w:ascii="Cambria Math" w:hAnsi="Cambria Math" w:cstheme="majorHAnsi"/>
+          <w:rFonts w:ascii="Cambria Math" w:hAnsi="Cambria Math" w:cs="Times New Roman"/>
           <w:sz w:val="26"/>
           <w:szCs w:val="26"/>
         </w:rPr>
@@ -5637,7 +5648,7 @@
       </w:r>
       <w:r>
         <w:rPr>
-          <w:rFonts w:asciiTheme="majorHAnsi" w:hAnsiTheme="majorHAnsi" w:cstheme="majorHAnsi"/>
+          <w:rFonts w:ascii="Times New Roman" w:hAnsi="Times New Roman" w:cs="Times New Roman"/>
           <w:sz w:val="26"/>
           <w:szCs w:val="26"/>
         </w:rPr>
@@ -5645,7 +5656,7 @@
       </w:r>
       <w:r>
         <w:rPr>
-          <w:rFonts w:asciiTheme="majorHAnsi" w:hAnsiTheme="majorHAnsi" w:cstheme="majorHAnsi"/>
+          <w:rFonts w:ascii="Times New Roman" w:hAnsi="Times New Roman" w:cs="Times New Roman"/>
           <w:i/>
           <w:iCs/>
           <w:sz w:val="26"/>
@@ -5655,7 +5666,7 @@
       </w:r>
       <w:r>
         <w:rPr>
-          <w:rFonts w:asciiTheme="majorHAnsi" w:hAnsiTheme="majorHAnsi" w:cstheme="majorHAnsi"/>
+          <w:rFonts w:ascii="Times New Roman" w:hAnsi="Times New Roman" w:cs="Times New Roman"/>
           <w:i/>
           <w:iCs/>
           <w:sz w:val="26"/>
@@ -5666,7 +5677,7 @@
       </w:r>
       <w:r>
         <w:rPr>
-          <w:rFonts w:asciiTheme="majorHAnsi" w:hAnsiTheme="majorHAnsi" w:cstheme="majorHAnsi"/>
+          <w:rFonts w:ascii="Times New Roman" w:hAnsi="Times New Roman" w:cs="Times New Roman"/>
           <w:sz w:val="26"/>
           <w:szCs w:val="26"/>
         </w:rPr>
@@ -5674,7 +5685,7 @@
       </w:r>
       <w:r>
         <w:rPr>
-          <w:rFonts w:asciiTheme="majorHAnsi" w:hAnsiTheme="majorHAnsi" w:cstheme="majorHAnsi"/>
+          <w:rFonts w:ascii="Times New Roman" w:hAnsi="Times New Roman" w:cs="Times New Roman"/>
           <w:sz w:val="26"/>
           <w:szCs w:val="26"/>
           <w:vertAlign w:val="subscript"/>
@@ -5683,7 +5694,7 @@
       </w:r>
       <w:r>
         <w:rPr>
-          <w:rFonts w:asciiTheme="majorHAnsi" w:hAnsiTheme="majorHAnsi" w:cstheme="majorHAnsi"/>
+          <w:rFonts w:ascii="Times New Roman" w:hAnsi="Times New Roman" w:cs="Times New Roman"/>
           <w:sz w:val="26"/>
           <w:szCs w:val="26"/>
         </w:rPr>
@@ -5691,7 +5702,7 @@
       </w:r>
       <w:r>
         <w:rPr>
-          <w:rFonts w:asciiTheme="majorHAnsi" w:hAnsiTheme="majorHAnsi" w:cstheme="majorHAnsi"/>
+          <w:rFonts w:ascii="Times New Roman" w:hAnsi="Times New Roman" w:cs="Times New Roman"/>
           <w:sz w:val="26"/>
           <w:szCs w:val="26"/>
           <w:vertAlign w:val="subscript"/>
@@ -5700,7 +5711,7 @@
       </w:r>
       <w:r>
         <w:rPr>
-          <w:rFonts w:asciiTheme="majorHAnsi" w:hAnsiTheme="majorHAnsi" w:cstheme="majorHAnsi"/>
+          <w:rFonts w:ascii="Times New Roman" w:hAnsi="Times New Roman" w:cs="Times New Roman"/>
           <w:sz w:val="26"/>
           <w:szCs w:val="26"/>
         </w:rPr>
@@ -5708,7 +5719,7 @@
       </w:r>
       <w:r>
         <w:rPr>
-          <w:rFonts w:asciiTheme="majorHAnsi" w:hAnsiTheme="majorHAnsi" w:cstheme="majorHAnsi"/>
+          <w:rFonts w:ascii="Times New Roman" w:hAnsi="Times New Roman" w:cs="Times New Roman"/>
           <w:i/>
           <w:iCs/>
           <w:sz w:val="26"/>
@@ -5718,7 +5729,7 @@
       </w:r>
       <w:r>
         <w:rPr>
-          <w:rFonts w:asciiTheme="majorHAnsi" w:hAnsiTheme="majorHAnsi" w:cstheme="majorHAnsi"/>
+          <w:rFonts w:ascii="Times New Roman" w:hAnsi="Times New Roman" w:cs="Times New Roman"/>
           <w:sz w:val="26"/>
           <w:szCs w:val="26"/>
         </w:rPr>
@@ -5738,16 +5749,16 @@
         <w:spacing w:line="360" w:lineRule="auto"/>
         <w:jc w:val="center"/>
         <w:rPr>
-          <w:rFonts w:asciiTheme="majorHAnsi" w:hAnsiTheme="majorHAnsi" w:cstheme="majorHAnsi"/>
-          <w:b/>
-          <w:bCs/>
-          <w:sz w:val="26"/>
-          <w:szCs w:val="26"/>
-        </w:rPr>
-      </w:pPr>
-      <w:r>
-        <w:rPr>
-          <w:rFonts w:asciiTheme="majorHAnsi" w:hAnsiTheme="majorHAnsi" w:cstheme="majorHAnsi"/>
+          <w:rFonts w:ascii="Times New Roman" w:hAnsi="Times New Roman" w:cs="Times New Roman"/>
+          <w:b/>
+          <w:bCs/>
+          <w:sz w:val="26"/>
+          <w:szCs w:val="26"/>
+        </w:rPr>
+      </w:pPr>
+      <w:r>
+        <w:rPr>
+          <w:rFonts w:ascii="Times New Roman" w:hAnsi="Times New Roman" w:cs="Times New Roman"/>
           <w:b/>
           <w:bCs/>
           <w:sz w:val="26"/>
@@ -5757,7 +5768,7 @@
       </w:r>
       <w:r>
         <w:rPr>
-          <w:rFonts w:asciiTheme="majorHAnsi" w:hAnsiTheme="majorHAnsi" w:cstheme="majorHAnsi"/>
+          <w:rFonts w:ascii="Times New Roman" w:hAnsi="Times New Roman" w:cs="Times New Roman"/>
           <w:b/>
           <w:bCs/>
           <w:sz w:val="26"/>
@@ -5768,7 +5779,7 @@
       </w:r>
       <w:r>
         <w:rPr>
-          <w:rFonts w:asciiTheme="majorHAnsi" w:eastAsia="Arial Unicode MS" w:hAnsiTheme="majorHAnsi" w:cstheme="majorHAnsi"/>
+          <w:rFonts w:ascii="Times New Roman" w:eastAsia="Arial Unicode MS" w:hAnsi="Times New Roman" w:cs="Times New Roman"/>
           <w:b/>
           <w:bCs/>
           <w:sz w:val="26"/>
@@ -5778,7 +5789,7 @@
       </w:r>
       <w:r>
         <w:rPr>
-          <w:rFonts w:asciiTheme="majorHAnsi" w:hAnsiTheme="majorHAnsi" w:cstheme="majorHAnsi"/>
+          <w:rFonts w:ascii="Times New Roman" w:hAnsi="Times New Roman" w:cs="Times New Roman"/>
           <w:b/>
           <w:bCs/>
           <w:sz w:val="26"/>
@@ -5789,7 +5800,7 @@
       </w:r>
       <w:r>
         <w:rPr>
-          <w:rFonts w:asciiTheme="majorHAnsi" w:hAnsiTheme="majorHAnsi" w:cstheme="majorHAnsi"/>
+          <w:rFonts w:ascii="Times New Roman" w:hAnsi="Times New Roman" w:cs="Times New Roman"/>
           <w:b/>
           <w:bCs/>
           <w:sz w:val="26"/>
@@ -5799,7 +5810,7 @@
       </w:r>
       <w:r>
         <w:rPr>
-          <w:rFonts w:asciiTheme="majorHAnsi" w:hAnsiTheme="majorHAnsi" w:cstheme="majorHAnsi"/>
+          <w:rFonts w:ascii="Times New Roman" w:hAnsi="Times New Roman" w:cs="Times New Roman"/>
           <w:b/>
           <w:bCs/>
           <w:sz w:val="26"/>
@@ -5810,7 +5821,7 @@
       </w:r>
       <w:r>
         <w:rPr>
-          <w:rFonts w:asciiTheme="majorHAnsi" w:hAnsiTheme="majorHAnsi" w:cstheme="majorHAnsi"/>
+          <w:rFonts w:ascii="Times New Roman" w:hAnsi="Times New Roman" w:cs="Times New Roman"/>
           <w:b/>
           <w:bCs/>
           <w:sz w:val="26"/>
@@ -5820,7 +5831,7 @@
       </w:r>
       <w:r>
         <w:rPr>
-          <w:rFonts w:asciiTheme="majorHAnsi" w:hAnsiTheme="majorHAnsi" w:cstheme="majorHAnsi"/>
+          <w:rFonts w:ascii="Times New Roman" w:hAnsi="Times New Roman" w:cs="Times New Roman"/>
           <w:b/>
           <w:bCs/>
           <w:sz w:val="26"/>
@@ -5831,7 +5842,7 @@
       </w:r>
       <w:r>
         <w:rPr>
-          <w:rFonts w:asciiTheme="majorHAnsi" w:hAnsiTheme="majorHAnsi" w:cstheme="majorHAnsi"/>
+          <w:rFonts w:ascii="Times New Roman" w:hAnsi="Times New Roman" w:cs="Times New Roman"/>
           <w:b/>
           <w:bCs/>
           <w:sz w:val="26"/>
@@ -5841,7 +5852,7 @@
       </w:r>
       <w:r>
         <w:rPr>
-          <w:rFonts w:asciiTheme="majorHAnsi" w:hAnsiTheme="majorHAnsi" w:cstheme="majorHAnsi"/>
+          <w:rFonts w:ascii="Times New Roman" w:hAnsi="Times New Roman" w:cs="Times New Roman"/>
           <w:b/>
           <w:bCs/>
           <w:sz w:val="26"/>
@@ -5852,7 +5863,7 @@
       </w:r>
       <w:r>
         <w:rPr>
-          <w:rFonts w:asciiTheme="majorHAnsi" w:hAnsiTheme="majorHAnsi" w:cstheme="majorHAnsi"/>
+          <w:rFonts w:ascii="Times New Roman" w:hAnsi="Times New Roman" w:cs="Times New Roman"/>
           <w:b/>
           <w:bCs/>
           <w:sz w:val="26"/>
@@ -5862,7 +5873,7 @@
       </w:r>
       <w:r>
         <w:rPr>
-          <w:rFonts w:asciiTheme="majorHAnsi" w:hAnsiTheme="majorHAnsi" w:cstheme="majorHAnsi"/>
+          <w:rFonts w:ascii="Times New Roman" w:hAnsi="Times New Roman" w:cs="Times New Roman"/>
           <w:b/>
           <w:bCs/>
           <w:sz w:val="26"/>
@@ -5873,7 +5884,7 @@
       </w:r>
       <w:r>
         <w:rPr>
-          <w:rFonts w:asciiTheme="majorHAnsi" w:hAnsiTheme="majorHAnsi" w:cstheme="majorHAnsi"/>
+          <w:rFonts w:ascii="Times New Roman" w:hAnsi="Times New Roman" w:cs="Times New Roman"/>
           <w:b/>
           <w:bCs/>
           <w:sz w:val="26"/>
@@ -5886,7 +5897,7 @@
       <w:pPr>
         <w:pStyle w:val="Heading3"/>
       </w:pPr>
-      <w:bookmarkStart w:id="15" w:name="_Toc229857079"/>
+      <w:bookmarkStart w:id="15" w:name="_Toc229918197"/>
       <w:r>
         <w:rPr>
           <w:rFonts w:eastAsia="Arial"/>
@@ -5908,14 +5919,14 @@
         <w:spacing w:after="150" w:line="360" w:lineRule="auto"/>
         <w:jc w:val="both"/>
         <w:rPr>
-          <w:rFonts w:asciiTheme="majorHAnsi" w:hAnsiTheme="majorHAnsi" w:cstheme="majorHAnsi"/>
-          <w:sz w:val="26"/>
-          <w:szCs w:val="26"/>
-        </w:rPr>
-      </w:pPr>
-      <w:r>
-        <w:rPr>
-          <w:rFonts w:asciiTheme="majorHAnsi" w:hAnsiTheme="majorHAnsi" w:cstheme="majorHAnsi"/>
+          <w:rFonts w:ascii="Times New Roman" w:hAnsi="Times New Roman" w:cs="Times New Roman"/>
+          <w:sz w:val="26"/>
+          <w:szCs w:val="26"/>
+        </w:rPr>
+      </w:pPr>
+      <w:r>
+        <w:rPr>
+          <w:rFonts w:ascii="Times New Roman" w:hAnsi="Times New Roman" w:cs="Times New Roman"/>
           <w:sz w:val="26"/>
           <w:szCs w:val="26"/>
         </w:rPr>
@@ -5923,7 +5934,7 @@
       </w:r>
       <w:r>
         <w:rPr>
-          <w:rFonts w:asciiTheme="majorHAnsi" w:hAnsiTheme="majorHAnsi" w:cstheme="majorHAnsi"/>
+          <w:rFonts w:ascii="Times New Roman" w:hAnsi="Times New Roman" w:cs="Times New Roman"/>
           <w:sz w:val="26"/>
           <w:szCs w:val="26"/>
           <w:vertAlign w:val="subscript"/>
@@ -5932,7 +5943,7 @@
       </w:r>
       <w:r>
         <w:rPr>
-          <w:rFonts w:asciiTheme="majorHAnsi" w:hAnsiTheme="majorHAnsi" w:cstheme="majorHAnsi"/>
+          <w:rFonts w:ascii="Times New Roman" w:hAnsi="Times New Roman" w:cs="Times New Roman"/>
           <w:sz w:val="26"/>
           <w:szCs w:val="26"/>
         </w:rPr>
@@ -5952,16 +5963,16 @@
         <w:spacing w:before="150" w:line="360" w:lineRule="auto"/>
         <w:jc w:val="center"/>
         <w:rPr>
-          <w:rFonts w:asciiTheme="majorHAnsi" w:hAnsiTheme="majorHAnsi" w:cstheme="majorHAnsi"/>
-          <w:b/>
-          <w:bCs/>
-          <w:sz w:val="26"/>
-          <w:szCs w:val="26"/>
-        </w:rPr>
-      </w:pPr>
-      <w:r>
-        <w:rPr>
-          <w:rFonts w:asciiTheme="majorHAnsi" w:hAnsiTheme="majorHAnsi" w:cstheme="majorHAnsi"/>
+          <w:rFonts w:ascii="Times New Roman" w:hAnsi="Times New Roman" w:cs="Times New Roman"/>
+          <w:b/>
+          <w:bCs/>
+          <w:sz w:val="26"/>
+          <w:szCs w:val="26"/>
+        </w:rPr>
+      </w:pPr>
+      <w:r>
+        <w:rPr>
+          <w:rFonts w:ascii="Times New Roman" w:hAnsi="Times New Roman" w:cs="Times New Roman"/>
           <w:b/>
           <w:bCs/>
           <w:sz w:val="26"/>
@@ -5971,7 +5982,7 @@
       </w:r>
       <w:r>
         <w:rPr>
-          <w:rFonts w:asciiTheme="majorHAnsi" w:hAnsiTheme="majorHAnsi" w:cstheme="majorHAnsi"/>
+          <w:rFonts w:ascii="Times New Roman" w:hAnsi="Times New Roman" w:cs="Times New Roman"/>
           <w:b/>
           <w:bCs/>
           <w:sz w:val="26"/>
@@ -5982,7 +5993,7 @@
       </w:r>
       <w:r>
         <w:rPr>
-          <w:rFonts w:asciiTheme="majorHAnsi" w:hAnsiTheme="majorHAnsi" w:cstheme="majorHAnsi"/>
+          <w:rFonts w:ascii="Times New Roman" w:hAnsi="Times New Roman" w:cs="Times New Roman"/>
           <w:b/>
           <w:bCs/>
           <w:sz w:val="26"/>
@@ -5992,7 +6003,7 @@
       </w:r>
       <w:r>
         <w:rPr>
-          <w:rFonts w:asciiTheme="majorHAnsi" w:hAnsiTheme="majorHAnsi" w:cstheme="majorHAnsi"/>
+          <w:rFonts w:ascii="Times New Roman" w:hAnsi="Times New Roman" w:cs="Times New Roman"/>
           <w:b/>
           <w:bCs/>
           <w:sz w:val="26"/>
@@ -6003,7 +6014,7 @@
       </w:r>
       <w:r>
         <w:rPr>
-          <w:rFonts w:asciiTheme="majorHAnsi" w:hAnsiTheme="majorHAnsi" w:cstheme="majorHAnsi"/>
+          <w:rFonts w:ascii="Times New Roman" w:hAnsi="Times New Roman" w:cs="Times New Roman"/>
           <w:b/>
           <w:bCs/>
           <w:sz w:val="26"/>
@@ -6013,7 +6024,7 @@
       </w:r>
       <w:r>
         <w:rPr>
-          <w:rFonts w:asciiTheme="majorHAnsi" w:hAnsiTheme="majorHAnsi" w:cstheme="majorHAnsi"/>
+          <w:rFonts w:ascii="Times New Roman" w:hAnsi="Times New Roman" w:cs="Times New Roman"/>
           <w:b/>
           <w:bCs/>
           <w:sz w:val="26"/>
@@ -6024,7 +6035,7 @@
       </w:r>
       <w:r>
         <w:rPr>
-          <w:rFonts w:asciiTheme="majorHAnsi" w:hAnsiTheme="majorHAnsi" w:cstheme="majorHAnsi"/>
+          <w:rFonts w:ascii="Times New Roman" w:hAnsi="Times New Roman" w:cs="Times New Roman"/>
           <w:b/>
           <w:bCs/>
           <w:sz w:val="26"/>
@@ -6034,7 +6045,7 @@
       </w:r>
       <w:r>
         <w:rPr>
-          <w:rFonts w:asciiTheme="majorHAnsi" w:hAnsiTheme="majorHAnsi" w:cstheme="majorHAnsi"/>
+          <w:rFonts w:ascii="Times New Roman" w:hAnsi="Times New Roman" w:cs="Times New Roman"/>
           <w:b/>
           <w:bCs/>
           <w:sz w:val="26"/>
@@ -6045,7 +6056,7 @@
       </w:r>
       <w:r>
         <w:rPr>
-          <w:rFonts w:asciiTheme="majorHAnsi" w:hAnsiTheme="majorHAnsi" w:cstheme="majorHAnsi"/>
+          <w:rFonts w:ascii="Times New Roman" w:hAnsi="Times New Roman" w:cs="Times New Roman"/>
           <w:b/>
           <w:bCs/>
           <w:sz w:val="26"/>
@@ -6067,14 +6078,14 @@
         <w:spacing w:line="360" w:lineRule="auto"/>
         <w:jc w:val="both"/>
         <w:rPr>
-          <w:rFonts w:asciiTheme="majorHAnsi" w:hAnsiTheme="majorHAnsi" w:cstheme="majorHAnsi"/>
-          <w:sz w:val="26"/>
-          <w:szCs w:val="26"/>
-        </w:rPr>
-      </w:pPr>
-      <w:r>
-        <w:rPr>
-          <w:rFonts w:asciiTheme="majorHAnsi" w:hAnsiTheme="majorHAnsi" w:cstheme="majorHAnsi"/>
+          <w:rFonts w:ascii="Times New Roman" w:hAnsi="Times New Roman" w:cs="Times New Roman"/>
+          <w:sz w:val="26"/>
+          <w:szCs w:val="26"/>
+        </w:rPr>
+      </w:pPr>
+      <w:r>
+        <w:rPr>
+          <w:rFonts w:ascii="Times New Roman" w:hAnsi="Times New Roman" w:cs="Times New Roman"/>
           <w:sz w:val="26"/>
           <w:szCs w:val="26"/>
         </w:rPr>
@@ -6082,7 +6093,7 @@
       </w:r>
       <w:r>
         <w:rPr>
-          <w:rFonts w:asciiTheme="majorHAnsi" w:hAnsiTheme="majorHAnsi" w:cstheme="majorHAnsi"/>
+          <w:rFonts w:ascii="Times New Roman" w:hAnsi="Times New Roman" w:cs="Times New Roman"/>
           <w:sz w:val="26"/>
           <w:szCs w:val="26"/>
           <w:vertAlign w:val="subscript"/>
@@ -6091,7 +6102,7 @@
       </w:r>
       <w:r>
         <w:rPr>
-          <w:rFonts w:asciiTheme="majorHAnsi" w:hAnsiTheme="majorHAnsi" w:cstheme="majorHAnsi"/>
+          <w:rFonts w:ascii="Times New Roman" w:hAnsi="Times New Roman" w:cs="Times New Roman"/>
           <w:sz w:val="26"/>
           <w:szCs w:val="26"/>
         </w:rPr>
@@ -6099,7 +6110,7 @@
       </w:r>
       <w:r>
         <w:rPr>
-          <w:rFonts w:asciiTheme="majorHAnsi" w:hAnsiTheme="majorHAnsi" w:cstheme="majorHAnsi"/>
+          <w:rFonts w:ascii="Times New Roman" w:hAnsi="Times New Roman" w:cs="Times New Roman"/>
           <w:sz w:val="26"/>
           <w:szCs w:val="26"/>
         </w:rPr>
@@ -6108,7 +6119,7 @@
       </w:r>
       <w:r>
         <w:rPr>
-          <w:rFonts w:asciiTheme="majorHAnsi" w:hAnsiTheme="majorHAnsi" w:cstheme="majorHAnsi"/>
+          <w:rFonts w:ascii="Times New Roman" w:hAnsi="Times New Roman" w:cs="Times New Roman"/>
           <w:sz w:val="26"/>
           <w:szCs w:val="26"/>
           <w:vertAlign w:val="subscript"/>
@@ -6117,7 +6128,7 @@
       </w:r>
       <w:r>
         <w:rPr>
-          <w:rFonts w:asciiTheme="majorHAnsi" w:hAnsiTheme="majorHAnsi" w:cstheme="majorHAnsi"/>
+          <w:rFonts w:ascii="Times New Roman" w:hAnsi="Times New Roman" w:cs="Times New Roman"/>
           <w:sz w:val="26"/>
           <w:szCs w:val="26"/>
         </w:rPr>
@@ -6128,7 +6139,7 @@
       <w:pPr>
         <w:pStyle w:val="Heading3"/>
       </w:pPr>
-      <w:bookmarkStart w:id="16" w:name="_Toc229857080"/>
+      <w:bookmarkStart w:id="16" w:name="_Toc229918198"/>
       <w:r>
         <w:rPr>
           <w:rFonts w:eastAsia="Arial"/>
@@ -6150,14 +6161,14 @@
         <w:spacing w:after="150" w:line="360" w:lineRule="auto"/>
         <w:jc w:val="both"/>
         <w:rPr>
-          <w:rFonts w:asciiTheme="majorHAnsi" w:hAnsiTheme="majorHAnsi" w:cstheme="majorHAnsi"/>
-          <w:sz w:val="26"/>
-          <w:szCs w:val="26"/>
-        </w:rPr>
-      </w:pPr>
-      <w:r>
-        <w:rPr>
-          <w:rFonts w:asciiTheme="majorHAnsi" w:hAnsiTheme="majorHAnsi" w:cstheme="majorHAnsi"/>
+          <w:rFonts w:ascii="Times New Roman" w:hAnsi="Times New Roman" w:cs="Times New Roman"/>
+          <w:sz w:val="26"/>
+          <w:szCs w:val="26"/>
+        </w:rPr>
+      </w:pPr>
+      <w:r>
+        <w:rPr>
+          <w:rFonts w:ascii="Times New Roman" w:hAnsi="Times New Roman" w:cs="Times New Roman"/>
           <w:sz w:val="26"/>
           <w:szCs w:val="26"/>
         </w:rPr>
@@ -6165,7 +6176,7 @@
       </w:r>
       <w:r>
         <w:rPr>
-          <w:rFonts w:asciiTheme="majorHAnsi" w:hAnsiTheme="majorHAnsi" w:cstheme="majorHAnsi"/>
+          <w:rFonts w:ascii="Times New Roman" w:hAnsi="Times New Roman" w:cs="Times New Roman"/>
           <w:i/>
           <w:iCs/>
           <w:sz w:val="26"/>
@@ -6175,7 +6186,7 @@
       </w:r>
       <w:r>
         <w:rPr>
-          <w:rFonts w:asciiTheme="majorHAnsi" w:hAnsiTheme="majorHAnsi" w:cstheme="majorHAnsi"/>
+          <w:rFonts w:ascii="Times New Roman" w:hAnsi="Times New Roman" w:cs="Times New Roman"/>
           <w:sz w:val="26"/>
           <w:szCs w:val="26"/>
         </w:rPr>
@@ -6195,7 +6206,7 @@
         <w:spacing w:before="150" w:line="360" w:lineRule="auto"/>
         <w:jc w:val="center"/>
         <w:rPr>
-          <w:rFonts w:asciiTheme="majorHAnsi" w:hAnsiTheme="majorHAnsi" w:cstheme="majorHAnsi"/>
+          <w:rFonts w:ascii="Times New Roman" w:hAnsi="Times New Roman" w:cs="Times New Roman"/>
           <w:b/>
           <w:bCs/>
           <w:sz w:val="26"/>
@@ -6205,7 +6216,7 @@
       </w:pPr>
       <w:r>
         <w:rPr>
-          <w:rFonts w:asciiTheme="majorHAnsi" w:hAnsiTheme="majorHAnsi" w:cstheme="majorHAnsi"/>
+          <w:rFonts w:ascii="Times New Roman" w:hAnsi="Times New Roman" w:cs="Times New Roman"/>
           <w:b/>
           <w:bCs/>
           <w:sz w:val="26"/>
@@ -6215,7 +6226,7 @@
       </w:r>
       <w:r>
         <w:rPr>
-          <w:rFonts w:asciiTheme="majorHAnsi" w:hAnsiTheme="majorHAnsi" w:cstheme="majorHAnsi"/>
+          <w:rFonts w:ascii="Times New Roman" w:hAnsi="Times New Roman" w:cs="Times New Roman"/>
           <w:b/>
           <w:bCs/>
           <w:sz w:val="26"/>
@@ -6226,7 +6237,7 @@
       </w:r>
       <w:r>
         <w:rPr>
-          <w:rFonts w:asciiTheme="majorHAnsi" w:hAnsiTheme="majorHAnsi" w:cstheme="majorHAnsi"/>
+          <w:rFonts w:ascii="Times New Roman" w:hAnsi="Times New Roman" w:cs="Times New Roman"/>
           <w:b/>
           <w:bCs/>
           <w:sz w:val="26"/>
@@ -6236,7 +6247,7 @@
       </w:r>
       <w:r>
         <w:rPr>
-          <w:rFonts w:asciiTheme="majorHAnsi" w:hAnsiTheme="majorHAnsi" w:cstheme="majorHAnsi"/>
+          <w:rFonts w:ascii="Times New Roman" w:hAnsi="Times New Roman" w:cs="Times New Roman"/>
           <w:b/>
           <w:bCs/>
           <w:sz w:val="26"/>
@@ -6247,7 +6258,7 @@
       </w:r>
       <w:r>
         <w:rPr>
-          <w:rFonts w:asciiTheme="majorHAnsi" w:hAnsiTheme="majorHAnsi" w:cstheme="majorHAnsi"/>
+          <w:rFonts w:ascii="Times New Roman" w:hAnsi="Times New Roman" w:cs="Times New Roman"/>
           <w:b/>
           <w:bCs/>
           <w:sz w:val="26"/>
@@ -6257,7 +6268,7 @@
       </w:r>
       <w:r>
         <w:rPr>
-          <w:rFonts w:asciiTheme="majorHAnsi" w:hAnsiTheme="majorHAnsi" w:cstheme="majorHAnsi"/>
+          <w:rFonts w:ascii="Times New Roman" w:hAnsi="Times New Roman" w:cs="Times New Roman"/>
           <w:b/>
           <w:bCs/>
           <w:sz w:val="26"/>
@@ -6268,7 +6279,7 @@
       </w:r>
       <w:r>
         <w:rPr>
-          <w:rFonts w:asciiTheme="majorHAnsi" w:hAnsiTheme="majorHAnsi" w:cstheme="majorHAnsi"/>
+          <w:rFonts w:ascii="Times New Roman" w:hAnsi="Times New Roman" w:cs="Times New Roman"/>
           <w:b/>
           <w:bCs/>
           <w:sz w:val="26"/>
@@ -6279,7 +6290,7 @@
       </w:r>
       <w:r>
         <w:rPr>
-          <w:rFonts w:asciiTheme="majorHAnsi" w:hAnsiTheme="majorHAnsi" w:cstheme="majorHAnsi"/>
+          <w:rFonts w:ascii="Times New Roman" w:hAnsi="Times New Roman" w:cs="Times New Roman"/>
           <w:b/>
           <w:bCs/>
           <w:sz w:val="26"/>
@@ -6302,14 +6313,14 @@
         <w:spacing w:after="150" w:line="360" w:lineRule="auto"/>
         <w:jc w:val="both"/>
         <w:rPr>
-          <w:rFonts w:asciiTheme="majorHAnsi" w:hAnsiTheme="majorHAnsi" w:cstheme="majorHAnsi"/>
-          <w:sz w:val="26"/>
-          <w:szCs w:val="26"/>
-        </w:rPr>
-      </w:pPr>
-      <w:r>
-        <w:rPr>
-          <w:rFonts w:asciiTheme="majorHAnsi" w:hAnsiTheme="majorHAnsi" w:cstheme="majorHAnsi"/>
+          <w:rFonts w:ascii="Times New Roman" w:hAnsi="Times New Roman" w:cs="Times New Roman"/>
+          <w:sz w:val="26"/>
+          <w:szCs w:val="26"/>
+        </w:rPr>
+      </w:pPr>
+      <w:r>
+        <w:rPr>
+          <w:rFonts w:ascii="Times New Roman" w:hAnsi="Times New Roman" w:cs="Times New Roman"/>
           <w:sz w:val="26"/>
           <w:szCs w:val="26"/>
         </w:rPr>
@@ -6317,7 +6328,7 @@
       </w:r>
       <w:r>
         <w:rPr>
-          <w:rFonts w:asciiTheme="majorHAnsi" w:hAnsiTheme="majorHAnsi" w:cstheme="majorHAnsi"/>
+          <w:rFonts w:ascii="Times New Roman" w:hAnsi="Times New Roman" w:cs="Times New Roman"/>
           <w:i/>
           <w:iCs/>
           <w:sz w:val="26"/>
@@ -6327,7 +6338,7 @@
       </w:r>
       <w:r>
         <w:rPr>
-          <w:rFonts w:asciiTheme="majorHAnsi" w:hAnsiTheme="majorHAnsi" w:cstheme="majorHAnsi"/>
+          <w:rFonts w:ascii="Times New Roman" w:hAnsi="Times New Roman" w:cs="Times New Roman"/>
           <w:sz w:val="26"/>
           <w:szCs w:val="26"/>
         </w:rPr>
@@ -6347,7 +6358,7 @@
         <w:spacing w:before="150" w:line="360" w:lineRule="auto"/>
         <w:jc w:val="center"/>
         <w:rPr>
-          <w:rFonts w:asciiTheme="majorHAnsi" w:hAnsiTheme="majorHAnsi" w:cstheme="majorHAnsi"/>
+          <w:rFonts w:ascii="Times New Roman" w:hAnsi="Times New Roman" w:cs="Times New Roman"/>
           <w:b/>
           <w:bCs/>
           <w:sz w:val="26"/>
@@ -6357,7 +6368,7 @@
       </w:pPr>
       <w:r>
         <w:rPr>
-          <w:rFonts w:asciiTheme="majorHAnsi" w:hAnsiTheme="majorHAnsi" w:cstheme="majorHAnsi"/>
+          <w:rFonts w:ascii="Times New Roman" w:hAnsi="Times New Roman" w:cs="Times New Roman"/>
           <w:b/>
           <w:bCs/>
           <w:sz w:val="26"/>
@@ -6367,7 +6378,7 @@
       </w:r>
       <w:r>
         <w:rPr>
-          <w:rFonts w:asciiTheme="majorHAnsi" w:hAnsiTheme="majorHAnsi" w:cstheme="majorHAnsi"/>
+          <w:rFonts w:ascii="Times New Roman" w:hAnsi="Times New Roman" w:cs="Times New Roman"/>
           <w:b/>
           <w:bCs/>
           <w:sz w:val="26"/>
@@ -6378,7 +6389,7 @@
       </w:r>
       <w:r>
         <w:rPr>
-          <w:rFonts w:asciiTheme="majorHAnsi" w:hAnsiTheme="majorHAnsi" w:cstheme="majorHAnsi"/>
+          <w:rFonts w:ascii="Times New Roman" w:hAnsi="Times New Roman" w:cs="Times New Roman"/>
           <w:b/>
           <w:bCs/>
           <w:sz w:val="26"/>
@@ -6388,7 +6399,7 @@
       </w:r>
       <w:r>
         <w:rPr>
-          <w:rFonts w:asciiTheme="majorHAnsi" w:hAnsiTheme="majorHAnsi" w:cstheme="majorHAnsi"/>
+          <w:rFonts w:ascii="Times New Roman" w:hAnsi="Times New Roman" w:cs="Times New Roman"/>
           <w:b/>
           <w:bCs/>
           <w:sz w:val="26"/>
@@ -6399,7 +6410,7 @@
       </w:r>
       <w:r>
         <w:rPr>
-          <w:rFonts w:asciiTheme="majorHAnsi" w:hAnsiTheme="majorHAnsi" w:cstheme="majorHAnsi"/>
+          <w:rFonts w:ascii="Times New Roman" w:hAnsi="Times New Roman" w:cs="Times New Roman"/>
           <w:b/>
           <w:bCs/>
           <w:sz w:val="26"/>
@@ -6409,7 +6420,7 @@
       </w:r>
       <w:r>
         <w:rPr>
-          <w:rFonts w:asciiTheme="majorHAnsi" w:hAnsiTheme="majorHAnsi" w:cstheme="majorHAnsi"/>
+          <w:rFonts w:ascii="Times New Roman" w:hAnsi="Times New Roman" w:cs="Times New Roman"/>
           <w:b/>
           <w:bCs/>
           <w:sz w:val="26"/>
@@ -6432,14 +6443,14 @@
         <w:spacing w:line="360" w:lineRule="auto"/>
         <w:jc w:val="both"/>
         <w:rPr>
-          <w:rFonts w:asciiTheme="majorHAnsi" w:hAnsiTheme="majorHAnsi" w:cstheme="majorHAnsi"/>
-          <w:sz w:val="26"/>
-          <w:szCs w:val="26"/>
-        </w:rPr>
-      </w:pPr>
-      <w:r>
-        <w:rPr>
-          <w:rFonts w:asciiTheme="majorHAnsi" w:hAnsiTheme="majorHAnsi" w:cstheme="majorHAnsi"/>
+          <w:rFonts w:ascii="Times New Roman" w:hAnsi="Times New Roman" w:cs="Times New Roman"/>
+          <w:sz w:val="26"/>
+          <w:szCs w:val="26"/>
+        </w:rPr>
+      </w:pPr>
+      <w:r>
+        <w:rPr>
+          <w:rFonts w:ascii="Times New Roman" w:hAnsi="Times New Roman" w:cs="Times New Roman"/>
           <w:sz w:val="26"/>
           <w:szCs w:val="26"/>
         </w:rPr>
@@ -6447,7 +6458,7 @@
       </w:r>
       <w:r>
         <w:rPr>
-          <w:rFonts w:asciiTheme="majorHAnsi" w:hAnsiTheme="majorHAnsi" w:cstheme="majorHAnsi"/>
+          <w:rFonts w:ascii="Times New Roman" w:hAnsi="Times New Roman" w:cs="Times New Roman"/>
           <w:sz w:val="26"/>
           <w:szCs w:val="26"/>
           <w:vertAlign w:val="subscript"/>
@@ -6456,7 +6467,7 @@
       </w:r>
       <w:r>
         <w:rPr>
-          <w:rFonts w:asciiTheme="majorHAnsi" w:hAnsiTheme="majorHAnsi" w:cstheme="majorHAnsi"/>
+          <w:rFonts w:ascii="Times New Roman" w:hAnsi="Times New Roman" w:cs="Times New Roman"/>
           <w:sz w:val="26"/>
           <w:szCs w:val="26"/>
         </w:rPr>
@@ -6464,7 +6475,7 @@
       </w:r>
       <w:r>
         <w:rPr>
-          <w:rFonts w:asciiTheme="majorHAnsi" w:hAnsiTheme="majorHAnsi" w:cstheme="majorHAnsi"/>
+          <w:rFonts w:ascii="Times New Roman" w:hAnsi="Times New Roman" w:cs="Times New Roman"/>
           <w:sz w:val="26"/>
           <w:szCs w:val="26"/>
           <w:vertAlign w:val="superscript"/>
@@ -6473,7 +6484,7 @@
       </w:r>
       <w:r>
         <w:rPr>
-          <w:rFonts w:asciiTheme="majorHAnsi" w:hAnsiTheme="majorHAnsi" w:cstheme="majorHAnsi"/>
+          <w:rFonts w:ascii="Times New Roman" w:hAnsi="Times New Roman" w:cs="Times New Roman"/>
           <w:sz w:val="26"/>
           <w:szCs w:val="26"/>
         </w:rPr>
@@ -6484,7 +6495,7 @@
       <w:pPr>
         <w:pStyle w:val="Heading3"/>
       </w:pPr>
-      <w:bookmarkStart w:id="17" w:name="_Toc229857081"/>
+      <w:bookmarkStart w:id="17" w:name="_Toc229918199"/>
       <w:r>
         <w:rPr>
           <w:rFonts w:eastAsia="Arial"/>
@@ -6506,14 +6517,14 @@
         <w:spacing w:after="150" w:line="360" w:lineRule="auto"/>
         <w:jc w:val="both"/>
         <w:rPr>
-          <w:rFonts w:asciiTheme="majorHAnsi" w:hAnsiTheme="majorHAnsi" w:cstheme="majorHAnsi"/>
-          <w:sz w:val="26"/>
-          <w:szCs w:val="26"/>
-        </w:rPr>
-      </w:pPr>
-      <w:r>
-        <w:rPr>
-          <w:rFonts w:asciiTheme="majorHAnsi" w:hAnsiTheme="majorHAnsi" w:cstheme="majorHAnsi"/>
+          <w:rFonts w:ascii="Times New Roman" w:hAnsi="Times New Roman" w:cs="Times New Roman"/>
+          <w:sz w:val="26"/>
+          <w:szCs w:val="26"/>
+        </w:rPr>
+      </w:pPr>
+      <w:r>
+        <w:rPr>
+          <w:rFonts w:ascii="Times New Roman" w:hAnsi="Times New Roman" w:cs="Times New Roman"/>
           <w:sz w:val="26"/>
           <w:szCs w:val="26"/>
         </w:rPr>
@@ -6521,7 +6532,7 @@
       </w:r>
       <w:r>
         <w:rPr>
-          <w:rFonts w:asciiTheme="majorHAnsi" w:hAnsiTheme="majorHAnsi" w:cstheme="majorHAnsi"/>
+          <w:rFonts w:ascii="Times New Roman" w:hAnsi="Times New Roman" w:cs="Times New Roman"/>
           <w:i/>
           <w:iCs/>
           <w:sz w:val="26"/>
@@ -6531,7 +6542,7 @@
       </w:r>
       <w:r>
         <w:rPr>
-          <w:rFonts w:asciiTheme="majorHAnsi" w:hAnsiTheme="majorHAnsi" w:cstheme="majorHAnsi"/>
+          <w:rFonts w:ascii="Times New Roman" w:hAnsi="Times New Roman" w:cs="Times New Roman"/>
           <w:sz w:val="26"/>
           <w:szCs w:val="26"/>
         </w:rPr>
@@ -6551,16 +6562,16 @@
         <w:spacing w:after="225" w:line="360" w:lineRule="auto"/>
         <w:jc w:val="center"/>
         <w:rPr>
-          <w:rFonts w:asciiTheme="majorHAnsi" w:hAnsiTheme="majorHAnsi" w:cstheme="majorHAnsi"/>
-          <w:b/>
-          <w:bCs/>
-          <w:sz w:val="26"/>
-          <w:szCs w:val="26"/>
-        </w:rPr>
-      </w:pPr>
-      <w:r>
-        <w:rPr>
-          <w:rFonts w:asciiTheme="majorHAnsi" w:hAnsiTheme="majorHAnsi" w:cstheme="majorHAnsi"/>
+          <w:rFonts w:ascii="Times New Roman" w:hAnsi="Times New Roman" w:cs="Times New Roman"/>
+          <w:b/>
+          <w:bCs/>
+          <w:sz w:val="26"/>
+          <w:szCs w:val="26"/>
+        </w:rPr>
+      </w:pPr>
+      <w:r>
+        <w:rPr>
+          <w:rFonts w:ascii="Times New Roman" w:hAnsi="Times New Roman" w:cs="Times New Roman"/>
           <w:b/>
           <w:bCs/>
           <w:sz w:val="26"/>
@@ -6570,7 +6581,7 @@
       </w:r>
       <w:r>
         <w:rPr>
-          <w:rFonts w:asciiTheme="majorHAnsi" w:hAnsiTheme="majorHAnsi" w:cstheme="majorHAnsi"/>
+          <w:rFonts w:ascii="Times New Roman" w:hAnsi="Times New Roman" w:cs="Times New Roman"/>
           <w:b/>
           <w:bCs/>
           <w:sz w:val="26"/>
@@ -6581,7 +6592,7 @@
       </w:r>
       <w:r>
         <w:rPr>
-          <w:rFonts w:asciiTheme="majorHAnsi" w:hAnsiTheme="majorHAnsi" w:cstheme="majorHAnsi"/>
+          <w:rFonts w:ascii="Times New Roman" w:hAnsi="Times New Roman" w:cs="Times New Roman"/>
           <w:b/>
           <w:bCs/>
           <w:sz w:val="26"/>
@@ -6591,7 +6602,7 @@
       </w:r>
       <w:r>
         <w:rPr>
-          <w:rFonts w:asciiTheme="majorHAnsi" w:hAnsiTheme="majorHAnsi" w:cstheme="majorHAnsi"/>
+          <w:rFonts w:ascii="Times New Roman" w:hAnsi="Times New Roman" w:cs="Times New Roman"/>
           <w:b/>
           <w:bCs/>
           <w:sz w:val="26"/>
@@ -6602,7 +6613,7 @@
       </w:r>
       <w:r>
         <w:rPr>
-          <w:rFonts w:asciiTheme="majorHAnsi" w:hAnsiTheme="majorHAnsi" w:cstheme="majorHAnsi"/>
+          <w:rFonts w:ascii="Times New Roman" w:hAnsi="Times New Roman" w:cs="Times New Roman"/>
           <w:b/>
           <w:bCs/>
           <w:sz w:val="26"/>
@@ -6612,7 +6623,7 @@
       </w:r>
       <w:r>
         <w:rPr>
-          <w:rFonts w:asciiTheme="majorHAnsi" w:hAnsiTheme="majorHAnsi" w:cstheme="majorHAnsi"/>
+          <w:rFonts w:ascii="Times New Roman" w:hAnsi="Times New Roman" w:cs="Times New Roman"/>
           <w:b/>
           <w:bCs/>
           <w:sz w:val="26"/>
@@ -6623,7 +6634,7 @@
       </w:r>
       <w:r>
         <w:rPr>
-          <w:rFonts w:asciiTheme="majorHAnsi" w:hAnsiTheme="majorHAnsi" w:cstheme="majorHAnsi"/>
+          <w:rFonts w:ascii="Times New Roman" w:hAnsi="Times New Roman" w:cs="Times New Roman"/>
           <w:b/>
           <w:bCs/>
           <w:sz w:val="26"/>
@@ -6636,7 +6647,7 @@
       <w:pPr>
         <w:pStyle w:val="Heading2"/>
       </w:pPr>
-      <w:bookmarkStart w:id="18" w:name="_Toc229857082"/>
+      <w:bookmarkStart w:id="18" w:name="_Toc229918200"/>
       <w:r>
         <w:rPr>
           <w:rFonts w:eastAsia="Arial"/>
@@ -6658,14 +6669,14 @@
         <w:spacing w:after="150" w:line="360" w:lineRule="auto"/>
         <w:jc w:val="both"/>
         <w:rPr>
-          <w:rFonts w:asciiTheme="majorHAnsi" w:hAnsiTheme="majorHAnsi" w:cstheme="majorHAnsi"/>
-          <w:sz w:val="26"/>
-          <w:szCs w:val="26"/>
-        </w:rPr>
-      </w:pPr>
-      <w:r>
-        <w:rPr>
-          <w:rFonts w:asciiTheme="majorHAnsi" w:hAnsiTheme="majorHAnsi" w:cstheme="majorHAnsi"/>
+          <w:rFonts w:ascii="Times New Roman" w:hAnsi="Times New Roman" w:cs="Times New Roman"/>
+          <w:sz w:val="26"/>
+          <w:szCs w:val="26"/>
+        </w:rPr>
+      </w:pPr>
+      <w:r>
+        <w:rPr>
+          <w:rFonts w:ascii="Times New Roman" w:hAnsi="Times New Roman" w:cs="Times New Roman"/>
           <w:sz w:val="26"/>
           <w:szCs w:val="26"/>
         </w:rPr>
@@ -6685,16 +6696,16 @@
         <w:spacing w:after="375" w:line="360" w:lineRule="auto"/>
         <w:jc w:val="center"/>
         <w:rPr>
-          <w:rFonts w:asciiTheme="majorHAnsi" w:hAnsiTheme="majorHAnsi" w:cstheme="majorHAnsi"/>
-          <w:b/>
-          <w:bCs/>
-          <w:sz w:val="26"/>
-          <w:szCs w:val="26"/>
-        </w:rPr>
-      </w:pPr>
-      <w:r>
-        <w:rPr>
-          <w:rFonts w:asciiTheme="majorHAnsi" w:hAnsiTheme="majorHAnsi" w:cstheme="majorHAnsi"/>
+          <w:rFonts w:ascii="Times New Roman" w:hAnsi="Times New Roman" w:cs="Times New Roman"/>
+          <w:b/>
+          <w:bCs/>
+          <w:sz w:val="26"/>
+          <w:szCs w:val="26"/>
+        </w:rPr>
+      </w:pPr>
+      <w:r>
+        <w:rPr>
+          <w:rFonts w:ascii="Times New Roman" w:hAnsi="Times New Roman" w:cs="Times New Roman"/>
           <w:b/>
           <w:bCs/>
           <w:sz w:val="26"/>
@@ -6704,7 +6715,7 @@
       </w:r>
       <w:r>
         <w:rPr>
-          <w:rFonts w:asciiTheme="majorHAnsi" w:hAnsiTheme="majorHAnsi" w:cstheme="majorHAnsi"/>
+          <w:rFonts w:ascii="Times New Roman" w:hAnsi="Times New Roman" w:cs="Times New Roman"/>
           <w:b/>
           <w:bCs/>
           <w:sz w:val="26"/>
@@ -6715,7 +6726,7 @@
       </w:r>
       <w:r>
         <w:rPr>
-          <w:rFonts w:asciiTheme="majorHAnsi" w:eastAsia="Arial Unicode MS" w:hAnsiTheme="majorHAnsi" w:cstheme="majorHAnsi"/>
+          <w:rFonts w:ascii="Times New Roman" w:eastAsia="Arial Unicode MS" w:hAnsi="Times New Roman" w:cs="Times New Roman"/>
           <w:b/>
           <w:bCs/>
           <w:sz w:val="26"/>
@@ -6725,7 +6736,7 @@
       </w:r>
       <w:r>
         <w:rPr>
-          <w:rFonts w:asciiTheme="majorHAnsi" w:hAnsiTheme="majorHAnsi" w:cstheme="majorHAnsi"/>
+          <w:rFonts w:ascii="Times New Roman" w:hAnsi="Times New Roman" w:cs="Times New Roman"/>
           <w:b/>
           <w:bCs/>
           <w:sz w:val="26"/>
@@ -6736,7 +6747,7 @@
       </w:r>
       <w:r>
         <w:rPr>
-          <w:rFonts w:asciiTheme="majorHAnsi" w:hAnsiTheme="majorHAnsi" w:cstheme="majorHAnsi"/>
+          <w:rFonts w:ascii="Times New Roman" w:hAnsi="Times New Roman" w:cs="Times New Roman"/>
           <w:b/>
           <w:bCs/>
           <w:sz w:val="26"/>
@@ -6747,7 +6758,7 @@
       </w:r>
       <w:r>
         <w:rPr>
-          <w:rFonts w:asciiTheme="majorHAnsi" w:hAnsiTheme="majorHAnsi" w:cstheme="majorHAnsi"/>
+          <w:rFonts w:ascii="Times New Roman" w:hAnsi="Times New Roman" w:cs="Times New Roman"/>
           <w:b/>
           <w:bCs/>
           <w:sz w:val="26"/>
@@ -6757,7 +6768,7 @@
       </w:r>
       <w:r>
         <w:rPr>
-          <w:rFonts w:asciiTheme="majorHAnsi" w:hAnsiTheme="majorHAnsi" w:cstheme="majorHAnsi"/>
+          <w:rFonts w:ascii="Times New Roman" w:hAnsi="Times New Roman" w:cs="Times New Roman"/>
           <w:b/>
           <w:bCs/>
           <w:sz w:val="26"/>
@@ -6768,7 +6779,7 @@
       </w:r>
       <w:r>
         <w:rPr>
-          <w:rFonts w:asciiTheme="majorHAnsi" w:hAnsiTheme="majorHAnsi" w:cstheme="majorHAnsi"/>
+          <w:rFonts w:ascii="Times New Roman" w:hAnsi="Times New Roman" w:cs="Times New Roman"/>
           <w:b/>
           <w:bCs/>
           <w:sz w:val="26"/>
@@ -6778,7 +6789,7 @@
       </w:r>
       <w:r>
         <w:rPr>
-          <w:rFonts w:asciiTheme="majorHAnsi" w:hAnsiTheme="majorHAnsi" w:cstheme="majorHAnsi"/>
+          <w:rFonts w:ascii="Times New Roman" w:hAnsi="Times New Roman" w:cs="Times New Roman"/>
           <w:sz w:val="26"/>
           <w:szCs w:val="26"/>
         </w:rPr>
@@ -6786,7 +6797,7 @@
       </w:r>
       <w:r>
         <w:rPr>
-          <w:rFonts w:asciiTheme="majorHAnsi" w:eastAsia="Arial Unicode MS" w:hAnsiTheme="majorHAnsi" w:cstheme="majorHAnsi"/>
+          <w:rFonts w:ascii="Times New Roman" w:eastAsia="Arial Unicode MS" w:hAnsi="Times New Roman" w:cs="Times New Roman"/>
           <w:b/>
           <w:bCs/>
           <w:sz w:val="26"/>
@@ -6799,7 +6810,7 @@
       <w:pPr>
         <w:pStyle w:val="Heading1"/>
       </w:pPr>
-      <w:bookmarkStart w:id="19" w:name="_Toc229857083"/>
+      <w:bookmarkStart w:id="19" w:name="_Toc229918201"/>
       <w:r>
         <w:rPr>
           <w:rFonts w:eastAsia="Arial"/>
@@ -6813,7 +6824,7 @@
       <w:pPr>
         <w:pStyle w:val="Heading2"/>
       </w:pPr>
-      <w:bookmarkStart w:id="20" w:name="_Toc229857084"/>
+      <w:bookmarkStart w:id="20" w:name="_Toc229918202"/>
       <w:r>
         <w:rPr>
           <w:rFonts w:eastAsia="Arial"/>
@@ -6835,14 +6846,14 @@
         <w:spacing w:after="225" w:line="360" w:lineRule="auto"/>
         <w:jc w:val="both"/>
         <w:rPr>
-          <w:rFonts w:asciiTheme="majorHAnsi" w:hAnsiTheme="majorHAnsi" w:cstheme="majorHAnsi"/>
-          <w:sz w:val="26"/>
-          <w:szCs w:val="26"/>
-        </w:rPr>
-      </w:pPr>
-      <w:r>
-        <w:rPr>
-          <w:rFonts w:asciiTheme="majorHAnsi" w:hAnsiTheme="majorHAnsi" w:cstheme="majorHAnsi"/>
+          <w:rFonts w:ascii="Times New Roman" w:hAnsi="Times New Roman" w:cs="Times New Roman"/>
+          <w:sz w:val="26"/>
+          <w:szCs w:val="26"/>
+        </w:rPr>
+      </w:pPr>
+      <w:r>
+        <w:rPr>
+          <w:rFonts w:ascii="Times New Roman" w:hAnsi="Times New Roman" w:cs="Times New Roman"/>
           <w:sz w:val="26"/>
           <w:szCs w:val="26"/>
         </w:rPr>
@@ -6853,7 +6864,7 @@
       <w:pPr>
         <w:pStyle w:val="Heading2"/>
       </w:pPr>
-      <w:bookmarkStart w:id="21" w:name="_Toc229857085"/>
+      <w:bookmarkStart w:id="21" w:name="_Toc229918203"/>
       <w:r>
         <w:rPr>
           <w:rFonts w:eastAsia="Arial"/>
@@ -6875,14 +6886,14 @@
         <w:spacing w:after="225" w:line="360" w:lineRule="auto"/>
         <w:jc w:val="both"/>
         <w:rPr>
-          <w:rFonts w:asciiTheme="majorHAnsi" w:hAnsiTheme="majorHAnsi" w:cstheme="majorHAnsi"/>
-          <w:sz w:val="26"/>
-          <w:szCs w:val="26"/>
-        </w:rPr>
-      </w:pPr>
-      <w:r>
-        <w:rPr>
-          <w:rFonts w:asciiTheme="majorHAnsi" w:hAnsiTheme="majorHAnsi" w:cstheme="majorHAnsi"/>
+          <w:rFonts w:ascii="Times New Roman" w:hAnsi="Times New Roman" w:cs="Times New Roman"/>
+          <w:sz w:val="26"/>
+          <w:szCs w:val="26"/>
+        </w:rPr>
+      </w:pPr>
+      <w:r>
+        <w:rPr>
+          <w:rFonts w:ascii="Times New Roman" w:hAnsi="Times New Roman" w:cs="Times New Roman"/>
           <w:sz w:val="26"/>
           <w:szCs w:val="26"/>
         </w:rPr>
@@ -6893,7 +6904,7 @@
       <w:pPr>
         <w:pStyle w:val="Heading2"/>
       </w:pPr>
-      <w:bookmarkStart w:id="22" w:name="_Toc229857086"/>
+      <w:bookmarkStart w:id="22" w:name="_Toc229918204"/>
       <w:r>
         <w:rPr>
           <w:rFonts w:eastAsia="Arial"/>
@@ -6915,14 +6926,14 @@
         <w:spacing w:after="375" w:line="360" w:lineRule="auto"/>
         <w:jc w:val="both"/>
         <w:rPr>
-          <w:rFonts w:asciiTheme="majorHAnsi" w:hAnsiTheme="majorHAnsi" w:cstheme="majorHAnsi"/>
-          <w:sz w:val="26"/>
-          <w:szCs w:val="26"/>
-        </w:rPr>
-      </w:pPr>
-      <w:r>
-        <w:rPr>
-          <w:rFonts w:asciiTheme="majorHAnsi" w:hAnsiTheme="majorHAnsi" w:cstheme="majorHAnsi"/>
+          <w:rFonts w:ascii="Times New Roman" w:hAnsi="Times New Roman" w:cs="Times New Roman"/>
+          <w:sz w:val="26"/>
+          <w:szCs w:val="26"/>
+        </w:rPr>
+      </w:pPr>
+      <w:r>
+        <w:rPr>
+          <w:rFonts w:ascii="Times New Roman" w:hAnsi="Times New Roman" w:cs="Times New Roman"/>
           <w:sz w:val="26"/>
           <w:szCs w:val="26"/>
         </w:rPr>
@@ -6930,7 +6941,7 @@
       </w:r>
       <w:r>
         <w:rPr>
-          <w:rFonts w:asciiTheme="majorHAnsi" w:hAnsiTheme="majorHAnsi" w:cstheme="majorHAnsi"/>
+          <w:rFonts w:ascii="Times New Roman" w:hAnsi="Times New Roman" w:cs="Times New Roman"/>
           <w:sz w:val="26"/>
           <w:szCs w:val="26"/>
           <w:vertAlign w:val="superscript"/>
@@ -6939,7 +6950,7 @@
       </w:r>
       <w:r>
         <w:rPr>
-          <w:rFonts w:asciiTheme="majorHAnsi" w:hAnsiTheme="majorHAnsi" w:cstheme="majorHAnsi"/>
+          <w:rFonts w:ascii="Times New Roman" w:hAnsi="Times New Roman" w:cs="Times New Roman"/>
           <w:sz w:val="26"/>
           <w:szCs w:val="26"/>
         </w:rPr>
@@ -6947,7 +6958,7 @@
       </w:r>
       <w:r>
         <w:rPr>
-          <w:rFonts w:asciiTheme="majorHAnsi" w:hAnsiTheme="majorHAnsi" w:cstheme="majorHAnsi"/>
+          <w:rFonts w:ascii="Times New Roman" w:hAnsi="Times New Roman" w:cs="Times New Roman"/>
           <w:sz w:val="26"/>
           <w:szCs w:val="26"/>
           <w:vertAlign w:val="superscript"/>
@@ -6956,7 +6967,7 @@
       </w:r>
       <w:r>
         <w:rPr>
-          <w:rFonts w:asciiTheme="majorHAnsi" w:hAnsiTheme="majorHAnsi" w:cstheme="majorHAnsi"/>
+          <w:rFonts w:ascii="Times New Roman" w:hAnsi="Times New Roman" w:cs="Times New Roman"/>
           <w:sz w:val="26"/>
           <w:szCs w:val="26"/>
         </w:rPr>
@@ -6965,26 +6976,30 @@
     </w:p>
     <w:p>
       <w:pPr>
+        <w:pStyle w:val="Heading1"/>
         <w:rPr>
           <w:rFonts w:eastAsia="Arial"/>
-          <w:b/>
-          <w:bCs/>
-          <w:sz w:val="32"/>
-          <w:szCs w:val="32"/>
-        </w:rPr>
-      </w:pPr>
-      <w:r>
+          <w:lang w:val="en-US"/>
+        </w:rPr>
+      </w:pPr>
+      <w:bookmarkStart w:id="23" w:name="_Toc229918205"/>
+    </w:p>
+    <w:p>
+      <w:pPr>
+        <w:pStyle w:val="Heading1"/>
         <w:rPr>
           <w:rFonts w:eastAsia="Arial"/>
-        </w:rPr>
-        <w:br w:type="page"/>
-      </w:r>
+          <w:lang w:val="en-US"/>
+        </w:rPr>
+      </w:pPr>
     </w:p>
     <w:p>
       <w:pPr>
         <w:pStyle w:val="Heading1"/>
-      </w:pPr>
-      <w:bookmarkStart w:id="23" w:name="_Toc229857087"/>
+        <w:rPr>
+          <w:rFonts w:eastAsia="Arial"/>
+        </w:rPr>
+      </w:pPr>
       <w:r>
         <w:rPr>
           <w:rFonts w:eastAsia="Arial"/>
@@ -6998,7 +7013,7 @@
       <w:pPr>
         <w:pStyle w:val="Heading2"/>
       </w:pPr>
-      <w:bookmarkStart w:id="24" w:name="_Toc229857088"/>
+      <w:bookmarkStart w:id="24" w:name="_Toc229918206"/>
       <w:r>
         <w:rPr>
           <w:rFonts w:eastAsia="Arial"/>
@@ -7020,14 +7035,14 @@
         <w:spacing w:after="150" w:line="360" w:lineRule="auto"/>
         <w:jc w:val="both"/>
         <w:rPr>
-          <w:rFonts w:asciiTheme="majorHAnsi" w:hAnsiTheme="majorHAnsi" w:cstheme="majorHAnsi"/>
-          <w:sz w:val="26"/>
-          <w:szCs w:val="26"/>
-        </w:rPr>
-      </w:pPr>
-      <w:r>
-        <w:rPr>
-          <w:rFonts w:asciiTheme="majorHAnsi" w:hAnsiTheme="majorHAnsi" w:cstheme="majorHAnsi"/>
+          <w:rFonts w:ascii="Times New Roman" w:hAnsi="Times New Roman" w:cs="Times New Roman"/>
+          <w:sz w:val="26"/>
+          <w:szCs w:val="26"/>
+        </w:rPr>
+      </w:pPr>
+      <w:r>
+        <w:rPr>
+          <w:rFonts w:ascii="Times New Roman" w:hAnsi="Times New Roman" w:cs="Times New Roman"/>
           <w:sz w:val="26"/>
           <w:szCs w:val="26"/>
         </w:rPr>
@@ -7057,7 +7072,7 @@
       <w:tr>
         <w:trPr>
           <w:cantSplit/>
-          <w:trHeight w:val="672"/>
+          <w:trHeight w:val="816"/>
           <w:tblHeader/>
         </w:trPr>
         <w:tc>
@@ -7087,10 +7102,11 @@
                 <w:right w:val="nil"/>
                 <w:between w:val="nil"/>
               </w:pBdr>
-              <w:spacing w:before="150" w:after="150"/>
+              <w:spacing w:before="100" w:beforeAutospacing="1" w:after="150"/>
+              <w:contextualSpacing/>
               <w:jc w:val="center"/>
               <w:rPr>
-                <w:rFonts w:asciiTheme="majorHAnsi" w:hAnsiTheme="majorHAnsi" w:cstheme="majorHAnsi"/>
+                <w:rFonts w:ascii="Times New Roman" w:hAnsi="Times New Roman" w:cs="Times New Roman"/>
                 <w:b/>
                 <w:bCs/>
                 <w:sz w:val="26"/>
@@ -7099,7 +7115,7 @@
             </w:pPr>
             <w:r>
               <w:rPr>
-                <w:rFonts w:asciiTheme="majorHAnsi" w:hAnsiTheme="majorHAnsi" w:cstheme="majorHAnsi"/>
+                <w:rFonts w:ascii="Times New Roman" w:hAnsi="Times New Roman" w:cs="Times New Roman"/>
                 <w:b/>
                 <w:bCs/>
                 <w:sz w:val="32"/>
@@ -7136,10 +7152,11 @@
                 <w:right w:val="nil"/>
                 <w:between w:val="nil"/>
               </w:pBdr>
-              <w:spacing w:before="150" w:after="150"/>
+              <w:spacing w:before="100" w:beforeAutospacing="1" w:after="150"/>
+              <w:contextualSpacing/>
               <w:jc w:val="center"/>
               <w:rPr>
-                <w:rFonts w:asciiTheme="majorHAnsi" w:hAnsiTheme="majorHAnsi" w:cstheme="majorHAnsi"/>
+                <w:rFonts w:ascii="Times New Roman" w:hAnsi="Times New Roman" w:cs="Times New Roman"/>
                 <w:b/>
                 <w:bCs/>
                 <w:sz w:val="32"/>
@@ -7148,7 +7165,7 @@
             </w:pPr>
             <w:r>
               <w:rPr>
-                <w:rFonts w:asciiTheme="majorHAnsi" w:hAnsiTheme="majorHAnsi" w:cstheme="majorHAnsi"/>
+                <w:rFonts w:ascii="Times New Roman" w:hAnsi="Times New Roman" w:cs="Times New Roman"/>
                 <w:b/>
                 <w:bCs/>
                 <w:sz w:val="32"/>
@@ -7167,15 +7184,17 @@
                 <w:right w:val="nil"/>
                 <w:between w:val="nil"/>
               </w:pBdr>
-              <w:rPr>
-                <w:rFonts w:asciiTheme="majorHAnsi" w:hAnsiTheme="majorHAnsi" w:cstheme="majorHAnsi"/>
+              <w:spacing w:before="100" w:beforeAutospacing="1"/>
+              <w:contextualSpacing/>
+              <w:rPr>
+                <w:rFonts w:ascii="Times New Roman" w:hAnsi="Times New Roman" w:cs="Times New Roman"/>
                 <w:sz w:val="26"/>
                 <w:szCs w:val="26"/>
               </w:rPr>
             </w:pPr>
             <w:r>
               <w:rPr>
-                <w:rFonts w:asciiTheme="majorHAnsi" w:hAnsiTheme="majorHAnsi" w:cstheme="majorHAnsi"/>
+                <w:rFonts w:ascii="Times New Roman" w:hAnsi="Times New Roman" w:cs="Times New Roman"/>
                 <w:sz w:val="26"/>
                 <w:szCs w:val="26"/>
               </w:rPr>
@@ -7217,16 +7236,17 @@
                 <w:right w:val="nil"/>
                 <w:between w:val="nil"/>
               </w:pBdr>
-              <w:spacing w:before="120" w:after="120"/>
-              <w:rPr>
-                <w:rFonts w:asciiTheme="majorHAnsi" w:hAnsiTheme="majorHAnsi" w:cstheme="majorHAnsi"/>
+              <w:spacing w:before="100" w:beforeAutospacing="1" w:after="120"/>
+              <w:contextualSpacing/>
+              <w:rPr>
+                <w:rFonts w:ascii="Times New Roman" w:hAnsi="Times New Roman" w:cs="Times New Roman"/>
                 <w:sz w:val="26"/>
                 <w:szCs w:val="26"/>
               </w:rPr>
             </w:pPr>
             <w:r>
               <w:rPr>
-                <w:rFonts w:asciiTheme="majorHAnsi" w:hAnsiTheme="majorHAnsi" w:cstheme="majorHAnsi"/>
+                <w:rFonts w:ascii="Times New Roman" w:hAnsi="Times New Roman" w:cs="Times New Roman"/>
                 <w:sz w:val="26"/>
                 <w:szCs w:val="26"/>
               </w:rPr>
@@ -7261,16 +7281,17 @@
                 <w:right w:val="nil"/>
                 <w:between w:val="nil"/>
               </w:pBdr>
-              <w:spacing w:before="120" w:after="120"/>
-              <w:rPr>
-                <w:rFonts w:asciiTheme="majorHAnsi" w:hAnsiTheme="majorHAnsi" w:cstheme="majorHAnsi"/>
+              <w:spacing w:before="100" w:beforeAutospacing="1" w:after="120"/>
+              <w:contextualSpacing/>
+              <w:rPr>
+                <w:rFonts w:ascii="Times New Roman" w:hAnsi="Times New Roman" w:cs="Times New Roman"/>
                 <w:sz w:val="26"/>
                 <w:szCs w:val="26"/>
               </w:rPr>
             </w:pPr>
             <w:r>
               <w:rPr>
-                <w:rFonts w:asciiTheme="majorHAnsi" w:hAnsiTheme="majorHAnsi" w:cstheme="majorHAnsi"/>
+                <w:rFonts w:ascii="Times New Roman" w:hAnsi="Times New Roman" w:cs="Times New Roman"/>
                 <w:sz w:val="26"/>
                 <w:szCs w:val="26"/>
               </w:rPr>
@@ -7312,16 +7333,17 @@
                 <w:right w:val="nil"/>
                 <w:between w:val="nil"/>
               </w:pBdr>
-              <w:spacing w:before="120" w:after="120"/>
-              <w:rPr>
-                <w:rFonts w:asciiTheme="majorHAnsi" w:hAnsiTheme="majorHAnsi" w:cstheme="majorHAnsi"/>
+              <w:spacing w:before="100" w:beforeAutospacing="1" w:after="120"/>
+              <w:contextualSpacing/>
+              <w:rPr>
+                <w:rFonts w:ascii="Times New Roman" w:hAnsi="Times New Roman" w:cs="Times New Roman"/>
                 <w:sz w:val="26"/>
                 <w:szCs w:val="26"/>
               </w:rPr>
             </w:pPr>
             <w:r>
               <w:rPr>
-                <w:rFonts w:asciiTheme="majorHAnsi" w:hAnsiTheme="majorHAnsi" w:cstheme="majorHAnsi"/>
+                <w:rFonts w:ascii="Times New Roman" w:hAnsi="Times New Roman" w:cs="Times New Roman"/>
                 <w:sz w:val="26"/>
                 <w:szCs w:val="26"/>
               </w:rPr>
@@ -7356,16 +7378,17 @@
                 <w:right w:val="nil"/>
                 <w:between w:val="nil"/>
               </w:pBdr>
-              <w:spacing w:before="120" w:after="120"/>
-              <w:rPr>
-                <w:rFonts w:asciiTheme="majorHAnsi" w:hAnsiTheme="majorHAnsi" w:cstheme="majorHAnsi"/>
+              <w:spacing w:before="100" w:beforeAutospacing="1" w:after="120"/>
+              <w:contextualSpacing/>
+              <w:rPr>
+                <w:rFonts w:ascii="Times New Roman" w:hAnsi="Times New Roman" w:cs="Times New Roman"/>
                 <w:sz w:val="26"/>
                 <w:szCs w:val="26"/>
               </w:rPr>
             </w:pPr>
             <w:r>
               <w:rPr>
-                <w:rFonts w:asciiTheme="majorHAnsi" w:hAnsiTheme="majorHAnsi" w:cstheme="majorHAnsi"/>
+                <w:rFonts w:ascii="Times New Roman" w:hAnsi="Times New Roman" w:cs="Times New Roman"/>
                 <w:sz w:val="26"/>
                 <w:szCs w:val="26"/>
               </w:rPr>
@@ -7407,16 +7430,17 @@
                 <w:right w:val="nil"/>
                 <w:between w:val="nil"/>
               </w:pBdr>
-              <w:spacing w:before="120" w:after="120"/>
-              <w:rPr>
-                <w:rFonts w:asciiTheme="majorHAnsi" w:hAnsiTheme="majorHAnsi" w:cstheme="majorHAnsi"/>
+              <w:spacing w:before="100" w:beforeAutospacing="1" w:after="120"/>
+              <w:contextualSpacing/>
+              <w:rPr>
+                <w:rFonts w:ascii="Times New Roman" w:hAnsi="Times New Roman" w:cs="Times New Roman"/>
                 <w:sz w:val="26"/>
                 <w:szCs w:val="26"/>
               </w:rPr>
             </w:pPr>
             <w:r>
               <w:rPr>
-                <w:rFonts w:asciiTheme="majorHAnsi" w:hAnsiTheme="majorHAnsi" w:cstheme="majorHAnsi"/>
+                <w:rFonts w:ascii="Times New Roman" w:hAnsi="Times New Roman" w:cs="Times New Roman"/>
                 <w:sz w:val="26"/>
                 <w:szCs w:val="26"/>
               </w:rPr>
@@ -7451,16 +7475,17 @@
                 <w:right w:val="nil"/>
                 <w:between w:val="nil"/>
               </w:pBdr>
-              <w:spacing w:before="120" w:after="120"/>
-              <w:rPr>
-                <w:rFonts w:asciiTheme="majorHAnsi" w:hAnsiTheme="majorHAnsi" w:cstheme="majorHAnsi"/>
+              <w:spacing w:before="100" w:beforeAutospacing="1" w:after="120"/>
+              <w:contextualSpacing/>
+              <w:rPr>
+                <w:rFonts w:ascii="Times New Roman" w:hAnsi="Times New Roman" w:cs="Times New Roman"/>
                 <w:sz w:val="26"/>
                 <w:szCs w:val="26"/>
               </w:rPr>
             </w:pPr>
             <w:r>
               <w:rPr>
-                <w:rFonts w:asciiTheme="majorHAnsi" w:hAnsiTheme="majorHAnsi" w:cstheme="majorHAnsi"/>
+                <w:rFonts w:ascii="Times New Roman" w:hAnsi="Times New Roman" w:cs="Times New Roman"/>
                 <w:sz w:val="26"/>
                 <w:szCs w:val="26"/>
               </w:rPr>
@@ -7502,16 +7527,17 @@
                 <w:right w:val="nil"/>
                 <w:between w:val="nil"/>
               </w:pBdr>
-              <w:spacing w:before="120" w:after="120"/>
-              <w:rPr>
-                <w:rFonts w:asciiTheme="majorHAnsi" w:hAnsiTheme="majorHAnsi" w:cstheme="majorHAnsi"/>
+              <w:spacing w:before="100" w:beforeAutospacing="1" w:after="120"/>
+              <w:contextualSpacing/>
+              <w:rPr>
+                <w:rFonts w:ascii="Times New Roman" w:hAnsi="Times New Roman" w:cs="Times New Roman"/>
                 <w:sz w:val="26"/>
                 <w:szCs w:val="26"/>
               </w:rPr>
             </w:pPr>
             <w:r>
               <w:rPr>
-                <w:rFonts w:asciiTheme="majorHAnsi" w:hAnsiTheme="majorHAnsi" w:cstheme="majorHAnsi"/>
+                <w:rFonts w:ascii="Times New Roman" w:hAnsi="Times New Roman" w:cs="Times New Roman"/>
                 <w:sz w:val="26"/>
                 <w:szCs w:val="26"/>
               </w:rPr>
@@ -7519,7 +7545,7 @@
             </w:r>
             <w:r>
               <w:rPr>
-                <w:rFonts w:asciiTheme="majorHAnsi" w:hAnsiTheme="majorHAnsi" w:cstheme="majorHAnsi"/>
+                <w:rFonts w:ascii="Times New Roman" w:hAnsi="Times New Roman" w:cs="Times New Roman"/>
                 <w:sz w:val="26"/>
                 <w:szCs w:val="26"/>
                 <w:vertAlign w:val="subscript"/>
@@ -7528,7 +7554,7 @@
             </w:r>
             <w:r>
               <w:rPr>
-                <w:rFonts w:asciiTheme="majorHAnsi" w:hAnsiTheme="majorHAnsi" w:cstheme="majorHAnsi"/>
+                <w:rFonts w:ascii="Times New Roman" w:hAnsi="Times New Roman" w:cs="Times New Roman"/>
                 <w:sz w:val="26"/>
                 <w:szCs w:val="26"/>
               </w:rPr>
@@ -7563,16 +7589,17 @@
                 <w:right w:val="nil"/>
                 <w:between w:val="nil"/>
               </w:pBdr>
-              <w:spacing w:before="120" w:after="120"/>
-              <w:rPr>
-                <w:rFonts w:asciiTheme="majorHAnsi" w:hAnsiTheme="majorHAnsi" w:cstheme="majorHAnsi"/>
+              <w:spacing w:before="100" w:beforeAutospacing="1" w:after="120"/>
+              <w:contextualSpacing/>
+              <w:rPr>
+                <w:rFonts w:ascii="Times New Roman" w:hAnsi="Times New Roman" w:cs="Times New Roman"/>
                 <w:sz w:val="26"/>
                 <w:szCs w:val="26"/>
               </w:rPr>
             </w:pPr>
             <w:r>
               <w:rPr>
-                <w:rFonts w:asciiTheme="majorHAnsi" w:hAnsiTheme="majorHAnsi" w:cstheme="majorHAnsi"/>
+                <w:rFonts w:ascii="Times New Roman" w:hAnsi="Times New Roman" w:cs="Times New Roman"/>
                 <w:sz w:val="26"/>
                 <w:szCs w:val="26"/>
               </w:rPr>
@@ -7614,16 +7641,17 @@
                 <w:right w:val="nil"/>
                 <w:between w:val="nil"/>
               </w:pBdr>
-              <w:spacing w:before="120" w:after="120"/>
-              <w:rPr>
-                <w:rFonts w:asciiTheme="majorHAnsi" w:hAnsiTheme="majorHAnsi" w:cstheme="majorHAnsi"/>
+              <w:spacing w:before="100" w:beforeAutospacing="1" w:after="120"/>
+              <w:contextualSpacing/>
+              <w:rPr>
+                <w:rFonts w:ascii="Times New Roman" w:hAnsi="Times New Roman" w:cs="Times New Roman"/>
                 <w:sz w:val="26"/>
                 <w:szCs w:val="26"/>
               </w:rPr>
             </w:pPr>
             <w:r>
               <w:rPr>
-                <w:rFonts w:asciiTheme="majorHAnsi" w:hAnsiTheme="majorHAnsi" w:cstheme="majorHAnsi"/>
+                <w:rFonts w:ascii="Times New Roman" w:hAnsi="Times New Roman" w:cs="Times New Roman"/>
                 <w:sz w:val="26"/>
                 <w:szCs w:val="26"/>
               </w:rPr>
@@ -7631,7 +7659,7 @@
             </w:r>
             <w:r>
               <w:rPr>
-                <w:rFonts w:asciiTheme="majorHAnsi" w:hAnsiTheme="majorHAnsi" w:cstheme="majorHAnsi"/>
+                <w:rFonts w:ascii="Times New Roman" w:hAnsi="Times New Roman" w:cs="Times New Roman"/>
                 <w:sz w:val="26"/>
                 <w:szCs w:val="26"/>
                 <w:vertAlign w:val="subscript"/>
@@ -7640,7 +7668,7 @@
             </w:r>
             <w:r>
               <w:rPr>
-                <w:rFonts w:asciiTheme="majorHAnsi" w:hAnsiTheme="majorHAnsi" w:cstheme="majorHAnsi"/>
+                <w:rFonts w:ascii="Times New Roman" w:hAnsi="Times New Roman" w:cs="Times New Roman"/>
                 <w:sz w:val="26"/>
                 <w:szCs w:val="26"/>
               </w:rPr>
@@ -7675,16 +7703,17 @@
                 <w:right w:val="nil"/>
                 <w:between w:val="nil"/>
               </w:pBdr>
-              <w:spacing w:before="120" w:after="120"/>
-              <w:rPr>
-                <w:rFonts w:asciiTheme="majorHAnsi" w:hAnsiTheme="majorHAnsi" w:cstheme="majorHAnsi"/>
+              <w:spacing w:before="100" w:beforeAutospacing="1" w:after="120"/>
+              <w:contextualSpacing/>
+              <w:rPr>
+                <w:rFonts w:ascii="Times New Roman" w:hAnsi="Times New Roman" w:cs="Times New Roman"/>
                 <w:sz w:val="26"/>
                 <w:szCs w:val="26"/>
               </w:rPr>
             </w:pPr>
             <w:r>
               <w:rPr>
-                <w:rFonts w:asciiTheme="majorHAnsi" w:hAnsiTheme="majorHAnsi" w:cstheme="majorHAnsi"/>
+                <w:rFonts w:ascii="Times New Roman" w:hAnsi="Times New Roman" w:cs="Times New Roman"/>
                 <w:sz w:val="26"/>
                 <w:szCs w:val="26"/>
               </w:rPr>
@@ -7725,16 +7754,17 @@
                 <w:right w:val="nil"/>
                 <w:between w:val="nil"/>
               </w:pBdr>
-              <w:spacing w:before="120" w:after="120"/>
-              <w:rPr>
-                <w:rFonts w:asciiTheme="majorHAnsi" w:hAnsiTheme="majorHAnsi" w:cstheme="majorHAnsi"/>
+              <w:spacing w:before="100" w:beforeAutospacing="1" w:after="120"/>
+              <w:contextualSpacing/>
+              <w:rPr>
+                <w:rFonts w:ascii="Times New Roman" w:hAnsi="Times New Roman" w:cs="Times New Roman"/>
                 <w:sz w:val="26"/>
                 <w:szCs w:val="26"/>
               </w:rPr>
             </w:pPr>
             <w:r>
               <w:rPr>
-                <w:rFonts w:asciiTheme="majorHAnsi" w:hAnsiTheme="majorHAnsi" w:cstheme="majorHAnsi"/>
+                <w:rFonts w:ascii="Times New Roman" w:hAnsi="Times New Roman" w:cs="Times New Roman"/>
                 <w:sz w:val="26"/>
                 <w:szCs w:val="26"/>
               </w:rPr>
@@ -7742,7 +7772,7 @@
             </w:r>
             <w:r>
               <w:rPr>
-                <w:rFonts w:asciiTheme="majorHAnsi" w:hAnsiTheme="majorHAnsi" w:cstheme="majorHAnsi"/>
+                <w:rFonts w:ascii="Times New Roman" w:hAnsi="Times New Roman" w:cs="Times New Roman"/>
                 <w:sz w:val="26"/>
                 <w:szCs w:val="26"/>
                 <w:vertAlign w:val="superscript"/>
@@ -7751,7 +7781,7 @@
             </w:r>
             <w:r>
               <w:rPr>
-                <w:rFonts w:asciiTheme="majorHAnsi" w:hAnsiTheme="majorHAnsi" w:cstheme="majorHAnsi"/>
+                <w:rFonts w:ascii="Times New Roman" w:hAnsi="Times New Roman" w:cs="Times New Roman"/>
                 <w:sz w:val="26"/>
                 <w:szCs w:val="26"/>
               </w:rPr>
@@ -7786,16 +7816,17 @@
                 <w:right w:val="nil"/>
                 <w:between w:val="nil"/>
               </w:pBdr>
-              <w:spacing w:before="120" w:after="120"/>
-              <w:rPr>
-                <w:rFonts w:asciiTheme="majorHAnsi" w:hAnsiTheme="majorHAnsi" w:cstheme="majorHAnsi"/>
+              <w:spacing w:before="100" w:beforeAutospacing="1" w:after="120"/>
+              <w:contextualSpacing/>
+              <w:rPr>
+                <w:rFonts w:ascii="Times New Roman" w:hAnsi="Times New Roman" w:cs="Times New Roman"/>
                 <w:sz w:val="26"/>
                 <w:szCs w:val="26"/>
               </w:rPr>
             </w:pPr>
             <w:r>
               <w:rPr>
-                <w:rFonts w:asciiTheme="majorHAnsi" w:hAnsiTheme="majorHAnsi" w:cstheme="majorHAnsi"/>
+                <w:rFonts w:ascii="Times New Roman" w:hAnsi="Times New Roman" w:cs="Times New Roman"/>
                 <w:sz w:val="26"/>
                 <w:szCs w:val="26"/>
               </w:rPr>
@@ -7836,16 +7867,17 @@
                 <w:right w:val="nil"/>
                 <w:between w:val="nil"/>
               </w:pBdr>
-              <w:spacing w:before="120" w:after="120"/>
-              <w:rPr>
-                <w:rFonts w:asciiTheme="majorHAnsi" w:hAnsiTheme="majorHAnsi" w:cstheme="majorHAnsi"/>
+              <w:spacing w:before="100" w:beforeAutospacing="1" w:after="120"/>
+              <w:contextualSpacing/>
+              <w:rPr>
+                <w:rFonts w:ascii="Times New Roman" w:hAnsi="Times New Roman" w:cs="Times New Roman"/>
                 <w:sz w:val="26"/>
                 <w:szCs w:val="26"/>
               </w:rPr>
             </w:pPr>
             <w:r>
               <w:rPr>
-                <w:rFonts w:asciiTheme="majorHAnsi" w:hAnsiTheme="majorHAnsi" w:cstheme="majorHAnsi"/>
+                <w:rFonts w:ascii="Times New Roman" w:hAnsi="Times New Roman" w:cs="Times New Roman"/>
                 <w:sz w:val="26"/>
                 <w:szCs w:val="26"/>
               </w:rPr>
@@ -7880,16 +7912,17 @@
                 <w:right w:val="nil"/>
                 <w:between w:val="nil"/>
               </w:pBdr>
-              <w:spacing w:before="120" w:after="120"/>
-              <w:rPr>
-                <w:rFonts w:asciiTheme="majorHAnsi" w:hAnsiTheme="majorHAnsi" w:cstheme="majorHAnsi"/>
+              <w:spacing w:before="100" w:beforeAutospacing="1" w:after="120"/>
+              <w:contextualSpacing/>
+              <w:rPr>
+                <w:rFonts w:ascii="Times New Roman" w:hAnsi="Times New Roman" w:cs="Times New Roman"/>
                 <w:sz w:val="26"/>
                 <w:szCs w:val="26"/>
               </w:rPr>
             </w:pPr>
             <w:r>
               <w:rPr>
-                <w:rFonts w:asciiTheme="majorHAnsi" w:hAnsiTheme="majorHAnsi" w:cstheme="majorHAnsi"/>
+                <w:rFonts w:ascii="Times New Roman" w:hAnsi="Times New Roman" w:cs="Times New Roman"/>
                 <w:sz w:val="26"/>
                 <w:szCs w:val="26"/>
               </w:rPr>
@@ -7930,16 +7963,17 @@
                 <w:right w:val="nil"/>
                 <w:between w:val="nil"/>
               </w:pBdr>
-              <w:spacing w:before="120" w:after="120"/>
-              <w:rPr>
-                <w:rFonts w:asciiTheme="majorHAnsi" w:hAnsiTheme="majorHAnsi" w:cstheme="majorHAnsi"/>
+              <w:spacing w:before="100" w:beforeAutospacing="1" w:after="120"/>
+              <w:contextualSpacing/>
+              <w:rPr>
+                <w:rFonts w:ascii="Times New Roman" w:hAnsi="Times New Roman" w:cs="Times New Roman"/>
                 <w:sz w:val="26"/>
                 <w:szCs w:val="26"/>
               </w:rPr>
             </w:pPr>
             <w:r>
               <w:rPr>
-                <w:rFonts w:asciiTheme="majorHAnsi" w:hAnsiTheme="majorHAnsi" w:cstheme="majorHAnsi"/>
+                <w:rFonts w:ascii="Times New Roman" w:hAnsi="Times New Roman" w:cs="Times New Roman"/>
                 <w:sz w:val="26"/>
                 <w:szCs w:val="26"/>
               </w:rPr>
@@ -7974,16 +8008,17 @@
                 <w:right w:val="nil"/>
                 <w:between w:val="nil"/>
               </w:pBdr>
-              <w:spacing w:before="120" w:after="120"/>
-              <w:rPr>
-                <w:rFonts w:asciiTheme="majorHAnsi" w:hAnsiTheme="majorHAnsi" w:cstheme="majorHAnsi"/>
+              <w:spacing w:before="100" w:beforeAutospacing="1" w:after="120"/>
+              <w:contextualSpacing/>
+              <w:rPr>
+                <w:rFonts w:ascii="Times New Roman" w:hAnsi="Times New Roman" w:cs="Times New Roman"/>
                 <w:sz w:val="26"/>
                 <w:szCs w:val="26"/>
               </w:rPr>
             </w:pPr>
             <w:r>
               <w:rPr>
-                <w:rFonts w:asciiTheme="majorHAnsi" w:hAnsiTheme="majorHAnsi" w:cstheme="majorHAnsi"/>
+                <w:rFonts w:ascii="Times New Roman" w:hAnsi="Times New Roman" w:cs="Times New Roman"/>
                 <w:sz w:val="26"/>
                 <w:szCs w:val="26"/>
               </w:rPr>
@@ -8024,16 +8059,17 @@
                 <w:right w:val="nil"/>
                 <w:between w:val="nil"/>
               </w:pBdr>
-              <w:spacing w:before="120" w:after="120"/>
-              <w:rPr>
-                <w:rFonts w:asciiTheme="majorHAnsi" w:hAnsiTheme="majorHAnsi" w:cstheme="majorHAnsi"/>
+              <w:spacing w:before="100" w:beforeAutospacing="1" w:after="120"/>
+              <w:contextualSpacing/>
+              <w:rPr>
+                <w:rFonts w:ascii="Times New Roman" w:hAnsi="Times New Roman" w:cs="Times New Roman"/>
                 <w:sz w:val="26"/>
                 <w:szCs w:val="26"/>
               </w:rPr>
             </w:pPr>
             <w:r>
               <w:rPr>
-                <w:rFonts w:asciiTheme="majorHAnsi" w:hAnsiTheme="majorHAnsi" w:cstheme="majorHAnsi"/>
+                <w:rFonts w:ascii="Times New Roman" w:hAnsi="Times New Roman" w:cs="Times New Roman"/>
                 <w:sz w:val="26"/>
                 <w:szCs w:val="26"/>
               </w:rPr>
@@ -8068,16 +8104,17 @@
                 <w:right w:val="nil"/>
                 <w:between w:val="nil"/>
               </w:pBdr>
-              <w:spacing w:before="120" w:after="120"/>
-              <w:rPr>
-                <w:rFonts w:asciiTheme="majorHAnsi" w:hAnsiTheme="majorHAnsi" w:cstheme="majorHAnsi"/>
+              <w:spacing w:before="100" w:beforeAutospacing="1" w:after="120"/>
+              <w:contextualSpacing/>
+              <w:rPr>
+                <w:rFonts w:ascii="Times New Roman" w:hAnsi="Times New Roman" w:cs="Times New Roman"/>
                 <w:sz w:val="26"/>
                 <w:szCs w:val="26"/>
               </w:rPr>
             </w:pPr>
             <w:r>
               <w:rPr>
-                <w:rFonts w:asciiTheme="majorHAnsi" w:hAnsiTheme="majorHAnsi" w:cstheme="majorHAnsi"/>
+                <w:rFonts w:ascii="Times New Roman" w:hAnsi="Times New Roman" w:cs="Times New Roman"/>
                 <w:sz w:val="26"/>
                 <w:szCs w:val="26"/>
               </w:rPr>
@@ -8118,16 +8155,17 @@
                 <w:right w:val="nil"/>
                 <w:between w:val="nil"/>
               </w:pBdr>
-              <w:spacing w:before="120" w:after="120"/>
-              <w:rPr>
-                <w:rFonts w:asciiTheme="majorHAnsi" w:hAnsiTheme="majorHAnsi" w:cstheme="majorHAnsi"/>
+              <w:spacing w:before="100" w:beforeAutospacing="1" w:after="120"/>
+              <w:contextualSpacing/>
+              <w:rPr>
+                <w:rFonts w:ascii="Times New Roman" w:hAnsi="Times New Roman" w:cs="Times New Roman"/>
                 <w:sz w:val="26"/>
                 <w:szCs w:val="26"/>
               </w:rPr>
             </w:pPr>
             <w:r>
               <w:rPr>
-                <w:rFonts w:asciiTheme="majorHAnsi" w:hAnsiTheme="majorHAnsi" w:cstheme="majorHAnsi"/>
+                <w:rFonts w:ascii="Times New Roman" w:hAnsi="Times New Roman" w:cs="Times New Roman"/>
                 <w:sz w:val="26"/>
                 <w:szCs w:val="26"/>
               </w:rPr>
@@ -8162,16 +8200,17 @@
                 <w:right w:val="nil"/>
                 <w:between w:val="nil"/>
               </w:pBdr>
-              <w:spacing w:before="120" w:after="120"/>
-              <w:rPr>
-                <w:rFonts w:asciiTheme="majorHAnsi" w:hAnsiTheme="majorHAnsi" w:cstheme="majorHAnsi"/>
+              <w:spacing w:before="100" w:beforeAutospacing="1" w:after="120"/>
+              <w:contextualSpacing/>
+              <w:rPr>
+                <w:rFonts w:ascii="Times New Roman" w:hAnsi="Times New Roman" w:cs="Times New Roman"/>
                 <w:sz w:val="26"/>
                 <w:szCs w:val="26"/>
               </w:rPr>
             </w:pPr>
             <w:r>
               <w:rPr>
-                <w:rFonts w:asciiTheme="majorHAnsi" w:hAnsiTheme="majorHAnsi" w:cstheme="majorHAnsi"/>
+                <w:rFonts w:ascii="Times New Roman" w:hAnsi="Times New Roman" w:cs="Times New Roman"/>
                 <w:sz w:val="26"/>
                 <w:szCs w:val="26"/>
               </w:rPr>
@@ -8189,17 +8228,16 @@
           <w:lang w:val="en-US"/>
         </w:rPr>
       </w:pPr>
-      <w:bookmarkStart w:id="25" w:name="_Toc229857089"/>
     </w:p>
     <w:p>
       <w:pPr>
         <w:pStyle w:val="Heading2"/>
       </w:pPr>
+      <w:bookmarkStart w:id="25" w:name="_Toc229918207"/>
       <w:r>
         <w:rPr>
           <w:rFonts w:eastAsia="Arial"/>
         </w:rPr>
-        <w:lastRenderedPageBreak/>
         <w:t>4.2. Phân tích kết quả trực quan</w:t>
       </w:r>
       <w:bookmarkEnd w:id="25"/>
@@ -8217,18 +8255,27 @@
         <w:spacing w:line="360" w:lineRule="auto"/>
         <w:jc w:val="both"/>
         <w:rPr>
-          <w:rFonts w:asciiTheme="majorHAnsi" w:hAnsiTheme="majorHAnsi" w:cstheme="majorHAnsi"/>
-          <w:sz w:val="26"/>
-          <w:szCs w:val="26"/>
-        </w:rPr>
-      </w:pPr>
-      <w:r>
-        <w:rPr>
-          <w:rFonts w:asciiTheme="majorHAnsi" w:hAnsiTheme="majorHAnsi" w:cstheme="majorHAnsi"/>
-          <w:sz w:val="26"/>
-          <w:szCs w:val="26"/>
-        </w:rPr>
-        <w:t>Dựa trên kết quả đo lường và tính toán thực nghiệm hiển thị trực tiếp trên Dashboard ứng dụng Streamlit, tọa độ hội tụ không gian và hiệu năng tổng dung lượng đạt được của 3 giải pháp thuật toán được tổng hợp chi tiết như sau:</w:t>
+          <w:rFonts w:ascii="Times New Roman" w:hAnsi="Times New Roman" w:cs="Times New Roman"/>
+          <w:sz w:val="26"/>
+          <w:szCs w:val="26"/>
+        </w:rPr>
+      </w:pPr>
+      <w:r>
+        <w:rPr>
+          <w:rFonts w:ascii="Times New Roman" w:hAnsi="Times New Roman" w:cs="Times New Roman"/>
+          <w:sz w:val="26"/>
+          <w:szCs w:val="26"/>
+        </w:rPr>
+        <w:t xml:space="preserve">Dựa trên kết quả đo lường và tính toán thực nghiệm hiển thị trực tiếp trên </w:t>
+      </w:r>
+      <w:r>
+        <w:rPr>
+          <w:rFonts w:ascii="Times New Roman" w:hAnsi="Times New Roman" w:cs="Times New Roman"/>
+          <w:sz w:val="26"/>
+          <w:szCs w:val="26"/>
+        </w:rPr>
+        <w:lastRenderedPageBreak/>
+        <w:t>Dashboard ứng dụng Streamlit, tọa độ hội tụ không gian và hiệu năng tổng dung lượng đạt được của 3 giải pháp thuật toán được tổng hợp chi tiết như sau:</w:t>
       </w:r>
     </w:p>
     <w:p>
@@ -8244,14 +8291,14 @@
         <w:spacing w:line="360" w:lineRule="auto"/>
         <w:jc w:val="both"/>
         <w:rPr>
-          <w:rFonts w:asciiTheme="majorHAnsi" w:hAnsiTheme="majorHAnsi" w:cstheme="majorHAnsi"/>
-          <w:sz w:val="26"/>
-          <w:szCs w:val="26"/>
-        </w:rPr>
-      </w:pPr>
-      <w:r>
-        <w:rPr>
-          <w:rFonts w:asciiTheme="majorHAnsi" w:hAnsiTheme="majorHAnsi" w:cstheme="majorHAnsi"/>
+          <w:rFonts w:ascii="Times New Roman" w:hAnsi="Times New Roman" w:cs="Times New Roman"/>
+          <w:sz w:val="26"/>
+          <w:szCs w:val="26"/>
+        </w:rPr>
+      </w:pPr>
+      <w:r>
+        <w:rPr>
+          <w:rFonts w:ascii="Times New Roman" w:hAnsi="Times New Roman" w:cs="Times New Roman"/>
           <w:sz w:val="26"/>
           <w:szCs w:val="26"/>
         </w:rPr>
@@ -8259,7 +8306,7 @@
       </w:r>
       <w:r>
         <w:rPr>
-          <w:rFonts w:asciiTheme="majorHAnsi" w:hAnsiTheme="majorHAnsi" w:cstheme="majorHAnsi"/>
+          <w:rFonts w:ascii="Times New Roman" w:hAnsi="Times New Roman" w:cs="Times New Roman"/>
           <w:b/>
           <w:bCs/>
           <w:sz w:val="26"/>
@@ -8269,7 +8316,7 @@
       </w:r>
       <w:r>
         <w:rPr>
-          <w:rFonts w:asciiTheme="majorHAnsi" w:hAnsiTheme="majorHAnsi" w:cstheme="majorHAnsi"/>
+          <w:rFonts w:ascii="Times New Roman" w:hAnsi="Times New Roman" w:cs="Times New Roman"/>
           <w:sz w:val="26"/>
           <w:szCs w:val="26"/>
         </w:rPr>
@@ -8277,7 +8324,7 @@
       </w:r>
       <w:r>
         <w:rPr>
-          <w:rFonts w:asciiTheme="majorHAnsi" w:hAnsiTheme="majorHAnsi" w:cstheme="majorHAnsi"/>
+          <w:rFonts w:ascii="Times New Roman" w:hAnsi="Times New Roman" w:cs="Times New Roman"/>
           <w:b/>
           <w:bCs/>
           <w:sz w:val="26"/>
@@ -8287,7 +8334,7 @@
       </w:r>
       <w:r>
         <w:rPr>
-          <w:rFonts w:asciiTheme="majorHAnsi" w:hAnsiTheme="majorHAnsi" w:cstheme="majorHAnsi"/>
+          <w:rFonts w:ascii="Times New Roman" w:hAnsi="Times New Roman" w:cs="Times New Roman"/>
           <w:sz w:val="26"/>
           <w:szCs w:val="26"/>
         </w:rPr>
@@ -8307,14 +8354,14 @@
         <w:spacing w:line="360" w:lineRule="auto"/>
         <w:jc w:val="both"/>
         <w:rPr>
-          <w:rFonts w:asciiTheme="majorHAnsi" w:hAnsiTheme="majorHAnsi" w:cstheme="majorHAnsi"/>
-          <w:sz w:val="26"/>
-          <w:szCs w:val="26"/>
-        </w:rPr>
-      </w:pPr>
-      <w:r>
-        <w:rPr>
-          <w:rFonts w:asciiTheme="majorHAnsi" w:hAnsiTheme="majorHAnsi" w:cstheme="majorHAnsi"/>
+          <w:rFonts w:ascii="Times New Roman" w:hAnsi="Times New Roman" w:cs="Times New Roman"/>
+          <w:sz w:val="26"/>
+          <w:szCs w:val="26"/>
+        </w:rPr>
+      </w:pPr>
+      <w:r>
+        <w:rPr>
+          <w:rFonts w:ascii="Times New Roman" w:hAnsi="Times New Roman" w:cs="Times New Roman"/>
           <w:sz w:val="26"/>
           <w:szCs w:val="26"/>
         </w:rPr>
@@ -8322,7 +8369,7 @@
       </w:r>
       <w:r>
         <w:rPr>
-          <w:rFonts w:asciiTheme="majorHAnsi" w:hAnsiTheme="majorHAnsi" w:cstheme="majorHAnsi"/>
+          <w:rFonts w:ascii="Times New Roman" w:hAnsi="Times New Roman" w:cs="Times New Roman"/>
           <w:b/>
           <w:bCs/>
           <w:sz w:val="26"/>
@@ -8332,7 +8379,7 @@
       </w:r>
       <w:r>
         <w:rPr>
-          <w:rFonts w:asciiTheme="majorHAnsi" w:hAnsiTheme="majorHAnsi" w:cstheme="majorHAnsi"/>
+          <w:rFonts w:ascii="Times New Roman" w:hAnsi="Times New Roman" w:cs="Times New Roman"/>
           <w:sz w:val="26"/>
           <w:szCs w:val="26"/>
         </w:rPr>
@@ -8340,7 +8387,7 @@
       </w:r>
       <w:r>
         <w:rPr>
-          <w:rFonts w:asciiTheme="majorHAnsi" w:hAnsiTheme="majorHAnsi" w:cstheme="majorHAnsi"/>
+          <w:rFonts w:ascii="Times New Roman" w:hAnsi="Times New Roman" w:cs="Times New Roman"/>
           <w:b/>
           <w:bCs/>
           <w:sz w:val="26"/>
@@ -8350,7 +8397,7 @@
       </w:r>
       <w:r>
         <w:rPr>
-          <w:rFonts w:asciiTheme="majorHAnsi" w:hAnsiTheme="majorHAnsi" w:cstheme="majorHAnsi"/>
+          <w:rFonts w:ascii="Times New Roman" w:hAnsi="Times New Roman" w:cs="Times New Roman"/>
           <w:sz w:val="26"/>
           <w:szCs w:val="26"/>
         </w:rPr>
@@ -8370,14 +8417,14 @@
         <w:spacing w:line="360" w:lineRule="auto"/>
         <w:jc w:val="both"/>
         <w:rPr>
-          <w:rFonts w:asciiTheme="majorHAnsi" w:hAnsiTheme="majorHAnsi" w:cstheme="majorHAnsi"/>
-          <w:sz w:val="26"/>
-          <w:szCs w:val="26"/>
-        </w:rPr>
-      </w:pPr>
-      <w:r>
-        <w:rPr>
-          <w:rFonts w:asciiTheme="majorHAnsi" w:hAnsiTheme="majorHAnsi" w:cstheme="majorHAnsi"/>
+          <w:rFonts w:ascii="Times New Roman" w:hAnsi="Times New Roman" w:cs="Times New Roman"/>
+          <w:sz w:val="26"/>
+          <w:szCs w:val="26"/>
+        </w:rPr>
+      </w:pPr>
+      <w:r>
+        <w:rPr>
+          <w:rFonts w:ascii="Times New Roman" w:hAnsi="Times New Roman" w:cs="Times New Roman"/>
           <w:sz w:val="26"/>
           <w:szCs w:val="26"/>
         </w:rPr>
@@ -8385,7 +8432,7 @@
       </w:r>
       <w:r>
         <w:rPr>
-          <w:rFonts w:asciiTheme="majorHAnsi" w:hAnsiTheme="majorHAnsi" w:cstheme="majorHAnsi"/>
+          <w:rFonts w:ascii="Times New Roman" w:hAnsi="Times New Roman" w:cs="Times New Roman"/>
           <w:b/>
           <w:bCs/>
           <w:sz w:val="26"/>
@@ -8395,7 +8442,7 @@
       </w:r>
       <w:r>
         <w:rPr>
-          <w:rFonts w:asciiTheme="majorHAnsi" w:hAnsiTheme="majorHAnsi" w:cstheme="majorHAnsi"/>
+          <w:rFonts w:ascii="Times New Roman" w:hAnsi="Times New Roman" w:cs="Times New Roman"/>
           <w:sz w:val="26"/>
           <w:szCs w:val="26"/>
         </w:rPr>
@@ -8403,7 +8450,7 @@
       </w:r>
       <w:r>
         <w:rPr>
-          <w:rFonts w:asciiTheme="majorHAnsi" w:hAnsiTheme="majorHAnsi" w:cstheme="majorHAnsi"/>
+          <w:rFonts w:ascii="Times New Roman" w:hAnsi="Times New Roman" w:cs="Times New Roman"/>
           <w:b/>
           <w:bCs/>
           <w:sz w:val="26"/>
@@ -8413,7 +8460,7 @@
       </w:r>
       <w:r>
         <w:rPr>
-          <w:rFonts w:asciiTheme="majorHAnsi" w:hAnsiTheme="majorHAnsi" w:cstheme="majorHAnsi"/>
+          <w:rFonts w:ascii="Times New Roman" w:hAnsi="Times New Roman" w:cs="Times New Roman"/>
           <w:sz w:val="26"/>
           <w:szCs w:val="26"/>
         </w:rPr>
@@ -8423,7 +8470,7 @@
     <w:p>
       <w:pPr>
         <w:rPr>
-          <w:rFonts w:asciiTheme="majorHAnsi" w:eastAsia="Arial" w:hAnsiTheme="majorHAnsi" w:cstheme="majorHAnsi"/>
+          <w:rFonts w:eastAsia="Arial"/>
           <w:b/>
           <w:bCs/>
           <w:lang w:val="en-US" w:eastAsia="en-US"/>
@@ -8431,7 +8478,6 @@
       </w:pPr>
       <w:r>
         <w:rPr>
-          <w:rFonts w:asciiTheme="majorHAnsi" w:hAnsiTheme="majorHAnsi" w:cstheme="majorHAnsi"/>
           <w:b/>
           <w:bCs/>
         </w:rPr>
@@ -8451,16 +8497,16 @@
         <w:spacing w:after="150" w:line="360" w:lineRule="auto"/>
         <w:jc w:val="both"/>
         <w:rPr>
-          <w:rFonts w:asciiTheme="majorHAnsi" w:hAnsiTheme="majorHAnsi" w:cstheme="majorHAnsi"/>
-          <w:b/>
-          <w:bCs/>
-          <w:sz w:val="26"/>
-          <w:szCs w:val="26"/>
-        </w:rPr>
-      </w:pPr>
-      <w:r>
-        <w:rPr>
-          <w:rFonts w:asciiTheme="majorHAnsi" w:hAnsiTheme="majorHAnsi" w:cstheme="majorHAnsi"/>
+          <w:rFonts w:ascii="Times New Roman" w:hAnsi="Times New Roman" w:cs="Times New Roman"/>
+          <w:b/>
+          <w:bCs/>
+          <w:sz w:val="26"/>
+          <w:szCs w:val="26"/>
+        </w:rPr>
+      </w:pPr>
+      <w:r>
+        <w:rPr>
+          <w:rFonts w:ascii="Times New Roman" w:hAnsi="Times New Roman" w:cs="Times New Roman"/>
           <w:b/>
           <w:bCs/>
           <w:sz w:val="26"/>
@@ -8527,7 +8573,7 @@
               <w:spacing w:before="150" w:after="150" w:line="360" w:lineRule="auto"/>
               <w:jc w:val="center"/>
               <w:rPr>
-                <w:rFonts w:asciiTheme="majorHAnsi" w:hAnsiTheme="majorHAnsi" w:cstheme="majorHAnsi"/>
+                <w:rFonts w:ascii="Times New Roman" w:hAnsi="Times New Roman" w:cs="Times New Roman"/>
                 <w:b/>
                 <w:bCs/>
                 <w:sz w:val="32"/>
@@ -8536,7 +8582,7 @@
             </w:pPr>
             <w:r>
               <w:rPr>
-                <w:rFonts w:asciiTheme="majorHAnsi" w:hAnsiTheme="majorHAnsi" w:cstheme="majorHAnsi"/>
+                <w:rFonts w:ascii="Times New Roman" w:hAnsi="Times New Roman" w:cs="Times New Roman"/>
                 <w:b/>
                 <w:bCs/>
                 <w:sz w:val="32"/>
@@ -8576,7 +8622,7 @@
               <w:spacing w:before="150" w:after="150" w:line="360" w:lineRule="auto"/>
               <w:jc w:val="center"/>
               <w:rPr>
-                <w:rFonts w:asciiTheme="majorHAnsi" w:hAnsiTheme="majorHAnsi" w:cstheme="majorHAnsi"/>
+                <w:rFonts w:ascii="Times New Roman" w:hAnsi="Times New Roman" w:cs="Times New Roman"/>
                 <w:b/>
                 <w:bCs/>
                 <w:sz w:val="32"/>
@@ -8585,7 +8631,7 @@
             </w:pPr>
             <w:r>
               <w:rPr>
-                <w:rFonts w:asciiTheme="majorHAnsi" w:hAnsiTheme="majorHAnsi" w:cstheme="majorHAnsi"/>
+                <w:rFonts w:ascii="Times New Roman" w:hAnsi="Times New Roman" w:cs="Times New Roman"/>
                 <w:b/>
                 <w:bCs/>
                 <w:sz w:val="32"/>
@@ -8625,7 +8671,7 @@
               <w:spacing w:before="150" w:after="150" w:line="360" w:lineRule="auto"/>
               <w:jc w:val="center"/>
               <w:rPr>
-                <w:rFonts w:asciiTheme="majorHAnsi" w:hAnsiTheme="majorHAnsi" w:cstheme="majorHAnsi"/>
+                <w:rFonts w:ascii="Times New Roman" w:hAnsi="Times New Roman" w:cs="Times New Roman"/>
                 <w:b/>
                 <w:bCs/>
                 <w:sz w:val="32"/>
@@ -8634,7 +8680,7 @@
             </w:pPr>
             <w:r>
               <w:rPr>
-                <w:rFonts w:asciiTheme="majorHAnsi" w:hAnsiTheme="majorHAnsi" w:cstheme="majorHAnsi"/>
+                <w:rFonts w:ascii="Times New Roman" w:hAnsi="Times New Roman" w:cs="Times New Roman"/>
                 <w:b/>
                 <w:bCs/>
                 <w:sz w:val="32"/>
@@ -8674,7 +8720,7 @@
               <w:spacing w:before="150" w:after="150" w:line="360" w:lineRule="auto"/>
               <w:jc w:val="center"/>
               <w:rPr>
-                <w:rFonts w:asciiTheme="majorHAnsi" w:hAnsiTheme="majorHAnsi" w:cstheme="majorHAnsi"/>
+                <w:rFonts w:ascii="Times New Roman" w:hAnsi="Times New Roman" w:cs="Times New Roman"/>
                 <w:b/>
                 <w:bCs/>
                 <w:sz w:val="32"/>
@@ -8683,7 +8729,7 @@
             </w:pPr>
             <w:r>
               <w:rPr>
-                <w:rFonts w:asciiTheme="majorHAnsi" w:hAnsiTheme="majorHAnsi" w:cstheme="majorHAnsi"/>
+                <w:rFonts w:ascii="Times New Roman" w:hAnsi="Times New Roman" w:cs="Times New Roman"/>
                 <w:b/>
                 <w:bCs/>
                 <w:sz w:val="32"/>
@@ -8705,7 +8751,7 @@
               <w:spacing w:line="360" w:lineRule="auto"/>
               <w:jc w:val="center"/>
               <w:rPr>
-                <w:rFonts w:asciiTheme="majorHAnsi" w:hAnsiTheme="majorHAnsi" w:cstheme="majorHAnsi"/>
+                <w:rFonts w:ascii="Times New Roman" w:hAnsi="Times New Roman" w:cs="Times New Roman"/>
                 <w:sz w:val="32"/>
                 <w:szCs w:val="26"/>
               </w:rPr>
@@ -8747,7 +8793,7 @@
               </w:pBdr>
               <w:spacing w:before="120" w:after="120" w:line="360" w:lineRule="auto"/>
               <w:rPr>
-                <w:rFonts w:asciiTheme="majorHAnsi" w:hAnsiTheme="majorHAnsi" w:cstheme="majorHAnsi"/>
+                <w:rFonts w:ascii="Times New Roman" w:hAnsi="Times New Roman" w:cs="Times New Roman"/>
                 <w:b/>
                 <w:bCs/>
                 <w:sz w:val="26"/>
@@ -8756,7 +8802,7 @@
             </w:pPr>
             <w:r>
               <w:rPr>
-                <w:rFonts w:asciiTheme="majorHAnsi" w:hAnsiTheme="majorHAnsi" w:cstheme="majorHAnsi"/>
+                <w:rFonts w:ascii="Times New Roman" w:hAnsi="Times New Roman" w:cs="Times New Roman"/>
                 <w:b/>
                 <w:bCs/>
                 <w:sz w:val="26"/>
@@ -8795,14 +8841,14 @@
               </w:pBdr>
               <w:spacing w:before="120" w:after="120" w:line="360" w:lineRule="auto"/>
               <w:rPr>
-                <w:rFonts w:asciiTheme="majorHAnsi" w:hAnsiTheme="majorHAnsi" w:cstheme="majorHAnsi"/>
+                <w:rFonts w:ascii="Times New Roman" w:hAnsi="Times New Roman" w:cs="Times New Roman"/>
                 <w:sz w:val="26"/>
                 <w:szCs w:val="26"/>
               </w:rPr>
             </w:pPr>
             <w:r>
               <w:rPr>
-                <w:rFonts w:asciiTheme="majorHAnsi" w:hAnsiTheme="majorHAnsi" w:cstheme="majorHAnsi"/>
+                <w:rFonts w:ascii="Times New Roman" w:hAnsi="Times New Roman" w:cs="Times New Roman"/>
                 <w:sz w:val="26"/>
                 <w:szCs w:val="26"/>
               </w:rPr>
@@ -8839,14 +8885,14 @@
               </w:pBdr>
               <w:spacing w:before="120" w:after="120" w:line="360" w:lineRule="auto"/>
               <w:rPr>
-                <w:rFonts w:asciiTheme="majorHAnsi" w:hAnsiTheme="majorHAnsi" w:cstheme="majorHAnsi"/>
+                <w:rFonts w:ascii="Times New Roman" w:hAnsi="Times New Roman" w:cs="Times New Roman"/>
                 <w:sz w:val="26"/>
                 <w:szCs w:val="26"/>
               </w:rPr>
             </w:pPr>
             <w:r>
               <w:rPr>
-                <w:rFonts w:asciiTheme="majorHAnsi" w:hAnsiTheme="majorHAnsi" w:cstheme="majorHAnsi"/>
+                <w:rFonts w:ascii="Times New Roman" w:hAnsi="Times New Roman" w:cs="Times New Roman"/>
                 <w:sz w:val="26"/>
                 <w:szCs w:val="26"/>
               </w:rPr>
@@ -8883,7 +8929,7 @@
               </w:pBdr>
               <w:spacing w:before="120" w:after="120" w:line="360" w:lineRule="auto"/>
               <w:rPr>
-                <w:rFonts w:asciiTheme="majorHAnsi" w:hAnsiTheme="majorHAnsi" w:cstheme="majorHAnsi"/>
+                <w:rFonts w:ascii="Times New Roman" w:hAnsi="Times New Roman" w:cs="Times New Roman"/>
                 <w:b/>
                 <w:bCs/>
                 <w:sz w:val="26"/>
@@ -8892,7 +8938,7 @@
             </w:pPr>
             <w:r>
               <w:rPr>
-                <w:rFonts w:asciiTheme="majorHAnsi" w:hAnsiTheme="majorHAnsi" w:cstheme="majorHAnsi"/>
+                <w:rFonts w:ascii="Times New Roman" w:hAnsi="Times New Roman" w:cs="Times New Roman"/>
                 <w:b/>
                 <w:bCs/>
                 <w:sz w:val="26"/>
@@ -8937,7 +8983,7 @@
               </w:pBdr>
               <w:spacing w:before="120" w:after="120" w:line="360" w:lineRule="auto"/>
               <w:rPr>
-                <w:rFonts w:asciiTheme="majorHAnsi" w:hAnsiTheme="majorHAnsi" w:cstheme="majorHAnsi"/>
+                <w:rFonts w:ascii="Times New Roman" w:hAnsi="Times New Roman" w:cs="Times New Roman"/>
                 <w:b/>
                 <w:bCs/>
                 <w:sz w:val="26"/>
@@ -8946,7 +8992,7 @@
             </w:pPr>
             <w:r>
               <w:rPr>
-                <w:rFonts w:asciiTheme="majorHAnsi" w:hAnsiTheme="majorHAnsi" w:cstheme="majorHAnsi"/>
+                <w:rFonts w:ascii="Times New Roman" w:hAnsi="Times New Roman" w:cs="Times New Roman"/>
                 <w:b/>
                 <w:bCs/>
                 <w:sz w:val="26"/>
@@ -8985,14 +9031,14 @@
               </w:pBdr>
               <w:spacing w:before="120" w:after="120" w:line="360" w:lineRule="auto"/>
               <w:rPr>
-                <w:rFonts w:asciiTheme="majorHAnsi" w:hAnsiTheme="majorHAnsi" w:cstheme="majorHAnsi"/>
+                <w:rFonts w:ascii="Times New Roman" w:hAnsi="Times New Roman" w:cs="Times New Roman"/>
                 <w:sz w:val="26"/>
                 <w:szCs w:val="26"/>
               </w:rPr>
             </w:pPr>
             <w:r>
               <w:rPr>
-                <w:rFonts w:asciiTheme="majorHAnsi" w:hAnsiTheme="majorHAnsi" w:cstheme="majorHAnsi"/>
+                <w:rFonts w:ascii="Times New Roman" w:hAnsi="Times New Roman" w:cs="Times New Roman"/>
                 <w:sz w:val="26"/>
                 <w:szCs w:val="26"/>
               </w:rPr>
@@ -9029,14 +9075,14 @@
               </w:pBdr>
               <w:spacing w:before="120" w:after="120" w:line="360" w:lineRule="auto"/>
               <w:rPr>
-                <w:rFonts w:asciiTheme="majorHAnsi" w:hAnsiTheme="majorHAnsi" w:cstheme="majorHAnsi"/>
+                <w:rFonts w:ascii="Times New Roman" w:hAnsi="Times New Roman" w:cs="Times New Roman"/>
                 <w:sz w:val="26"/>
                 <w:szCs w:val="26"/>
               </w:rPr>
             </w:pPr>
             <w:r>
               <w:rPr>
-                <w:rFonts w:asciiTheme="majorHAnsi" w:hAnsiTheme="majorHAnsi" w:cstheme="majorHAnsi"/>
+                <w:rFonts w:ascii="Times New Roman" w:hAnsi="Times New Roman" w:cs="Times New Roman"/>
                 <w:sz w:val="26"/>
                 <w:szCs w:val="26"/>
               </w:rPr>
@@ -9073,7 +9119,7 @@
               </w:pBdr>
               <w:spacing w:before="120" w:after="120" w:line="360" w:lineRule="auto"/>
               <w:rPr>
-                <w:rFonts w:asciiTheme="majorHAnsi" w:hAnsiTheme="majorHAnsi" w:cstheme="majorHAnsi"/>
+                <w:rFonts w:ascii="Times New Roman" w:hAnsi="Times New Roman" w:cs="Times New Roman"/>
                 <w:b/>
                 <w:bCs/>
                 <w:sz w:val="26"/>
@@ -9082,7 +9128,7 @@
             </w:pPr>
             <w:r>
               <w:rPr>
-                <w:rFonts w:asciiTheme="majorHAnsi" w:hAnsiTheme="majorHAnsi" w:cstheme="majorHAnsi"/>
+                <w:rFonts w:ascii="Times New Roman" w:hAnsi="Times New Roman" w:cs="Times New Roman"/>
                 <w:b/>
                 <w:bCs/>
                 <w:sz w:val="26"/>
@@ -9127,7 +9173,7 @@
               </w:pBdr>
               <w:spacing w:before="120" w:after="120" w:line="360" w:lineRule="auto"/>
               <w:rPr>
-                <w:rFonts w:asciiTheme="majorHAnsi" w:hAnsiTheme="majorHAnsi" w:cstheme="majorHAnsi"/>
+                <w:rFonts w:ascii="Times New Roman" w:hAnsi="Times New Roman" w:cs="Times New Roman"/>
                 <w:b/>
                 <w:bCs/>
                 <w:sz w:val="26"/>
@@ -9136,7 +9182,7 @@
             </w:pPr>
             <w:r>
               <w:rPr>
-                <w:rFonts w:asciiTheme="majorHAnsi" w:hAnsiTheme="majorHAnsi" w:cstheme="majorHAnsi"/>
+                <w:rFonts w:ascii="Times New Roman" w:hAnsi="Times New Roman" w:cs="Times New Roman"/>
                 <w:b/>
                 <w:bCs/>
                 <w:sz w:val="26"/>
@@ -9175,14 +9221,14 @@
               </w:pBdr>
               <w:spacing w:before="120" w:after="120" w:line="360" w:lineRule="auto"/>
               <w:rPr>
-                <w:rFonts w:asciiTheme="majorHAnsi" w:hAnsiTheme="majorHAnsi" w:cstheme="majorHAnsi"/>
+                <w:rFonts w:ascii="Times New Roman" w:hAnsi="Times New Roman" w:cs="Times New Roman"/>
                 <w:sz w:val="26"/>
                 <w:szCs w:val="26"/>
               </w:rPr>
             </w:pPr>
             <w:r>
               <w:rPr>
-                <w:rFonts w:asciiTheme="majorHAnsi" w:hAnsiTheme="majorHAnsi" w:cstheme="majorHAnsi"/>
+                <w:rFonts w:ascii="Times New Roman" w:hAnsi="Times New Roman" w:cs="Times New Roman"/>
                 <w:sz w:val="26"/>
                 <w:szCs w:val="26"/>
               </w:rPr>
@@ -9219,7 +9265,7 @@
               </w:pBdr>
               <w:spacing w:before="120" w:after="120" w:line="360" w:lineRule="auto"/>
               <w:rPr>
-                <w:rFonts w:asciiTheme="majorHAnsi" w:hAnsiTheme="majorHAnsi" w:cstheme="majorHAnsi"/>
+                <w:rFonts w:ascii="Times New Roman" w:hAnsi="Times New Roman" w:cs="Times New Roman"/>
                 <w:b/>
                 <w:bCs/>
                 <w:sz w:val="26"/>
@@ -9228,7 +9274,7 @@
             </w:pPr>
             <w:r>
               <w:rPr>
-                <w:rFonts w:asciiTheme="majorHAnsi" w:hAnsiTheme="majorHAnsi" w:cstheme="majorHAnsi"/>
+                <w:rFonts w:ascii="Times New Roman" w:hAnsi="Times New Roman" w:cs="Times New Roman"/>
                 <w:b/>
                 <w:bCs/>
                 <w:sz w:val="26"/>
@@ -9267,14 +9313,14 @@
               </w:pBdr>
               <w:spacing w:before="120" w:after="120" w:line="360" w:lineRule="auto"/>
               <w:rPr>
-                <w:rFonts w:asciiTheme="majorHAnsi" w:hAnsiTheme="majorHAnsi" w:cstheme="majorHAnsi"/>
+                <w:rFonts w:ascii="Times New Roman" w:hAnsi="Times New Roman" w:cs="Times New Roman"/>
                 <w:sz w:val="26"/>
                 <w:szCs w:val="26"/>
               </w:rPr>
             </w:pPr>
             <w:r>
               <w:rPr>
-                <w:rFonts w:asciiTheme="majorHAnsi" w:hAnsiTheme="majorHAnsi" w:cstheme="majorHAnsi"/>
+                <w:rFonts w:ascii="Times New Roman" w:hAnsi="Times New Roman" w:cs="Times New Roman"/>
                 <w:sz w:val="26"/>
                 <w:szCs w:val="26"/>
               </w:rPr>
@@ -9317,7 +9363,7 @@
               </w:pBdr>
               <w:spacing w:before="120" w:after="120" w:line="360" w:lineRule="auto"/>
               <w:rPr>
-                <w:rFonts w:asciiTheme="majorHAnsi" w:hAnsiTheme="majorHAnsi" w:cstheme="majorHAnsi"/>
+                <w:rFonts w:ascii="Times New Roman" w:hAnsi="Times New Roman" w:cs="Times New Roman"/>
                 <w:b/>
                 <w:bCs/>
                 <w:sz w:val="26"/>
@@ -9326,7 +9372,7 @@
             </w:pPr>
             <w:r>
               <w:rPr>
-                <w:rFonts w:asciiTheme="majorHAnsi" w:hAnsiTheme="majorHAnsi" w:cstheme="majorHAnsi"/>
+                <w:rFonts w:ascii="Times New Roman" w:hAnsi="Times New Roman" w:cs="Times New Roman"/>
                 <w:b/>
                 <w:bCs/>
                 <w:sz w:val="26"/>
@@ -9365,14 +9411,14 @@
               </w:pBdr>
               <w:spacing w:before="120" w:after="120" w:line="360" w:lineRule="auto"/>
               <w:rPr>
-                <w:rFonts w:asciiTheme="majorHAnsi" w:hAnsiTheme="majorHAnsi" w:cstheme="majorHAnsi"/>
+                <w:rFonts w:ascii="Times New Roman" w:hAnsi="Times New Roman" w:cs="Times New Roman"/>
                 <w:sz w:val="26"/>
                 <w:szCs w:val="26"/>
               </w:rPr>
             </w:pPr>
             <w:r>
               <w:rPr>
-                <w:rFonts w:asciiTheme="majorHAnsi" w:hAnsiTheme="majorHAnsi" w:cstheme="majorHAnsi"/>
+                <w:rFonts w:ascii="Times New Roman" w:hAnsi="Times New Roman" w:cs="Times New Roman"/>
                 <w:sz w:val="26"/>
                 <w:szCs w:val="26"/>
               </w:rPr>
@@ -9409,14 +9455,14 @@
               </w:pBdr>
               <w:spacing w:before="120" w:after="120" w:line="360" w:lineRule="auto"/>
               <w:rPr>
-                <w:rFonts w:asciiTheme="majorHAnsi" w:hAnsiTheme="majorHAnsi" w:cstheme="majorHAnsi"/>
+                <w:rFonts w:ascii="Times New Roman" w:hAnsi="Times New Roman" w:cs="Times New Roman"/>
                 <w:sz w:val="26"/>
                 <w:szCs w:val="26"/>
               </w:rPr>
             </w:pPr>
             <w:r>
               <w:rPr>
-                <w:rFonts w:asciiTheme="majorHAnsi" w:hAnsiTheme="majorHAnsi" w:cstheme="majorHAnsi"/>
+                <w:rFonts w:ascii="Times New Roman" w:hAnsi="Times New Roman" w:cs="Times New Roman"/>
                 <w:sz w:val="26"/>
                 <w:szCs w:val="26"/>
               </w:rPr>
@@ -9453,7 +9499,7 @@
               </w:pBdr>
               <w:spacing w:before="120" w:after="120" w:line="360" w:lineRule="auto"/>
               <w:rPr>
-                <w:rFonts w:asciiTheme="majorHAnsi" w:hAnsiTheme="majorHAnsi" w:cstheme="majorHAnsi"/>
+                <w:rFonts w:ascii="Times New Roman" w:hAnsi="Times New Roman" w:cs="Times New Roman"/>
                 <w:b/>
                 <w:bCs/>
                 <w:sz w:val="26"/>
@@ -9462,7 +9508,7 @@
             </w:pPr>
             <w:r>
               <w:rPr>
-                <w:rFonts w:asciiTheme="majorHAnsi" w:hAnsiTheme="majorHAnsi" w:cstheme="majorHAnsi"/>
+                <w:rFonts w:ascii="Times New Roman" w:hAnsi="Times New Roman" w:cs="Times New Roman"/>
                 <w:b/>
                 <w:bCs/>
                 <w:sz w:val="26"/>
@@ -9507,7 +9553,7 @@
               </w:pBdr>
               <w:spacing w:before="120" w:after="120" w:line="360" w:lineRule="auto"/>
               <w:rPr>
-                <w:rFonts w:asciiTheme="majorHAnsi" w:hAnsiTheme="majorHAnsi" w:cstheme="majorHAnsi"/>
+                <w:rFonts w:ascii="Times New Roman" w:hAnsi="Times New Roman" w:cs="Times New Roman"/>
                 <w:b/>
                 <w:bCs/>
                 <w:sz w:val="26"/>
@@ -9516,7 +9562,7 @@
             </w:pPr>
             <w:r>
               <w:rPr>
-                <w:rFonts w:asciiTheme="majorHAnsi" w:hAnsiTheme="majorHAnsi" w:cstheme="majorHAnsi"/>
+                <w:rFonts w:ascii="Times New Roman" w:hAnsi="Times New Roman" w:cs="Times New Roman"/>
                 <w:b/>
                 <w:bCs/>
                 <w:sz w:val="26"/>
@@ -9555,7 +9601,7 @@
               </w:pBdr>
               <w:spacing w:before="120" w:after="120" w:line="360" w:lineRule="auto"/>
               <w:rPr>
-                <w:rFonts w:asciiTheme="majorHAnsi" w:hAnsiTheme="majorHAnsi" w:cstheme="majorHAnsi"/>
+                <w:rFonts w:ascii="Times New Roman" w:hAnsi="Times New Roman" w:cs="Times New Roman"/>
                 <w:b/>
                 <w:bCs/>
                 <w:sz w:val="26"/>
@@ -9564,7 +9610,7 @@
             </w:pPr>
             <w:r>
               <w:rPr>
-                <w:rFonts w:asciiTheme="majorHAnsi" w:hAnsiTheme="majorHAnsi" w:cstheme="majorHAnsi"/>
+                <w:rFonts w:ascii="Times New Roman" w:hAnsi="Times New Roman" w:cs="Times New Roman"/>
                 <w:b/>
                 <w:bCs/>
                 <w:sz w:val="26"/>
@@ -9603,14 +9649,14 @@
               </w:pBdr>
               <w:spacing w:before="120" w:after="120" w:line="360" w:lineRule="auto"/>
               <w:rPr>
-                <w:rFonts w:asciiTheme="majorHAnsi" w:hAnsiTheme="majorHAnsi" w:cstheme="majorHAnsi"/>
+                <w:rFonts w:ascii="Times New Roman" w:hAnsi="Times New Roman" w:cs="Times New Roman"/>
                 <w:sz w:val="26"/>
                 <w:szCs w:val="26"/>
               </w:rPr>
             </w:pPr>
             <w:r>
               <w:rPr>
-                <w:rFonts w:asciiTheme="majorHAnsi" w:hAnsiTheme="majorHAnsi" w:cstheme="majorHAnsi"/>
+                <w:rFonts w:ascii="Times New Roman" w:hAnsi="Times New Roman" w:cs="Times New Roman"/>
                 <w:sz w:val="26"/>
                 <w:szCs w:val="26"/>
               </w:rPr>
@@ -9647,14 +9693,14 @@
               </w:pBdr>
               <w:spacing w:before="120" w:after="120" w:line="360" w:lineRule="auto"/>
               <w:rPr>
-                <w:rFonts w:asciiTheme="majorHAnsi" w:hAnsiTheme="majorHAnsi" w:cstheme="majorHAnsi"/>
+                <w:rFonts w:ascii="Times New Roman" w:hAnsi="Times New Roman" w:cs="Times New Roman"/>
                 <w:sz w:val="26"/>
                 <w:szCs w:val="26"/>
               </w:rPr>
             </w:pPr>
             <w:r>
               <w:rPr>
-                <w:rFonts w:asciiTheme="majorHAnsi" w:hAnsiTheme="majorHAnsi" w:cstheme="majorHAnsi"/>
+                <w:rFonts w:ascii="Times New Roman" w:hAnsi="Times New Roman" w:cs="Times New Roman"/>
                 <w:sz w:val="26"/>
                 <w:szCs w:val="26"/>
               </w:rPr>
@@ -9697,7 +9743,7 @@
               </w:pBdr>
               <w:spacing w:before="120" w:after="120" w:line="360" w:lineRule="auto"/>
               <w:rPr>
-                <w:rFonts w:asciiTheme="majorHAnsi" w:hAnsiTheme="majorHAnsi" w:cstheme="majorHAnsi"/>
+                <w:rFonts w:ascii="Times New Roman" w:hAnsi="Times New Roman" w:cs="Times New Roman"/>
                 <w:b/>
                 <w:bCs/>
                 <w:sz w:val="26"/>
@@ -9706,7 +9752,7 @@
             </w:pPr>
             <w:r>
               <w:rPr>
-                <w:rFonts w:asciiTheme="majorHAnsi" w:hAnsiTheme="majorHAnsi" w:cstheme="majorHAnsi"/>
+                <w:rFonts w:ascii="Times New Roman" w:hAnsi="Times New Roman" w:cs="Times New Roman"/>
                 <w:b/>
                 <w:bCs/>
                 <w:sz w:val="26"/>
@@ -9745,14 +9791,14 @@
               </w:pBdr>
               <w:spacing w:before="120" w:after="120" w:line="360" w:lineRule="auto"/>
               <w:rPr>
-                <w:rFonts w:asciiTheme="majorHAnsi" w:hAnsiTheme="majorHAnsi" w:cstheme="majorHAnsi"/>
+                <w:rFonts w:ascii="Times New Roman" w:hAnsi="Times New Roman" w:cs="Times New Roman"/>
                 <w:sz w:val="26"/>
                 <w:szCs w:val="26"/>
               </w:rPr>
             </w:pPr>
             <w:r>
               <w:rPr>
-                <w:rFonts w:asciiTheme="majorHAnsi" w:hAnsiTheme="majorHAnsi" w:cstheme="majorHAnsi"/>
+                <w:rFonts w:ascii="Times New Roman" w:hAnsi="Times New Roman" w:cs="Times New Roman"/>
                 <w:sz w:val="26"/>
                 <w:szCs w:val="26"/>
               </w:rPr>
@@ -9789,7 +9835,7 @@
               </w:pBdr>
               <w:spacing w:before="120" w:after="120" w:line="360" w:lineRule="auto"/>
               <w:rPr>
-                <w:rFonts w:asciiTheme="majorHAnsi" w:hAnsiTheme="majorHAnsi" w:cstheme="majorHAnsi"/>
+                <w:rFonts w:ascii="Times New Roman" w:hAnsi="Times New Roman" w:cs="Times New Roman"/>
                 <w:b/>
                 <w:bCs/>
                 <w:sz w:val="26"/>
@@ -9798,7 +9844,7 @@
             </w:pPr>
             <w:r>
               <w:rPr>
-                <w:rFonts w:asciiTheme="majorHAnsi" w:hAnsiTheme="majorHAnsi" w:cstheme="majorHAnsi"/>
+                <w:rFonts w:ascii="Times New Roman" w:hAnsi="Times New Roman" w:cs="Times New Roman"/>
                 <w:b/>
                 <w:bCs/>
                 <w:sz w:val="26"/>
@@ -9837,14 +9883,14 @@
               </w:pBdr>
               <w:spacing w:before="120" w:after="120" w:line="360" w:lineRule="auto"/>
               <w:rPr>
-                <w:rFonts w:asciiTheme="majorHAnsi" w:hAnsiTheme="majorHAnsi" w:cstheme="majorHAnsi"/>
+                <w:rFonts w:ascii="Times New Roman" w:hAnsi="Times New Roman" w:cs="Times New Roman"/>
                 <w:sz w:val="26"/>
                 <w:szCs w:val="26"/>
               </w:rPr>
             </w:pPr>
             <w:r>
               <w:rPr>
-                <w:rFonts w:asciiTheme="majorHAnsi" w:hAnsiTheme="majorHAnsi" w:cstheme="majorHAnsi"/>
+                <w:rFonts w:ascii="Times New Roman" w:hAnsi="Times New Roman" w:cs="Times New Roman"/>
                 <w:sz w:val="26"/>
                 <w:szCs w:val="26"/>
               </w:rPr>
@@ -9887,7 +9933,7 @@
               </w:pBdr>
               <w:spacing w:before="120" w:after="120" w:line="360" w:lineRule="auto"/>
               <w:rPr>
-                <w:rFonts w:asciiTheme="majorHAnsi" w:hAnsiTheme="majorHAnsi" w:cstheme="majorHAnsi"/>
+                <w:rFonts w:ascii="Times New Roman" w:hAnsi="Times New Roman" w:cs="Times New Roman"/>
                 <w:b/>
                 <w:bCs/>
                 <w:sz w:val="26"/>
@@ -9896,7 +9942,7 @@
             </w:pPr>
             <w:r>
               <w:rPr>
-                <w:rFonts w:asciiTheme="majorHAnsi" w:hAnsiTheme="majorHAnsi" w:cstheme="majorHAnsi"/>
+                <w:rFonts w:ascii="Times New Roman" w:hAnsi="Times New Roman" w:cs="Times New Roman"/>
                 <w:b/>
                 <w:bCs/>
                 <w:sz w:val="26"/>
@@ -9935,14 +9981,14 @@
               </w:pBdr>
               <w:spacing w:before="120" w:after="120" w:line="360" w:lineRule="auto"/>
               <w:rPr>
-                <w:rFonts w:asciiTheme="majorHAnsi" w:hAnsiTheme="majorHAnsi" w:cstheme="majorHAnsi"/>
+                <w:rFonts w:ascii="Times New Roman" w:hAnsi="Times New Roman" w:cs="Times New Roman"/>
                 <w:sz w:val="26"/>
                 <w:szCs w:val="26"/>
               </w:rPr>
             </w:pPr>
             <w:r>
               <w:rPr>
-                <w:rFonts w:asciiTheme="majorHAnsi" w:hAnsiTheme="majorHAnsi" w:cstheme="majorHAnsi"/>
+                <w:rFonts w:ascii="Times New Roman" w:hAnsi="Times New Roman" w:cs="Times New Roman"/>
                 <w:sz w:val="26"/>
                 <w:szCs w:val="26"/>
               </w:rPr>
@@ -9979,14 +10025,14 @@
               </w:pBdr>
               <w:spacing w:before="120" w:after="120" w:line="360" w:lineRule="auto"/>
               <w:rPr>
-                <w:rFonts w:asciiTheme="majorHAnsi" w:hAnsiTheme="majorHAnsi" w:cstheme="majorHAnsi"/>
+                <w:rFonts w:ascii="Times New Roman" w:hAnsi="Times New Roman" w:cs="Times New Roman"/>
                 <w:sz w:val="26"/>
                 <w:szCs w:val="26"/>
               </w:rPr>
             </w:pPr>
             <w:r>
               <w:rPr>
-                <w:rFonts w:asciiTheme="majorHAnsi" w:hAnsiTheme="majorHAnsi" w:cstheme="majorHAnsi"/>
+                <w:rFonts w:ascii="Times New Roman" w:hAnsi="Times New Roman" w:cs="Times New Roman"/>
                 <w:sz w:val="26"/>
                 <w:szCs w:val="26"/>
               </w:rPr>
@@ -10023,7 +10069,7 @@
               </w:pBdr>
               <w:spacing w:before="120" w:after="120" w:line="360" w:lineRule="auto"/>
               <w:rPr>
-                <w:rFonts w:asciiTheme="majorHAnsi" w:hAnsiTheme="majorHAnsi" w:cstheme="majorHAnsi"/>
+                <w:rFonts w:ascii="Times New Roman" w:hAnsi="Times New Roman" w:cs="Times New Roman"/>
                 <w:b/>
                 <w:bCs/>
                 <w:sz w:val="26"/>
@@ -10032,7 +10078,7 @@
             </w:pPr>
             <w:r>
               <w:rPr>
-                <w:rFonts w:asciiTheme="majorHAnsi" w:hAnsiTheme="majorHAnsi" w:cstheme="majorHAnsi"/>
+                <w:rFonts w:ascii="Times New Roman" w:hAnsi="Times New Roman" w:cs="Times New Roman"/>
                 <w:b/>
                 <w:bCs/>
                 <w:sz w:val="26"/>
@@ -10077,7 +10123,7 @@
               </w:pBdr>
               <w:spacing w:before="120" w:after="120" w:line="360" w:lineRule="auto"/>
               <w:rPr>
-                <w:rFonts w:asciiTheme="majorHAnsi" w:hAnsiTheme="majorHAnsi" w:cstheme="majorHAnsi"/>
+                <w:rFonts w:ascii="Times New Roman" w:hAnsi="Times New Roman" w:cs="Times New Roman"/>
                 <w:b/>
                 <w:bCs/>
                 <w:sz w:val="26"/>
@@ -10086,7 +10132,7 @@
             </w:pPr>
             <w:r>
               <w:rPr>
-                <w:rFonts w:asciiTheme="majorHAnsi" w:hAnsiTheme="majorHAnsi" w:cstheme="majorHAnsi"/>
+                <w:rFonts w:ascii="Times New Roman" w:hAnsi="Times New Roman" w:cs="Times New Roman"/>
                 <w:b/>
                 <w:bCs/>
                 <w:sz w:val="26"/>
@@ -10125,7 +10171,7 @@
               </w:pBdr>
               <w:spacing w:before="120" w:after="120" w:line="360" w:lineRule="auto"/>
               <w:rPr>
-                <w:rFonts w:asciiTheme="majorHAnsi" w:hAnsiTheme="majorHAnsi" w:cstheme="majorHAnsi"/>
+                <w:rFonts w:ascii="Times New Roman" w:hAnsi="Times New Roman" w:cs="Times New Roman"/>
                 <w:b/>
                 <w:bCs/>
                 <w:sz w:val="26"/>
@@ -10134,7 +10180,7 @@
             </w:pPr>
             <w:r>
               <w:rPr>
-                <w:rFonts w:asciiTheme="majorHAnsi" w:hAnsiTheme="majorHAnsi" w:cstheme="majorHAnsi"/>
+                <w:rFonts w:ascii="Times New Roman" w:hAnsi="Times New Roman" w:cs="Times New Roman"/>
                 <w:b/>
                 <w:bCs/>
                 <w:sz w:val="26"/>
@@ -10173,14 +10219,14 @@
               </w:pBdr>
               <w:spacing w:before="120" w:after="120" w:line="360" w:lineRule="auto"/>
               <w:rPr>
-                <w:rFonts w:asciiTheme="majorHAnsi" w:hAnsiTheme="majorHAnsi" w:cstheme="majorHAnsi"/>
+                <w:rFonts w:ascii="Times New Roman" w:hAnsi="Times New Roman" w:cs="Times New Roman"/>
                 <w:sz w:val="26"/>
                 <w:szCs w:val="26"/>
               </w:rPr>
             </w:pPr>
             <w:r>
               <w:rPr>
-                <w:rFonts w:asciiTheme="majorHAnsi" w:hAnsiTheme="majorHAnsi" w:cstheme="majorHAnsi"/>
+                <w:rFonts w:ascii="Times New Roman" w:hAnsi="Times New Roman" w:cs="Times New Roman"/>
                 <w:sz w:val="26"/>
                 <w:szCs w:val="26"/>
               </w:rPr>
@@ -10217,14 +10263,14 @@
               </w:pBdr>
               <w:spacing w:before="120" w:after="120" w:line="360" w:lineRule="auto"/>
               <w:rPr>
-                <w:rFonts w:asciiTheme="majorHAnsi" w:hAnsiTheme="majorHAnsi" w:cstheme="majorHAnsi"/>
+                <w:rFonts w:ascii="Times New Roman" w:hAnsi="Times New Roman" w:cs="Times New Roman"/>
                 <w:sz w:val="26"/>
                 <w:szCs w:val="26"/>
               </w:rPr>
             </w:pPr>
             <w:r>
               <w:rPr>
-                <w:rFonts w:asciiTheme="majorHAnsi" w:hAnsiTheme="majorHAnsi" w:cstheme="majorHAnsi"/>
+                <w:rFonts w:ascii="Times New Roman" w:hAnsi="Times New Roman" w:cs="Times New Roman"/>
                 <w:sz w:val="26"/>
                 <w:szCs w:val="26"/>
               </w:rPr>
@@ -10267,7 +10313,7 @@
               </w:pBdr>
               <w:spacing w:before="120" w:after="120" w:line="360" w:lineRule="auto"/>
               <w:rPr>
-                <w:rFonts w:asciiTheme="majorHAnsi" w:hAnsiTheme="majorHAnsi" w:cstheme="majorHAnsi"/>
+                <w:rFonts w:ascii="Times New Roman" w:hAnsi="Times New Roman" w:cs="Times New Roman"/>
                 <w:b/>
                 <w:bCs/>
                 <w:sz w:val="26"/>
@@ -10276,7 +10322,7 @@
             </w:pPr>
             <w:r>
               <w:rPr>
-                <w:rFonts w:asciiTheme="majorHAnsi" w:hAnsiTheme="majorHAnsi" w:cstheme="majorHAnsi"/>
+                <w:rFonts w:ascii="Times New Roman" w:hAnsi="Times New Roman" w:cs="Times New Roman"/>
                 <w:b/>
                 <w:bCs/>
                 <w:sz w:val="26"/>
@@ -10315,7 +10361,7 @@
               </w:pBdr>
               <w:spacing w:before="120" w:after="120" w:line="360" w:lineRule="auto"/>
               <w:rPr>
-                <w:rFonts w:asciiTheme="majorHAnsi" w:hAnsiTheme="majorHAnsi" w:cstheme="majorHAnsi"/>
+                <w:rFonts w:ascii="Times New Roman" w:hAnsi="Times New Roman" w:cs="Times New Roman"/>
                 <w:b/>
                 <w:bCs/>
                 <w:sz w:val="26"/>
@@ -10324,7 +10370,7 @@
             </w:pPr>
             <w:r>
               <w:rPr>
-                <w:rFonts w:asciiTheme="majorHAnsi" w:hAnsiTheme="majorHAnsi" w:cstheme="majorHAnsi"/>
+                <w:rFonts w:ascii="Times New Roman" w:hAnsi="Times New Roman" w:cs="Times New Roman"/>
                 <w:b/>
                 <w:bCs/>
                 <w:sz w:val="26"/>
@@ -10363,14 +10409,14 @@
               </w:pBdr>
               <w:spacing w:before="120" w:after="120" w:line="360" w:lineRule="auto"/>
               <w:rPr>
-                <w:rFonts w:asciiTheme="majorHAnsi" w:hAnsiTheme="majorHAnsi" w:cstheme="majorHAnsi"/>
+                <w:rFonts w:ascii="Times New Roman" w:hAnsi="Times New Roman" w:cs="Times New Roman"/>
                 <w:sz w:val="26"/>
                 <w:szCs w:val="26"/>
               </w:rPr>
             </w:pPr>
             <w:r>
               <w:rPr>
-                <w:rFonts w:asciiTheme="majorHAnsi" w:hAnsiTheme="majorHAnsi" w:cstheme="majorHAnsi"/>
+                <w:rFonts w:ascii="Times New Roman" w:hAnsi="Times New Roman" w:cs="Times New Roman"/>
                 <w:sz w:val="26"/>
                 <w:szCs w:val="26"/>
               </w:rPr>
@@ -10407,14 +10453,14 @@
               </w:pBdr>
               <w:spacing w:before="120" w:after="120" w:line="360" w:lineRule="auto"/>
               <w:rPr>
-                <w:rFonts w:asciiTheme="majorHAnsi" w:hAnsiTheme="majorHAnsi" w:cstheme="majorHAnsi"/>
+                <w:rFonts w:ascii="Times New Roman" w:hAnsi="Times New Roman" w:cs="Times New Roman"/>
                 <w:sz w:val="26"/>
                 <w:szCs w:val="26"/>
               </w:rPr>
             </w:pPr>
             <w:r>
               <w:rPr>
-                <w:rFonts w:asciiTheme="majorHAnsi" w:hAnsiTheme="majorHAnsi" w:cstheme="majorHAnsi"/>
+                <w:rFonts w:ascii="Times New Roman" w:hAnsi="Times New Roman" w:cs="Times New Roman"/>
                 <w:sz w:val="26"/>
                 <w:szCs w:val="26"/>
               </w:rPr>
@@ -10457,7 +10503,7 @@
               </w:pBdr>
               <w:spacing w:before="150" w:after="150" w:line="360" w:lineRule="auto"/>
               <w:rPr>
-                <w:rFonts w:asciiTheme="majorHAnsi" w:hAnsiTheme="majorHAnsi" w:cstheme="majorHAnsi"/>
+                <w:rFonts w:ascii="Times New Roman" w:hAnsi="Times New Roman" w:cs="Times New Roman"/>
                 <w:b/>
                 <w:bCs/>
                 <w:sz w:val="26"/>
@@ -10466,7 +10512,7 @@
             </w:pPr>
             <w:r>
               <w:rPr>
-                <w:rFonts w:asciiTheme="majorHAnsi" w:hAnsiTheme="majorHAnsi" w:cstheme="majorHAnsi"/>
+                <w:rFonts w:ascii="Times New Roman" w:hAnsi="Times New Roman" w:cs="Times New Roman"/>
                 <w:b/>
                 <w:bCs/>
                 <w:sz w:val="26"/>
@@ -10505,7 +10551,7 @@
               </w:pBdr>
               <w:spacing w:before="150" w:after="150" w:line="360" w:lineRule="auto"/>
               <w:rPr>
-                <w:rFonts w:asciiTheme="majorHAnsi" w:hAnsiTheme="majorHAnsi" w:cstheme="majorHAnsi"/>
+                <w:rFonts w:ascii="Times New Roman" w:hAnsi="Times New Roman" w:cs="Times New Roman"/>
                 <w:b/>
                 <w:bCs/>
                 <w:sz w:val="26"/>
@@ -10514,7 +10560,7 @@
             </w:pPr>
             <w:r>
               <w:rPr>
-                <w:rFonts w:asciiTheme="majorHAnsi" w:hAnsiTheme="majorHAnsi" w:cstheme="majorHAnsi"/>
+                <w:rFonts w:ascii="Times New Roman" w:hAnsi="Times New Roman" w:cs="Times New Roman"/>
                 <w:b/>
                 <w:bCs/>
                 <w:sz w:val="26"/>
@@ -10553,7 +10599,7 @@
               </w:pBdr>
               <w:spacing w:before="150" w:after="150" w:line="360" w:lineRule="auto"/>
               <w:rPr>
-                <w:rFonts w:asciiTheme="majorHAnsi" w:hAnsiTheme="majorHAnsi" w:cstheme="majorHAnsi"/>
+                <w:rFonts w:ascii="Times New Roman" w:hAnsi="Times New Roman" w:cs="Times New Roman"/>
                 <w:b/>
                 <w:bCs/>
                 <w:sz w:val="26"/>
@@ -10562,7 +10608,7 @@
             </w:pPr>
             <w:r>
               <w:rPr>
-                <w:rFonts w:asciiTheme="majorHAnsi" w:hAnsiTheme="majorHAnsi" w:cstheme="majorHAnsi"/>
+                <w:rFonts w:ascii="Times New Roman" w:hAnsi="Times New Roman" w:cs="Times New Roman"/>
                 <w:b/>
                 <w:bCs/>
                 <w:sz w:val="26"/>
@@ -10601,7 +10647,7 @@
               </w:pBdr>
               <w:spacing w:before="150" w:after="150" w:line="360" w:lineRule="auto"/>
               <w:rPr>
-                <w:rFonts w:asciiTheme="majorHAnsi" w:hAnsiTheme="majorHAnsi" w:cstheme="majorHAnsi"/>
+                <w:rFonts w:ascii="Times New Roman" w:hAnsi="Times New Roman" w:cs="Times New Roman"/>
                 <w:b/>
                 <w:bCs/>
                 <w:sz w:val="26"/>
@@ -10610,7 +10656,7 @@
             </w:pPr>
             <w:r>
               <w:rPr>
-                <w:rFonts w:asciiTheme="majorHAnsi" w:hAnsiTheme="majorHAnsi" w:cstheme="majorHAnsi"/>
+                <w:rFonts w:ascii="Times New Roman" w:hAnsi="Times New Roman" w:cs="Times New Roman"/>
                 <w:b/>
                 <w:bCs/>
                 <w:sz w:val="26"/>
@@ -10635,7 +10681,7 @@
       <w:pPr>
         <w:pStyle w:val="Heading2"/>
       </w:pPr>
-      <w:bookmarkStart w:id="26" w:name="_Toc229857090"/>
+      <w:bookmarkStart w:id="26" w:name="_Toc229918208"/>
       <w:r>
         <w:rPr>
           <w:rFonts w:eastAsia="Arial"/>
@@ -10658,14 +10704,14 @@
         <w:spacing w:line="360" w:lineRule="auto"/>
         <w:jc w:val="both"/>
         <w:rPr>
-          <w:rFonts w:asciiTheme="majorHAnsi" w:hAnsiTheme="majorHAnsi" w:cstheme="majorHAnsi"/>
-          <w:sz w:val="26"/>
-          <w:szCs w:val="26"/>
-        </w:rPr>
-      </w:pPr>
-      <w:r>
-        <w:rPr>
-          <w:rFonts w:asciiTheme="majorHAnsi" w:hAnsiTheme="majorHAnsi" w:cstheme="majorHAnsi"/>
+          <w:rFonts w:ascii="Times New Roman" w:hAnsi="Times New Roman" w:cs="Times New Roman"/>
+          <w:sz w:val="26"/>
+          <w:szCs w:val="26"/>
+        </w:rPr>
+      </w:pPr>
+      <w:r>
+        <w:rPr>
+          <w:rFonts w:ascii="Times New Roman" w:hAnsi="Times New Roman" w:cs="Times New Roman"/>
           <w:sz w:val="26"/>
           <w:szCs w:val="26"/>
         </w:rPr>
@@ -10685,14 +10731,14 @@
         <w:spacing w:line="360" w:lineRule="auto"/>
         <w:jc w:val="both"/>
         <w:rPr>
-          <w:rFonts w:asciiTheme="majorHAnsi" w:hAnsiTheme="majorHAnsi" w:cstheme="majorHAnsi"/>
-          <w:sz w:val="26"/>
-          <w:szCs w:val="26"/>
-        </w:rPr>
-      </w:pPr>
-      <w:r>
-        <w:rPr>
-          <w:rFonts w:asciiTheme="majorHAnsi" w:hAnsiTheme="majorHAnsi" w:cstheme="majorHAnsi"/>
+          <w:rFonts w:ascii="Times New Roman" w:hAnsi="Times New Roman" w:cs="Times New Roman"/>
+          <w:sz w:val="26"/>
+          <w:szCs w:val="26"/>
+        </w:rPr>
+      </w:pPr>
+      <w:r>
+        <w:rPr>
+          <w:rFonts w:ascii="Times New Roman" w:hAnsi="Times New Roman" w:cs="Times New Roman"/>
           <w:b/>
           <w:bCs/>
           <w:sz w:val="26"/>
@@ -10702,7 +10748,7 @@
       </w:r>
       <w:r>
         <w:rPr>
-          <w:rFonts w:asciiTheme="majorHAnsi" w:hAnsiTheme="majorHAnsi" w:cstheme="majorHAnsi"/>
+          <w:rFonts w:ascii="Times New Roman" w:hAnsi="Times New Roman" w:cs="Times New Roman"/>
           <w:sz w:val="26"/>
           <w:szCs w:val="26"/>
         </w:rPr>
@@ -10722,14 +10768,14 @@
         <w:spacing w:line="360" w:lineRule="auto"/>
         <w:jc w:val="both"/>
         <w:rPr>
-          <w:rFonts w:asciiTheme="majorHAnsi" w:hAnsiTheme="majorHAnsi" w:cstheme="majorHAnsi"/>
-          <w:sz w:val="26"/>
-          <w:szCs w:val="26"/>
-        </w:rPr>
-      </w:pPr>
-      <w:r>
-        <w:rPr>
-          <w:rFonts w:asciiTheme="majorHAnsi" w:hAnsiTheme="majorHAnsi" w:cstheme="majorHAnsi"/>
+          <w:rFonts w:ascii="Times New Roman" w:hAnsi="Times New Roman" w:cs="Times New Roman"/>
+          <w:sz w:val="26"/>
+          <w:szCs w:val="26"/>
+        </w:rPr>
+      </w:pPr>
+      <w:r>
+        <w:rPr>
+          <w:rFonts w:ascii="Times New Roman" w:hAnsi="Times New Roman" w:cs="Times New Roman"/>
           <w:b/>
           <w:bCs/>
           <w:sz w:val="26"/>
@@ -10739,7 +10785,7 @@
       </w:r>
       <w:r>
         <w:rPr>
-          <w:rFonts w:asciiTheme="majorHAnsi" w:hAnsiTheme="majorHAnsi" w:cstheme="majorHAnsi"/>
+          <w:rFonts w:ascii="Times New Roman" w:hAnsi="Times New Roman" w:cs="Times New Roman"/>
           <w:sz w:val="26"/>
           <w:szCs w:val="26"/>
         </w:rPr>
@@ -10767,7 +10813,7 @@
       <w:pPr>
         <w:pStyle w:val="Heading1"/>
       </w:pPr>
-      <w:bookmarkStart w:id="27" w:name="_Toc229857091"/>
+      <w:bookmarkStart w:id="27" w:name="_Toc229918209"/>
       <w:r>
         <w:lastRenderedPageBreak/>
         <w:t>KẾT LUẬN VÀ HƯỚNG PHÁT TRIỂN</w:t>
@@ -10778,7 +10824,7 @@
       <w:pPr>
         <w:pStyle w:val="Heading2"/>
       </w:pPr>
-      <w:bookmarkStart w:id="28" w:name="_Toc229857092"/>
+      <w:bookmarkStart w:id="28" w:name="_Toc229918210"/>
       <w:r>
         <w:t>1. Kết luận tổng kết nghiên cứu</w:t>
       </w:r>
@@ -10991,7 +11037,7 @@
       <w:pPr>
         <w:pStyle w:val="Heading2"/>
       </w:pPr>
-      <w:bookmarkStart w:id="29" w:name="_Toc229857093"/>
+      <w:bookmarkStart w:id="29" w:name="_Toc229918211"/>
       <w:r>
         <w:lastRenderedPageBreak/>
         <w:t>2. Hướng phát triển đề tài</w:t>
@@ -11249,12 +11295,80 @@
     </w:p>
     <w:p>
       <w:pPr>
+        <w:rPr>
+          <w:b/>
+          <w:bCs/>
+          <w:sz w:val="32"/>
+          <w:szCs w:val="32"/>
+          <w:lang w:val="en-US"/>
+        </w:rPr>
+      </w:pPr>
+      <w:r>
+        <w:rPr>
+          <w:lang w:val="en-US"/>
+        </w:rPr>
+        <w:br w:type="page"/>
+      </w:r>
+    </w:p>
+    <w:p>
+      <w:pPr>
         <w:pStyle w:val="Heading1"/>
         <w:rPr>
-          <w:rFonts w:asciiTheme="majorHAnsi" w:hAnsiTheme="majorHAnsi" w:cstheme="majorHAnsi"/>
           <w:lang w:val="en-US"/>
         </w:rPr>
       </w:pPr>
+      <w:bookmarkStart w:id="30" w:name="_Toc229918212"/>
+      <w:r>
+        <w:rPr>
+          <w:lang w:val="en-US"/>
+        </w:rPr>
+        <w:lastRenderedPageBreak/>
+        <w:t>TÀI LIỆU THAM KHẢO</w:t>
+      </w:r>
+      <w:bookmarkEnd w:id="30"/>
+    </w:p>
+    <w:p>
+      <w:pPr>
+        <w:pStyle w:val="ListParagraph"/>
+        <w:rPr>
+          <w:lang w:val="en-US"/>
+        </w:rPr>
+      </w:pPr>
+      <w:r>
+        <w:rPr>
+          <w:b/>
+        </w:rPr>
+        <w:t>Advancements in UAV-based Integrated Sensing and Communication: A Comprehensive Survey</w:t>
+      </w:r>
+      <w:r>
+        <w:rPr>
+          <w:lang w:val="en-US"/>
+        </w:rPr>
+        <w:t xml:space="preserve"> </w:t>
+      </w:r>
+    </w:p>
+    <w:p>
+      <w:pPr>
+        <w:pStyle w:val="ListParagraph"/>
+        <w:rPr>
+          <w:lang w:val="en-US"/>
+        </w:rPr>
+      </w:pPr>
+      <w:r>
+        <w:rPr>
+          <w:lang w:val="en-US"/>
+        </w:rPr>
+        <w:t>(</w:t>
+      </w:r>
+      <w:r>
+        <w:t>Manzoor Ahmed, Ali Arshad Nasir, Mudassir Masood, Kamran Ali Memon, Khurram Karim Qureshi, Feroz Khan, Wali Ullah Khan, Fang Xu, and Zhu Han</w:t>
+      </w:r>
+      <w:r>
+        <w:rPr>
+          <w:lang w:val="en-US"/>
+        </w:rPr>
+        <w:t>)</w:t>
+      </w:r>
     </w:p>
     <w:sectPr>
       <w:headerReference w:type="default" r:id="rId14"/>
@@ -11328,7 +11442,7 @@
         <w:sz w:val="22"/>
         <w:szCs w:val="22"/>
       </w:rPr>
-      <w:t>14</w:t>
+      <w:t>3</w:t>
     </w:r>
     <w:r>
       <w:rPr>
@@ -15859,7 +15973,7 @@
   <a:extraClrSchemeLst/>
   <a:extLst>
     <a:ext uri="{05A4C25C-085E-4340-85A3-A5531E510DB2}">
-      <thm15:themeFamily xmlns:thm15="http://schemas.microsoft.com/office/thememl/2012/main" xmlns="" name="Office Theme" id="{62F939B6-93AF-4DB8-9C6B-D6C7DFDC589F}" vid="{4A3C46E8-61CC-4603-A589-7422A47A8E4A}"/>
+      <thm15:themeFamily xmlns="" xmlns:thm15="http://schemas.microsoft.com/office/thememl/2012/main" name="Office Theme" id="{62F939B6-93AF-4DB8-9C6B-D6C7DFDC589F}" vid="{4A3C46E8-61CC-4603-A589-7422A47A8E4A}"/>
     </a:ext>
   </a:extLst>
 </a:theme>
